--- a/public/assets/files/niestacjonarne/ALG.docx
+++ b/public/assets/files/niestacjonarne/ALG.docx
@@ -523,6 +523,7 @@
                 <w:i w:val="0"/>
                 <w:sz w:val="22"/>
               </w:rPr>
+              <w:t>I</w:t>
             </w:r>
           </w:p>
         </w:tc>
@@ -560,6 +561,7 @@
                 <w:i w:val="0"/>
                 <w:sz w:val="22"/>
               </w:rPr>
+              <w:t>obligatoryjny</w:t>
             </w:r>
           </w:p>
         </w:tc>

--- a/public/assets/files/niestacjonarne/ALG.docx
+++ b/public/assets/files/niestacjonarne/ALG.docx
@@ -1156,6 +1156,7 @@
                 <w:i w:val="0"/>
                 <w:sz w:val="22"/>
               </w:rPr>
+              <w:t>Samodzielne rozwiązywanie zadań z algebry liniowej i geometrii analitycznej; powtórzenie materiału przed kolokwiami; ćwiczenie obliczeń macierzowych i wektorowych.</w:t>
             </w:r>
           </w:p>
         </w:tc>
@@ -1266,7 +1267,45 @@
           <w:tcPr>
             <w:tcW w:type="dxa" w:w="9972"/>
           </w:tcPr>
-          <w:p/>
+          <w:p>
+            <w:pPr>
+              <w:spacing w:before="20" w:after="20"/>
+            </w:pPr>
+            <w:r>
+              <w:rPr>
+                <w:rFonts w:ascii="Aptos" w:hAnsi="Aptos"/>
+                <w:b/>
+                <w:sz w:val="22"/>
+              </w:rPr>
+              <w:t>Ćwiczenia / Laboratorium:</w:t>
+            </w:r>
+          </w:p>
+          <w:p>
+            <w:pPr>
+              <w:spacing w:before="20" w:after="20"/>
+            </w:pPr>
+            <w:r>
+              <w:rPr>
+                <w:rFonts w:ascii="Aptos" w:hAnsi="Aptos"/>
+                <w:b w:val="0"/>
+                <w:sz w:val="22"/>
+              </w:rPr>
+              <w:t>• rozwiązywanie zadań</w:t>
+            </w:r>
+          </w:p>
+          <w:p>
+            <w:pPr>
+              <w:spacing w:before="20" w:after="20"/>
+            </w:pPr>
+            <w:r>
+              <w:rPr>
+                <w:rFonts w:ascii="Aptos" w:hAnsi="Aptos"/>
+                <w:b w:val="0"/>
+                <w:sz w:val="22"/>
+              </w:rPr>
+              <w:t>• dyskusja</w:t>
+            </w:r>
+          </w:p>
         </w:tc>
       </w:tr>
     </w:tbl>
@@ -1515,225 +1554,10 @@
             <w:r>
               <w:rPr>
                 <w:rFonts w:ascii="Aptos" w:hAnsi="Aptos"/>
-                <w:sz w:val="22"/>
-              </w:rPr>
-              <w:t>1. Rozwiązywanie zadań na tablicy</w:t>
-            </w:r>
-          </w:p>
-          <w:p>
-            <w:pPr>
-              <w:spacing w:before="20" w:after="20"/>
-            </w:pPr>
-            <w:r>
-              <w:rPr>
-                <w:rFonts w:ascii="Aptos" w:hAnsi="Aptos"/>
-                <w:sz w:val="22"/>
-              </w:rPr>
-              <w:t>2. rozwiązywanie zadań na tablicy</w:t>
-            </w:r>
-          </w:p>
-          <w:p>
-            <w:pPr>
-              <w:spacing w:before="20" w:after="20"/>
-            </w:pPr>
-            <w:r>
-              <w:rPr>
-                <w:rFonts w:ascii="Aptos" w:hAnsi="Aptos"/>
-                <w:sz w:val="22"/>
-              </w:rPr>
-              <w:t>3. dykusja</w:t>
-            </w:r>
-          </w:p>
-          <w:p>
-            <w:pPr>
-              <w:spacing w:before="20" w:after="20"/>
-            </w:pPr>
-            <w:r>
-              <w:rPr>
-                <w:rFonts w:ascii="Aptos" w:hAnsi="Aptos"/>
-                <w:sz w:val="22"/>
-              </w:rPr>
-              <w:t>4. Kryteria oceny</w:t>
-            </w:r>
-          </w:p>
-          <w:p>
-            <w:pPr>
-              <w:spacing w:before="20" w:after="20"/>
-            </w:pPr>
-            <w:r>
-              <w:rPr>
-                <w:rFonts w:ascii="Aptos" w:hAnsi="Aptos"/>
-                <w:sz w:val="22"/>
-              </w:rPr>
-              <w:t>5. Zaliczenie ćwiczeń na podstawie dwóch kolokwiów (do 10 zadań). Student jest zobowiązany uzyskać wynik powyżej 50% możliwych do zdobycia sumarycznie z obu kolokwiów.</w:t>
-            </w:r>
-          </w:p>
-          <w:p>
-            <w:pPr>
-              <w:spacing w:before="20" w:after="20"/>
-            </w:pPr>
-            <w:r>
-              <w:rPr>
-                <w:rFonts w:ascii="Aptos" w:hAnsi="Aptos"/>
-                <w:sz w:val="22"/>
-              </w:rPr>
-              <w:t>6. Skala ocen:</w:t>
-            </w:r>
-          </w:p>
-          <w:p>
-            <w:pPr>
-              <w:spacing w:before="20" w:after="20"/>
-            </w:pPr>
-            <w:r>
-              <w:rPr>
-                <w:rFonts w:ascii="Aptos" w:hAnsi="Aptos"/>
-                <w:sz w:val="22"/>
-              </w:rPr>
-              <w:t>7. Poniżej 50% - ndst</w:t>
-            </w:r>
-          </w:p>
-          <w:p>
-            <w:pPr>
-              <w:spacing w:before="20" w:after="20"/>
-            </w:pPr>
-            <w:r>
-              <w:rPr>
-                <w:rFonts w:ascii="Aptos" w:hAnsi="Aptos"/>
-                <w:sz w:val="22"/>
-              </w:rPr>
-              <w:t>8. Od 50% - dst</w:t>
-            </w:r>
-          </w:p>
-          <w:p>
-            <w:pPr>
-              <w:spacing w:before="20" w:after="20"/>
-            </w:pPr>
-            <w:r>
-              <w:rPr>
-                <w:rFonts w:ascii="Aptos" w:hAnsi="Aptos"/>
-                <w:sz w:val="22"/>
-              </w:rPr>
-              <w:t>9. Od 60% - dst+</w:t>
-            </w:r>
-          </w:p>
-          <w:p>
-            <w:pPr>
-              <w:spacing w:before="20" w:after="20"/>
-            </w:pPr>
-            <w:r>
-              <w:rPr>
-                <w:rFonts w:ascii="Aptos" w:hAnsi="Aptos"/>
-                <w:sz w:val="22"/>
-              </w:rPr>
-              <w:t>10. Od 70% - db</w:t>
-            </w:r>
-          </w:p>
-          <w:p>
-            <w:pPr>
-              <w:spacing w:before="20" w:after="20"/>
-            </w:pPr>
-            <w:r>
-              <w:rPr>
-                <w:rFonts w:ascii="Aptos" w:hAnsi="Aptos"/>
-                <w:sz w:val="22"/>
-              </w:rPr>
-              <w:t>11. Od 80% - db+</w:t>
-            </w:r>
-          </w:p>
-          <w:p>
-            <w:pPr>
-              <w:spacing w:before="20" w:after="20"/>
-            </w:pPr>
-            <w:r>
-              <w:rPr>
-                <w:rFonts w:ascii="Aptos" w:hAnsi="Aptos"/>
-                <w:sz w:val="22"/>
-              </w:rPr>
-              <w:t>12. Od 90% - bdb</w:t>
-            </w:r>
-          </w:p>
-          <w:p>
-            <w:pPr>
-              <w:spacing w:before="20" w:after="20"/>
-            </w:pPr>
-            <w:r>
-              <w:rPr>
-                <w:rFonts w:ascii="Aptos" w:hAnsi="Aptos"/>
-                <w:sz w:val="22"/>
-              </w:rPr>
-              <w:t>13. Poniżej 50% - ndst</w:t>
-            </w:r>
-          </w:p>
-          <w:p>
-            <w:pPr>
-              <w:spacing w:before="20" w:after="20"/>
-            </w:pPr>
-            <w:r>
-              <w:rPr>
-                <w:rFonts w:ascii="Aptos" w:hAnsi="Aptos"/>
-                <w:sz w:val="22"/>
-              </w:rPr>
-              <w:t>14. Od 50% - dst</w:t>
-            </w:r>
-          </w:p>
-          <w:p>
-            <w:pPr>
-              <w:spacing w:before="20" w:after="20"/>
-            </w:pPr>
-            <w:r>
-              <w:rPr>
-                <w:rFonts w:ascii="Aptos" w:hAnsi="Aptos"/>
-                <w:sz w:val="22"/>
-              </w:rPr>
-              <w:t>15. Od 60% - dst+</w:t>
-            </w:r>
-          </w:p>
-          <w:p>
-            <w:pPr>
-              <w:spacing w:before="20" w:after="20"/>
-            </w:pPr>
-            <w:r>
-              <w:rPr>
-                <w:rFonts w:ascii="Aptos" w:hAnsi="Aptos"/>
-                <w:sz w:val="22"/>
-              </w:rPr>
-              <w:t>16. Od 70% - db</w:t>
-            </w:r>
-          </w:p>
-          <w:p>
-            <w:pPr>
-              <w:spacing w:before="20" w:after="20"/>
-            </w:pPr>
-            <w:r>
-              <w:rPr>
-                <w:rFonts w:ascii="Aptos" w:hAnsi="Aptos"/>
-                <w:sz w:val="22"/>
-              </w:rPr>
-              <w:t>17. Od 80% - db+</w:t>
-            </w:r>
-          </w:p>
-          <w:p>
-            <w:pPr>
-              <w:spacing w:before="20" w:after="20"/>
-            </w:pPr>
-            <w:r>
-              <w:rPr>
-                <w:rFonts w:ascii="Aptos" w:hAnsi="Aptos"/>
-                <w:sz w:val="22"/>
-              </w:rPr>
-              <w:t>18. Od 90% - bdb</w:t>
-            </w:r>
-          </w:p>
-          <w:p>
-            <w:pPr>
-              <w:spacing w:before="20" w:after="20"/>
-            </w:pPr>
-            <w:r>
-              <w:rPr>
-                <w:rFonts w:ascii="Aptos" w:hAnsi="Aptos"/>
-                <w:sz w:val="22"/>
-              </w:rPr>
-              <w:t>19. Przed podejściem do egzaminu student musi zaliczyć część ćwiczeniową.</w:t>
+                <w:b w:val="0"/>
+                <w:i w:val="0"/>
+                <w:sz w:val="22"/>
+              </w:rPr>
             </w:r>
           </w:p>
         </w:tc>
@@ -1750,223 +1574,19 @@
                 <w:rFonts w:ascii="Aptos" w:hAnsi="Aptos"/>
                 <w:sz w:val="22"/>
               </w:rPr>
-              <w:t>1. Rozwiązywanie zadań na tablicy</w:t>
-            </w:r>
-          </w:p>
-          <w:p>
-            <w:pPr>
-              <w:spacing w:before="20" w:after="20"/>
-            </w:pPr>
-            <w:r>
-              <w:rPr>
-                <w:rFonts w:ascii="Aptos" w:hAnsi="Aptos"/>
-                <w:sz w:val="22"/>
-              </w:rPr>
-              <w:t>2. rozwiązywanie zadań na tablicy</w:t>
-            </w:r>
-          </w:p>
-          <w:p>
-            <w:pPr>
-              <w:spacing w:before="20" w:after="20"/>
-            </w:pPr>
-            <w:r>
-              <w:rPr>
-                <w:rFonts w:ascii="Aptos" w:hAnsi="Aptos"/>
-                <w:sz w:val="22"/>
-              </w:rPr>
-              <w:t>3. dykusja</w:t>
-            </w:r>
-          </w:p>
-          <w:p>
-            <w:pPr>
-              <w:spacing w:before="20" w:after="20"/>
-            </w:pPr>
-            <w:r>
-              <w:rPr>
-                <w:rFonts w:ascii="Aptos" w:hAnsi="Aptos"/>
-                <w:sz w:val="22"/>
-              </w:rPr>
-              <w:t>4. Kryteria oceny</w:t>
-            </w:r>
-          </w:p>
-          <w:p>
-            <w:pPr>
-              <w:spacing w:before="20" w:after="20"/>
-            </w:pPr>
-            <w:r>
-              <w:rPr>
-                <w:rFonts w:ascii="Aptos" w:hAnsi="Aptos"/>
-                <w:sz w:val="22"/>
-              </w:rPr>
-              <w:t>5. Zaliczenie ćwiczeń na podstawie dwóch kolokwiów (do 10 zadań). Student jest zobowiązany uzyskać wynik powyżej 50% możliwych do zdobycia sumarycznie z obu kolokwiów.</w:t>
-            </w:r>
-          </w:p>
-          <w:p>
-            <w:pPr>
-              <w:spacing w:before="20" w:after="20"/>
-            </w:pPr>
-            <w:r>
-              <w:rPr>
-                <w:rFonts w:ascii="Aptos" w:hAnsi="Aptos"/>
-                <w:sz w:val="22"/>
-              </w:rPr>
-              <w:t>6. Skala ocen:</w:t>
-            </w:r>
-          </w:p>
-          <w:p>
-            <w:pPr>
-              <w:spacing w:before="20" w:after="20"/>
-            </w:pPr>
-            <w:r>
-              <w:rPr>
-                <w:rFonts w:ascii="Aptos" w:hAnsi="Aptos"/>
-                <w:sz w:val="22"/>
-              </w:rPr>
-              <w:t>7. Poniżej 50% - ndst</w:t>
-            </w:r>
-          </w:p>
-          <w:p>
-            <w:pPr>
-              <w:spacing w:before="20" w:after="20"/>
-            </w:pPr>
-            <w:r>
-              <w:rPr>
-                <w:rFonts w:ascii="Aptos" w:hAnsi="Aptos"/>
-                <w:sz w:val="22"/>
-              </w:rPr>
-              <w:t>8. Od 50% - dst</w:t>
-            </w:r>
-          </w:p>
-          <w:p>
-            <w:pPr>
-              <w:spacing w:before="20" w:after="20"/>
-            </w:pPr>
-            <w:r>
-              <w:rPr>
-                <w:rFonts w:ascii="Aptos" w:hAnsi="Aptos"/>
-                <w:sz w:val="22"/>
-              </w:rPr>
-              <w:t>9. Od 60% - dst+</w:t>
-            </w:r>
-          </w:p>
-          <w:p>
-            <w:pPr>
-              <w:spacing w:before="20" w:after="20"/>
-            </w:pPr>
-            <w:r>
-              <w:rPr>
-                <w:rFonts w:ascii="Aptos" w:hAnsi="Aptos"/>
-                <w:sz w:val="22"/>
-              </w:rPr>
-              <w:t>10. Od 70% - db</w:t>
-            </w:r>
-          </w:p>
-          <w:p>
-            <w:pPr>
-              <w:spacing w:before="20" w:after="20"/>
-            </w:pPr>
-            <w:r>
-              <w:rPr>
-                <w:rFonts w:ascii="Aptos" w:hAnsi="Aptos"/>
-                <w:sz w:val="22"/>
-              </w:rPr>
-              <w:t>11. Od 80% - db+</w:t>
-            </w:r>
-          </w:p>
-          <w:p>
-            <w:pPr>
-              <w:spacing w:before="20" w:after="20"/>
-            </w:pPr>
-            <w:r>
-              <w:rPr>
-                <w:rFonts w:ascii="Aptos" w:hAnsi="Aptos"/>
-                <w:sz w:val="22"/>
-              </w:rPr>
-              <w:t>12. Od 90% - bdb</w:t>
-            </w:r>
-          </w:p>
-          <w:p>
-            <w:pPr>
-              <w:spacing w:before="20" w:after="20"/>
-            </w:pPr>
-            <w:r>
-              <w:rPr>
-                <w:rFonts w:ascii="Aptos" w:hAnsi="Aptos"/>
-                <w:sz w:val="22"/>
-              </w:rPr>
-              <w:t>13. Poniżej 50% - ndst</w:t>
-            </w:r>
-          </w:p>
-          <w:p>
-            <w:pPr>
-              <w:spacing w:before="20" w:after="20"/>
-            </w:pPr>
-            <w:r>
-              <w:rPr>
-                <w:rFonts w:ascii="Aptos" w:hAnsi="Aptos"/>
-                <w:sz w:val="22"/>
-              </w:rPr>
-              <w:t>14. Od 50% - dst</w:t>
-            </w:r>
-          </w:p>
-          <w:p>
-            <w:pPr>
-              <w:spacing w:before="20" w:after="20"/>
-            </w:pPr>
-            <w:r>
-              <w:rPr>
-                <w:rFonts w:ascii="Aptos" w:hAnsi="Aptos"/>
-                <w:sz w:val="22"/>
-              </w:rPr>
-              <w:t>15. Od 60% - dst+</w:t>
-            </w:r>
-          </w:p>
-          <w:p>
-            <w:pPr>
-              <w:spacing w:before="20" w:after="20"/>
-            </w:pPr>
-            <w:r>
-              <w:rPr>
-                <w:rFonts w:ascii="Aptos" w:hAnsi="Aptos"/>
-                <w:sz w:val="22"/>
-              </w:rPr>
-              <w:t>16. Od 70% - db</w:t>
-            </w:r>
-          </w:p>
-          <w:p>
-            <w:pPr>
-              <w:spacing w:before="20" w:after="20"/>
-            </w:pPr>
-            <w:r>
-              <w:rPr>
-                <w:rFonts w:ascii="Aptos" w:hAnsi="Aptos"/>
-                <w:sz w:val="22"/>
-              </w:rPr>
-              <w:t>17. Od 80% - db+</w:t>
-            </w:r>
-          </w:p>
-          <w:p>
-            <w:pPr>
-              <w:spacing w:before="20" w:after="20"/>
-            </w:pPr>
-            <w:r>
-              <w:rPr>
-                <w:rFonts w:ascii="Aptos" w:hAnsi="Aptos"/>
-                <w:sz w:val="22"/>
-              </w:rPr>
-              <w:t>18. Od 90% - bdb</w:t>
-            </w:r>
-          </w:p>
-          <w:p>
-            <w:pPr>
-              <w:spacing w:before="20" w:after="20"/>
-            </w:pPr>
-            <w:r>
-              <w:rPr>
-                <w:rFonts w:ascii="Aptos" w:hAnsi="Aptos"/>
-                <w:sz w:val="22"/>
-              </w:rPr>
-              <w:t>19. Przed podejściem do egzaminu student musi zaliczyć część ćwiczeniową.</w:t>
+              <w:t>1. kolokwium</w:t>
+            </w:r>
+          </w:p>
+          <w:p>
+            <w:pPr>
+              <w:spacing w:before="20" w:after="20"/>
+            </w:pPr>
+            <w:r>
+              <w:rPr>
+                <w:rFonts w:ascii="Aptos" w:hAnsi="Aptos"/>
+                <w:sz w:val="22"/>
+              </w:rPr>
+              <w:t>2. sprawdziany wstępne „wejściówki"</w:t>
             </w:r>
           </w:p>
         </w:tc>
@@ -3022,7 +2642,7 @@
                 <w:i w:val="0"/>
                 <w:sz w:val="22"/>
               </w:rPr>
-              <w:t>Rozwiązywanie zadań na tablicy; rozwiązywanie zadań na tablicy; dykusja; Kryteria oceny; Zaliczenie ćwiczeń na podstawie dwóch kolokwiów (do 10 zadań). Student jest zobowiązany uzyskać wynik powyżej 50% możliwych do zdobycia sumarycznie z obu kolokwiów.; Skala ocen:; Poniżej 50% - ndst; Od 50% - dst; Od 60% - dst+; Od 70% - db; Od 80% - db+; Od 90% - bdb; Poniżej 50% - ndst; Od 50% - dst; Od 60% - dst+; Od 70% - db; Od 80% - db+; Od 90% - bdb; Przed podejściem do egzaminu student musi zaliczyć część ćwiczeniową.</w:t>
+              <w:t>kolokwium; sprawdziany wstępne „wejściówki"</w:t>
             </w:r>
           </w:p>
         </w:tc>
@@ -3080,7 +2700,7 @@
                 <w:i w:val="0"/>
                 <w:sz w:val="22"/>
               </w:rPr>
-              <w:t>Rozwiązywanie zadań na tablicy; rozwiązywanie zadań na tablicy; dykusja; Kryteria oceny; Zaliczenie ćwiczeń na podstawie dwóch kolokwiów (do 10 zadań). Student jest zobowiązany uzyskać wynik powyżej 50% możliwych do zdobycia sumarycznie z obu kolokwiów.; Skala ocen:; Poniżej 50% - ndst; Od 50% - dst; Od 60% - dst+; Od 70% - db; Od 80% - db+; Od 90% - bdb; Poniżej 50% - ndst; Od 50% - dst; Od 60% - dst+; Od 70% - db; Od 80% - db+; Od 90% - bdb; Przed podejściem do egzaminu student musi zaliczyć część ćwiczeniową.</w:t>
+              <w:t>kolokwium; sprawdziany wstępne „wejściówki"</w:t>
             </w:r>
           </w:p>
         </w:tc>
@@ -3138,7 +2758,7 @@
                 <w:i w:val="0"/>
                 <w:sz w:val="22"/>
               </w:rPr>
-              <w:t>Rozwiązywanie zadań na tablicy; rozwiązywanie zadań na tablicy; dykusja; Kryteria oceny; Zaliczenie ćwiczeń na podstawie dwóch kolokwiów (do 10 zadań). Student jest zobowiązany uzyskać wynik powyżej 50% możliwych do zdobycia sumarycznie z obu kolokwiów.; Skala ocen:; Poniżej 50% - ndst; Od 50% - dst; Od 60% - dst+; Od 70% - db; Od 80% - db+; Od 90% - bdb; Poniżej 50% - ndst; Od 50% - dst; Od 60% - dst+; Od 70% - db; Od 80% - db+; Od 90% - bdb; Przed podejściem do egzaminu student musi zaliczyć część ćwiczeniową.</w:t>
+              <w:t>kolokwium; sprawdziany wstępne „wejściówki"</w:t>
             </w:r>
           </w:p>
         </w:tc>
@@ -3302,7 +2922,7 @@
                 <w:i w:val="0"/>
                 <w:sz w:val="22"/>
               </w:rPr>
-              <w:t>Rozwiązywanie zadań na tablicy; rozwiązywanie zadań na tablicy; dykusja; Kryteria oceny; Zaliczenie ćwiczeń na podstawie dwóch kolokwiów (do 10 zadań). Student jest zobowiązany uzyskać wynik powyżej 50% możliwych do zdobycia sumarycznie z obu kolokwiów.; Skala ocen:; Poniżej 50% - ndst; Od 50% - dst; Od 60% - dst+; Od 70% - db; Od 80% - db+; Od 90% - bdb; Poniżej 50% - ndst; Od 50% - dst; Od 60% - dst+; Od 70% - db; Od 80% - db+; Od 90% - bdb; Przed podejściem do egzaminu student musi zaliczyć część ćwiczeniową.</w:t>
+              <w:t>kolokwium; sprawdziany wstępne „wejściówki"</w:t>
             </w:r>
           </w:p>
         </w:tc>
@@ -3360,7 +2980,7 @@
                 <w:i w:val="0"/>
                 <w:sz w:val="22"/>
               </w:rPr>
-              <w:t>Rozwiązywanie zadań na tablicy; rozwiązywanie zadań na tablicy; dykusja; Kryteria oceny; Zaliczenie ćwiczeń na podstawie dwóch kolokwiów (do 10 zadań). Student jest zobowiązany uzyskać wynik powyżej 50% możliwych do zdobycia sumarycznie z obu kolokwiów.; Skala ocen:; Poniżej 50% - ndst; Od 50% - dst; Od 60% - dst+; Od 70% - db; Od 80% - db+; Od 90% - bdb; Poniżej 50% - ndst; Od 50% - dst; Od 60% - dst+; Od 70% - db; Od 80% - db+; Od 90% - bdb; Przed podejściem do egzaminu student musi zaliczyć część ćwiczeniową.</w:t>
+              <w:t>kolokwium; sprawdziany wstępne „wejściówki"</w:t>
             </w:r>
           </w:p>
         </w:tc>
@@ -3418,7 +3038,7 @@
                 <w:i w:val="0"/>
                 <w:sz w:val="22"/>
               </w:rPr>
-              <w:t>Rozwiązywanie zadań na tablicy; rozwiązywanie zadań na tablicy; dykusja; Kryteria oceny; Zaliczenie ćwiczeń na podstawie dwóch kolokwiów (do 10 zadań). Student jest zobowiązany uzyskać wynik powyżej 50% możliwych do zdobycia sumarycznie z obu kolokwiów.; Skala ocen:; Poniżej 50% - ndst; Od 50% - dst; Od 60% - dst+; Od 70% - db; Od 80% - db+; Od 90% - bdb; Poniżej 50% - ndst; Od 50% - dst; Od 60% - dst+; Od 70% - db; Od 80% - db+; Od 90% - bdb; Przed podejściem do egzaminu student musi zaliczyć część ćwiczeniową.</w:t>
+              <w:t>kolokwium; sprawdziany wstępne „wejściówki"</w:t>
             </w:r>
           </w:p>
         </w:tc>
@@ -3581,7 +3201,7 @@
                 <w:i w:val="0"/>
                 <w:sz w:val="22"/>
               </w:rPr>
-              <w:t>Rozwiązywanie zadań na tablicy; rozwiązywanie zadań na tablicy; dykusja; Kryteria oceny; Zaliczenie ćwiczeń na podstawie dwóch kolokwiów (do 10 zadań). Student jest zobowiązany uzyskać wynik powyżej 50% możliwych do zdobycia sumarycznie z obu kolokwiów.; Skala ocen:; Poniżej 50% - ndst; Od 50% - dst; Od 60% - dst+; Od 70% - db; Od 80% - db+; Od 90% - bdb; Poniżej 50% - ndst; Od 50% - dst; Od 60% - dst+; Od 70% - db; Od 80% - db+; Od 90% - bdb; Przed podejściem do egzaminu student musi zaliczyć część ćwiczeniową.</w:t>
+              <w:t>kolokwium; sprawdziany wstępne „wejściówki"</w:t>
             </w:r>
           </w:p>
         </w:tc>
@@ -3639,7 +3259,7 @@
                 <w:i w:val="0"/>
                 <w:sz w:val="22"/>
               </w:rPr>
-              <w:t>Rozwiązywanie zadań na tablicy; rozwiązywanie zadań na tablicy; dykusja; Kryteria oceny; Zaliczenie ćwiczeń na podstawie dwóch kolokwiów (do 10 zadań). Student jest zobowiązany uzyskać wynik powyżej 50% możliwych do zdobycia sumarycznie z obu kolokwiów.; Skala ocen:; Poniżej 50% - ndst; Od 50% - dst; Od 60% - dst+; Od 70% - db; Od 80% - db+; Od 90% - bdb; Poniżej 50% - ndst; Od 50% - dst; Od 60% - dst+; Od 70% - db; Od 80% - db+; Od 90% - bdb; Przed podejściem do egzaminu student musi zaliczyć część ćwiczeniową.</w:t>
+              <w:t>kolokwium; sprawdziany wstępne „wejściówki"</w:t>
             </w:r>
           </w:p>
         </w:tc>
@@ -3697,7 +3317,7 @@
                 <w:i w:val="0"/>
                 <w:sz w:val="22"/>
               </w:rPr>
-              <w:t>Rozwiązywanie zadań na tablicy; rozwiązywanie zadań na tablicy; dykusja; Kryteria oceny; Zaliczenie ćwiczeń na podstawie dwóch kolokwiów (do 10 zadań). Student jest zobowiązany uzyskać wynik powyżej 50% możliwych do zdobycia sumarycznie z obu kolokwiów.; Skala ocen:; Poniżej 50% - ndst; Od 50% - dst; Od 60% - dst+; Od 70% - db; Od 80% - db+; Od 90% - bdb; Poniżej 50% - ndst; Od 50% - dst; Od 60% - dst+; Od 70% - db; Od 80% - db+; Od 90% - bdb; Przed podejściem do egzaminu student musi zaliczyć część ćwiczeniową.</w:t>
+              <w:t>kolokwium; sprawdziany wstępne „wejściówki"</w:t>
             </w:r>
           </w:p>
         </w:tc>
@@ -3755,7 +3375,7 @@
                 <w:i w:val="0"/>
                 <w:sz w:val="22"/>
               </w:rPr>
-              <w:t>Rozwiązywanie zadań na tablicy; rozwiązywanie zadań na tablicy; dykusja; Kryteria oceny; Zaliczenie ćwiczeń na podstawie dwóch kolokwiów (do 10 zadań). Student jest zobowiązany uzyskać wynik powyżej 50% możliwych do zdobycia sumarycznie z obu kolokwiów.; Skala ocen:; Poniżej 50% - ndst; Od 50% - dst; Od 60% - dst+; Od 70% - db; Od 80% - db+; Od 90% - bdb; Poniżej 50% - ndst; Od 50% - dst; Od 60% - dst+; Od 70% - db; Od 80% - db+; Od 90% - bdb; Przed podejściem do egzaminu student musi zaliczyć część ćwiczeniową.</w:t>
+              <w:t>kolokwium; sprawdziany wstępne „wejściówki"</w:t>
             </w:r>
           </w:p>
         </w:tc>
@@ -3813,7 +3433,7 @@
                 <w:i w:val="0"/>
                 <w:sz w:val="22"/>
               </w:rPr>
-              <w:t>Rozwiązywanie zadań na tablicy; rozwiązywanie zadań na tablicy; dykusja; Kryteria oceny; Zaliczenie ćwiczeń na podstawie dwóch kolokwiów (do 10 zadań). Student jest zobowiązany uzyskać wynik powyżej 50% możliwych do zdobycia sumarycznie z obu kolokwiów.; Skala ocen:; Poniżej 50% - ndst; Od 50% - dst; Od 60% - dst+; Od 70% - db; Od 80% - db+; Od 90% - bdb; Poniżej 50% - ndst; Od 50% - dst; Od 60% - dst+; Od 70% - db; Od 80% - db+; Od 90% - bdb; Przed podejściem do egzaminu student musi zaliczyć część ćwiczeniową.</w:t>
+              <w:t>kolokwium; sprawdziany wstępne „wejściówki"</w:t>
             </w:r>
           </w:p>
         </w:tc>
@@ -3871,7 +3491,7 @@
                 <w:i w:val="0"/>
                 <w:sz w:val="22"/>
               </w:rPr>
-              <w:t>Rozwiązywanie zadań na tablicy; rozwiązywanie zadań na tablicy; dykusja; Kryteria oceny; Zaliczenie ćwiczeń na podstawie dwóch kolokwiów (do 10 zadań). Student jest zobowiązany uzyskać wynik powyżej 50% możliwych do zdobycia sumarycznie z obu kolokwiów.; Skala ocen:; Poniżej 50% - ndst; Od 50% - dst; Od 60% - dst+; Od 70% - db; Od 80% - db+; Od 90% - bdb; Poniżej 50% - ndst; Od 50% - dst; Od 60% - dst+; Od 70% - db; Od 80% - db+; Od 90% - bdb; Przed podejściem do egzaminu student musi zaliczyć część ćwiczeniową.</w:t>
+              <w:t>kolokwium; sprawdziany wstępne „wejściówki"</w:t>
             </w:r>
           </w:p>
         </w:tc>
@@ -3929,7 +3549,7 @@
                 <w:i w:val="0"/>
                 <w:sz w:val="22"/>
               </w:rPr>
-              <w:t>Rozwiązywanie zadań na tablicy; rozwiązywanie zadań na tablicy; dykusja; Kryteria oceny; Zaliczenie ćwiczeń na podstawie dwóch kolokwiów (do 10 zadań). Student jest zobowiązany uzyskać wynik powyżej 50% możliwych do zdobycia sumarycznie z obu kolokwiów.; Skala ocen:; Poniżej 50% - ndst; Od 50% - dst; Od 60% - dst+; Od 70% - db; Od 80% - db+; Od 90% - bdb; Poniżej 50% - ndst; Od 50% - dst; Od 60% - dst+; Od 70% - db; Od 80% - db+; Od 90% - bdb; Przed podejściem do egzaminu student musi zaliczyć część ćwiczeniową.</w:t>
+              <w:t>kolokwium; sprawdziany wstępne „wejściówki"</w:t>
             </w:r>
           </w:p>
         </w:tc>
@@ -3987,7 +3607,7 @@
                 <w:i w:val="0"/>
                 <w:sz w:val="22"/>
               </w:rPr>
-              <w:t>Rozwiązywanie zadań na tablicy; rozwiązywanie zadań na tablicy; dykusja; Kryteria oceny; Zaliczenie ćwiczeń na podstawie dwóch kolokwiów (do 10 zadań). Student jest zobowiązany uzyskać wynik powyżej 50% możliwych do zdobycia sumarycznie z obu kolokwiów.; Skala ocen:; Poniżej 50% - ndst; Od 50% - dst; Od 60% - dst+; Od 70% - db; Od 80% - db+; Od 90% - bdb; Poniżej 50% - ndst; Od 50% - dst; Od 60% - dst+; Od 70% - db; Od 80% - db+; Od 90% - bdb; Przed podejściem do egzaminu student musi zaliczyć część ćwiczeniową.</w:t>
+              <w:t>kolokwium; sprawdziany wstępne „wejściówki"</w:t>
             </w:r>
           </w:p>
         </w:tc>
@@ -4045,7 +3665,7 @@
                 <w:i w:val="0"/>
                 <w:sz w:val="22"/>
               </w:rPr>
-              <w:t>Rozwiązywanie zadań na tablicy; rozwiązywanie zadań na tablicy; dykusja; Kryteria oceny; Zaliczenie ćwiczeń na podstawie dwóch kolokwiów (do 10 zadań). Student jest zobowiązany uzyskać wynik powyżej 50% możliwych do zdobycia sumarycznie z obu kolokwiów.; Skala ocen:; Poniżej 50% - ndst; Od 50% - dst; Od 60% - dst+; Od 70% - db; Od 80% - db+; Od 90% - bdb; Poniżej 50% - ndst; Od 50% - dst; Od 60% - dst+; Od 70% - db; Od 80% - db+; Od 90% - bdb; Przed podejściem do egzaminu student musi zaliczyć część ćwiczeniową.</w:t>
+              <w:t>kolokwium; sprawdziany wstępne „wejściówki"</w:t>
             </w:r>
           </w:p>
         </w:tc>
@@ -4103,7 +3723,7 @@
                 <w:i w:val="0"/>
                 <w:sz w:val="22"/>
               </w:rPr>
-              <w:t>Rozwiązywanie zadań na tablicy; rozwiązywanie zadań na tablicy; dykusja; Kryteria oceny; Zaliczenie ćwiczeń na podstawie dwóch kolokwiów (do 10 zadań). Student jest zobowiązany uzyskać wynik powyżej 50% możliwych do zdobycia sumarycznie z obu kolokwiów.; Skala ocen:; Poniżej 50% - ndst; Od 50% - dst; Od 60% - dst+; Od 70% - db; Od 80% - db+; Od 90% - bdb; Poniżej 50% - ndst; Od 50% - dst; Od 60% - dst+; Od 70% - db; Od 80% - db+; Od 90% - bdb; Przed podejściem do egzaminu student musi zaliczyć część ćwiczeniową.</w:t>
+              <w:t>kolokwium; sprawdziany wstępne „wejściówki"</w:t>
             </w:r>
           </w:p>
         </w:tc>
@@ -4161,7 +3781,7 @@
                 <w:i w:val="0"/>
                 <w:sz w:val="22"/>
               </w:rPr>
-              <w:t>Rozwiązywanie zadań na tablicy; rozwiązywanie zadań na tablicy; dykusja; Kryteria oceny; Zaliczenie ćwiczeń na podstawie dwóch kolokwiów (do 10 zadań). Student jest zobowiązany uzyskać wynik powyżej 50% możliwych do zdobycia sumarycznie z obu kolokwiów.; Skala ocen:; Poniżej 50% - ndst; Od 50% - dst; Od 60% - dst+; Od 70% - db; Od 80% - db+; Od 90% - bdb; Poniżej 50% - ndst; Od 50% - dst; Od 60% - dst+; Od 70% - db; Od 80% - db+; Od 90% - bdb; Przed podejściem do egzaminu student musi zaliczyć część ćwiczeniową.</w:t>
+              <w:t>kolokwium; sprawdziany wstępne „wejściówki"</w:t>
             </w:r>
           </w:p>
         </w:tc>
@@ -4219,7 +3839,7 @@
                 <w:i w:val="0"/>
                 <w:sz w:val="22"/>
               </w:rPr>
-              <w:t>Rozwiązywanie zadań na tablicy; rozwiązywanie zadań na tablicy; dykusja; Kryteria oceny; Zaliczenie ćwiczeń na podstawie dwóch kolokwiów (do 10 zadań). Student jest zobowiązany uzyskać wynik powyżej 50% możliwych do zdobycia sumarycznie z obu kolokwiów.; Skala ocen:; Poniżej 50% - ndst; Od 50% - dst; Od 60% - dst+; Od 70% - db; Od 80% - db+; Od 90% - bdb; Poniżej 50% - ndst; Od 50% - dst; Od 60% - dst+; Od 70% - db; Od 80% - db+; Od 90% - bdb; Przed podejściem do egzaminu student musi zaliczyć część ćwiczeniową.</w:t>
+              <w:t>kolokwium; sprawdziany wstępne „wejściówki"</w:t>
             </w:r>
           </w:p>
         </w:tc>
@@ -4277,7 +3897,7 @@
                 <w:i w:val="0"/>
                 <w:sz w:val="22"/>
               </w:rPr>
-              <w:t>Rozwiązywanie zadań na tablicy; rozwiązywanie zadań na tablicy; dykusja; Kryteria oceny; Zaliczenie ćwiczeń na podstawie dwóch kolokwiów (do 10 zadań). Student jest zobowiązany uzyskać wynik powyżej 50% możliwych do zdobycia sumarycznie z obu kolokwiów.; Skala ocen:; Poniżej 50% - ndst; Od 50% - dst; Od 60% - dst+; Od 70% - db; Od 80% - db+; Od 90% - bdb; Poniżej 50% - ndst; Od 50% - dst; Od 60% - dst+; Od 70% - db; Od 80% - db+; Od 90% - bdb; Przed podejściem do egzaminu student musi zaliczyć część ćwiczeniową.</w:t>
+              <w:t>kolokwium; sprawdziany wstępne „wejściówki"</w:t>
             </w:r>
           </w:p>
         </w:tc>
@@ -4335,7 +3955,7 @@
                 <w:i w:val="0"/>
                 <w:sz w:val="22"/>
               </w:rPr>
-              <w:t>Rozwiązywanie zadań na tablicy; rozwiązywanie zadań na tablicy; dykusja; Kryteria oceny; Zaliczenie ćwiczeń na podstawie dwóch kolokwiów (do 10 zadań). Student jest zobowiązany uzyskać wynik powyżej 50% możliwych do zdobycia sumarycznie z obu kolokwiów.; Skala ocen:; Poniżej 50% - ndst; Od 50% - dst; Od 60% - dst+; Od 70% - db; Od 80% - db+; Od 90% - bdb; Poniżej 50% - ndst; Od 50% - dst; Od 60% - dst+; Od 70% - db; Od 80% - db+; Od 90% - bdb; Przed podejściem do egzaminu student musi zaliczyć część ćwiczeniową.</w:t>
+              <w:t>kolokwium; sprawdziany wstępne „wejściówki"</w:t>
             </w:r>
           </w:p>
         </w:tc>
@@ -4393,7 +4013,7 @@
                 <w:i w:val="0"/>
                 <w:sz w:val="22"/>
               </w:rPr>
-              <w:t>Rozwiązywanie zadań na tablicy; rozwiązywanie zadań na tablicy; dykusja; Kryteria oceny; Zaliczenie ćwiczeń na podstawie dwóch kolokwiów (do 10 zadań). Student jest zobowiązany uzyskać wynik powyżej 50% możliwych do zdobycia sumarycznie z obu kolokwiów.; Skala ocen:; Poniżej 50% - ndst; Od 50% - dst; Od 60% - dst+; Od 70% - db; Od 80% - db+; Od 90% - bdb; Poniżej 50% - ndst; Od 50% - dst; Od 60% - dst+; Od 70% - db; Od 80% - db+; Od 90% - bdb; Przed podejściem do egzaminu student musi zaliczyć część ćwiczeniową.</w:t>
+              <w:t>kolokwium; sprawdziany wstępne „wejściówki"</w:t>
             </w:r>
           </w:p>
         </w:tc>
@@ -4451,7 +4071,7 @@
                 <w:i w:val="0"/>
                 <w:sz w:val="22"/>
               </w:rPr>
-              <w:t>Rozwiązywanie zadań na tablicy; rozwiązywanie zadań na tablicy; dykusja; Kryteria oceny; Zaliczenie ćwiczeń na podstawie dwóch kolokwiów (do 10 zadań). Student jest zobowiązany uzyskać wynik powyżej 50% możliwych do zdobycia sumarycznie z obu kolokwiów.; Skala ocen:; Poniżej 50% - ndst; Od 50% - dst; Od 60% - dst+; Od 70% - db; Od 80% - db+; Od 90% - bdb; Poniżej 50% - ndst; Od 50% - dst; Od 60% - dst+; Od 70% - db; Od 80% - db+; Od 90% - bdb; Przed podejściem do egzaminu student musi zaliczyć część ćwiczeniową.</w:t>
+              <w:t>kolokwium; sprawdziany wstępne „wejściówki"</w:t>
             </w:r>
           </w:p>
         </w:tc>
@@ -4509,7 +4129,7 @@
                 <w:i w:val="0"/>
                 <w:sz w:val="22"/>
               </w:rPr>
-              <w:t>Rozwiązywanie zadań na tablicy; rozwiązywanie zadań na tablicy; dykusja; Kryteria oceny; Zaliczenie ćwiczeń na podstawie dwóch kolokwiów (do 10 zadań). Student jest zobowiązany uzyskać wynik powyżej 50% możliwych do zdobycia sumarycznie z obu kolokwiów.; Skala ocen:; Poniżej 50% - ndst; Od 50% - dst; Od 60% - dst+; Od 70% - db; Od 80% - db+; Od 90% - bdb; Poniżej 50% - ndst; Od 50% - dst; Od 60% - dst+; Od 70% - db; Od 80% - db+; Od 90% - bdb; Przed podejściem do egzaminu student musi zaliczyć część ćwiczeniową.</w:t>
+              <w:t>kolokwium; sprawdziany wstępne „wejściówki"</w:t>
             </w:r>
           </w:p>
         </w:tc>
@@ -4567,7 +4187,7 @@
                 <w:i w:val="0"/>
                 <w:sz w:val="22"/>
               </w:rPr>
-              <w:t>Rozwiązywanie zadań na tablicy; rozwiązywanie zadań na tablicy; dykusja; Kryteria oceny; Zaliczenie ćwiczeń na podstawie dwóch kolokwiów (do 10 zadań). Student jest zobowiązany uzyskać wynik powyżej 50% możliwych do zdobycia sumarycznie z obu kolokwiów.; Skala ocen:; Poniżej 50% - ndst; Od 50% - dst; Od 60% - dst+; Od 70% - db; Od 80% - db+; Od 90% - bdb; Poniżej 50% - ndst; Od 50% - dst; Od 60% - dst+; Od 70% - db; Od 80% - db+; Od 90% - bdb; Przed podejściem do egzaminu student musi zaliczyć część ćwiczeniową.</w:t>
+              <w:t>kolokwium; sprawdziany wstępne „wejściówki"</w:t>
             </w:r>
           </w:p>
         </w:tc>
@@ -4625,7 +4245,7 @@
                 <w:i w:val="0"/>
                 <w:sz w:val="22"/>
               </w:rPr>
-              <w:t>Rozwiązywanie zadań na tablicy; rozwiązywanie zadań na tablicy; dykusja; Kryteria oceny; Zaliczenie ćwiczeń na podstawie dwóch kolokwiów (do 10 zadań). Student jest zobowiązany uzyskać wynik powyżej 50% możliwych do zdobycia sumarycznie z obu kolokwiów.; Skala ocen:; Poniżej 50% - ndst; Od 50% - dst; Od 60% - dst+; Od 70% - db; Od 80% - db+; Od 90% - bdb; Poniżej 50% - ndst; Od 50% - dst; Od 60% - dst+; Od 70% - db; Od 80% - db+; Od 90% - bdb; Przed podejściem do egzaminu student musi zaliczyć część ćwiczeniową.</w:t>
+              <w:t>kolokwium; sprawdziany wstępne „wejściówki"</w:t>
             </w:r>
           </w:p>
         </w:tc>
@@ -4683,7 +4303,7 @@
                 <w:i w:val="0"/>
                 <w:sz w:val="22"/>
               </w:rPr>
-              <w:t>Rozwiązywanie zadań na tablicy; rozwiązywanie zadań na tablicy; dykusja; Kryteria oceny; Zaliczenie ćwiczeń na podstawie dwóch kolokwiów (do 10 zadań). Student jest zobowiązany uzyskać wynik powyżej 50% możliwych do zdobycia sumarycznie z obu kolokwiów.; Skala ocen:; Poniżej 50% - ndst; Od 50% - dst; Od 60% - dst+; Od 70% - db; Od 80% - db+; Od 90% - bdb; Poniżej 50% - ndst; Od 50% - dst; Od 60% - dst+; Od 70% - db; Od 80% - db+; Od 90% - bdb; Przed podejściem do egzaminu student musi zaliczyć część ćwiczeniową.</w:t>
+              <w:t>kolokwium; sprawdziany wstępne „wejściówki"</w:t>
             </w:r>
           </w:p>
         </w:tc>
@@ -4741,7 +4361,7 @@
                 <w:i w:val="0"/>
                 <w:sz w:val="22"/>
               </w:rPr>
-              <w:t>Rozwiązywanie zadań na tablicy; rozwiązywanie zadań na tablicy; dykusja; Kryteria oceny; Zaliczenie ćwiczeń na podstawie dwóch kolokwiów (do 10 zadań). Student jest zobowiązany uzyskać wynik powyżej 50% możliwych do zdobycia sumarycznie z obu kolokwiów.; Skala ocen:; Poniżej 50% - ndst; Od 50% - dst; Od 60% - dst+; Od 70% - db; Od 80% - db+; Od 90% - bdb; Poniżej 50% - ndst; Od 50% - dst; Od 60% - dst+; Od 70% - db; Od 80% - db+; Od 90% - bdb; Przed podejściem do egzaminu student musi zaliczyć część ćwiczeniową.</w:t>
+              <w:t>kolokwium; sprawdziany wstępne „wejściówki"</w:t>
             </w:r>
           </w:p>
         </w:tc>
@@ -4799,7 +4419,7 @@
                 <w:i w:val="0"/>
                 <w:sz w:val="22"/>
               </w:rPr>
-              <w:t>Rozwiązywanie zadań na tablicy; rozwiązywanie zadań na tablicy; dykusja; Kryteria oceny; Zaliczenie ćwiczeń na podstawie dwóch kolokwiów (do 10 zadań). Student jest zobowiązany uzyskać wynik powyżej 50% możliwych do zdobycia sumarycznie z obu kolokwiów.; Skala ocen:; Poniżej 50% - ndst; Od 50% - dst; Od 60% - dst+; Od 70% - db; Od 80% - db+; Od 90% - bdb; Poniżej 50% - ndst; Od 50% - dst; Od 60% - dst+; Od 70% - db; Od 80% - db+; Od 90% - bdb; Przed podejściem do egzaminu student musi zaliczyć część ćwiczeniową.</w:t>
+              <w:t>kolokwium; sprawdziany wstępne „wejściówki"</w:t>
             </w:r>
           </w:p>
         </w:tc>
@@ -4857,7 +4477,7 @@
                 <w:i w:val="0"/>
                 <w:sz w:val="22"/>
               </w:rPr>
-              <w:t>Rozwiązywanie zadań na tablicy; rozwiązywanie zadań na tablicy; dykusja; Kryteria oceny; Zaliczenie ćwiczeń na podstawie dwóch kolokwiów (do 10 zadań). Student jest zobowiązany uzyskać wynik powyżej 50% możliwych do zdobycia sumarycznie z obu kolokwiów.; Skala ocen:; Poniżej 50% - ndst; Od 50% - dst; Od 60% - dst+; Od 70% - db; Od 80% - db+; Od 90% - bdb; Poniżej 50% - ndst; Od 50% - dst; Od 60% - dst+; Od 70% - db; Od 80% - db+; Od 90% - bdb; Przed podejściem do egzaminu student musi zaliczyć część ćwiczeniową.</w:t>
+              <w:t>kolokwium; sprawdziany wstępne „wejściówki"</w:t>
             </w:r>
           </w:p>
         </w:tc>
@@ -4915,7 +4535,7 @@
                 <w:i w:val="0"/>
                 <w:sz w:val="22"/>
               </w:rPr>
-              <w:t>Rozwiązywanie zadań na tablicy; rozwiązywanie zadań na tablicy; dykusja; Kryteria oceny; Zaliczenie ćwiczeń na podstawie dwóch kolokwiów (do 10 zadań). Student jest zobowiązany uzyskać wynik powyżej 50% możliwych do zdobycia sumarycznie z obu kolokwiów.; Skala ocen:; Poniżej 50% - ndst; Od 50% - dst; Od 60% - dst+; Od 70% - db; Od 80% - db+; Od 90% - bdb; Poniżej 50% - ndst; Od 50% - dst; Od 60% - dst+; Od 70% - db; Od 80% - db+; Od 90% - bdb; Przed podejściem do egzaminu student musi zaliczyć część ćwiczeniową.</w:t>
+              <w:t>kolokwium; sprawdziany wstępne „wejściówki"</w:t>
             </w:r>
           </w:p>
         </w:tc>
@@ -4973,7 +4593,7 @@
                 <w:i w:val="0"/>
                 <w:sz w:val="22"/>
               </w:rPr>
-              <w:t>Rozwiązywanie zadań na tablicy; rozwiązywanie zadań na tablicy; dykusja; Kryteria oceny; Zaliczenie ćwiczeń na podstawie dwóch kolokwiów (do 10 zadań). Student jest zobowiązany uzyskać wynik powyżej 50% możliwych do zdobycia sumarycznie z obu kolokwiów.; Skala ocen:; Poniżej 50% - ndst; Od 50% - dst; Od 60% - dst+; Od 70% - db; Od 80% - db+; Od 90% - bdb; Poniżej 50% - ndst; Od 50% - dst; Od 60% - dst+; Od 70% - db; Od 80% - db+; Od 90% - bdb; Przed podejściem do egzaminu student musi zaliczyć część ćwiczeniową.</w:t>
+              <w:t>kolokwium; sprawdziany wstępne „wejściówki"</w:t>
             </w:r>
           </w:p>
         </w:tc>
@@ -5031,7 +4651,7 @@
                 <w:i w:val="0"/>
                 <w:sz w:val="22"/>
               </w:rPr>
-              <w:t>Rozwiązywanie zadań na tablicy; rozwiązywanie zadań na tablicy; dykusja; Kryteria oceny; Zaliczenie ćwiczeń na podstawie dwóch kolokwiów (do 10 zadań). Student jest zobowiązany uzyskać wynik powyżej 50% możliwych do zdobycia sumarycznie z obu kolokwiów.; Skala ocen:; Poniżej 50% - ndst; Od 50% - dst; Od 60% - dst+; Od 70% - db; Od 80% - db+; Od 90% - bdb; Poniżej 50% - ndst; Od 50% - dst; Od 60% - dst+; Od 70% - db; Od 80% - db+; Od 90% - bdb; Przed podejściem do egzaminu student musi zaliczyć część ćwiczeniową.</w:t>
+              <w:t>kolokwium; sprawdziany wstępne „wejściówki"</w:t>
             </w:r>
           </w:p>
         </w:tc>
@@ -5089,7 +4709,7 @@
                 <w:i w:val="0"/>
                 <w:sz w:val="22"/>
               </w:rPr>
-              <w:t>Rozwiązywanie zadań na tablicy; rozwiązywanie zadań na tablicy; dykusja; Kryteria oceny; Zaliczenie ćwiczeń na podstawie dwóch kolokwiów (do 10 zadań). Student jest zobowiązany uzyskać wynik powyżej 50% możliwych do zdobycia sumarycznie z obu kolokwiów.; Skala ocen:; Poniżej 50% - ndst; Od 50% - dst; Od 60% - dst+; Od 70% - db; Od 80% - db+; Od 90% - bdb; Poniżej 50% - ndst; Od 50% - dst; Od 60% - dst+; Od 70% - db; Od 80% - db+; Od 90% - bdb; Przed podejściem do egzaminu student musi zaliczyć część ćwiczeniową.</w:t>
+              <w:t>kolokwium; sprawdziany wstępne „wejściówki"</w:t>
             </w:r>
           </w:p>
         </w:tc>
@@ -5147,7 +4767,7 @@
                 <w:i w:val="0"/>
                 <w:sz w:val="22"/>
               </w:rPr>
-              <w:t>Rozwiązywanie zadań na tablicy; rozwiązywanie zadań na tablicy; dykusja; Kryteria oceny; Zaliczenie ćwiczeń na podstawie dwóch kolokwiów (do 10 zadań). Student jest zobowiązany uzyskać wynik powyżej 50% możliwych do zdobycia sumarycznie z obu kolokwiów.; Skala ocen:; Poniżej 50% - ndst; Od 50% - dst; Od 60% - dst+; Od 70% - db; Od 80% - db+; Od 90% - bdb; Poniżej 50% - ndst; Od 50% - dst; Od 60% - dst+; Od 70% - db; Od 80% - db+; Od 90% - bdb; Przed podejściem do egzaminu student musi zaliczyć część ćwiczeniową.</w:t>
+              <w:t>kolokwium; sprawdziany wstępne „wejściówki"</w:t>
             </w:r>
           </w:p>
         </w:tc>
@@ -5205,7 +4825,7 @@
                 <w:i w:val="0"/>
                 <w:sz w:val="22"/>
               </w:rPr>
-              <w:t>Rozwiązywanie zadań na tablicy; rozwiązywanie zadań na tablicy; dykusja; Kryteria oceny; Zaliczenie ćwiczeń na podstawie dwóch kolokwiów (do 10 zadań). Student jest zobowiązany uzyskać wynik powyżej 50% możliwych do zdobycia sumarycznie z obu kolokwiów.; Skala ocen:; Poniżej 50% - ndst; Od 50% - dst; Od 60% - dst+; Od 70% - db; Od 80% - db+; Od 90% - bdb; Poniżej 50% - ndst; Od 50% - dst; Od 60% - dst+; Od 70% - db; Od 80% - db+; Od 90% - bdb; Przed podejściem do egzaminu student musi zaliczyć część ćwiczeniową.</w:t>
+              <w:t>kolokwium; sprawdziany wstępne „wejściówki"</w:t>
             </w:r>
           </w:p>
         </w:tc>
@@ -5263,7 +4883,7 @@
                 <w:i w:val="0"/>
                 <w:sz w:val="22"/>
               </w:rPr>
-              <w:t>Rozwiązywanie zadań na tablicy; rozwiązywanie zadań na tablicy; dykusja; Kryteria oceny; Zaliczenie ćwiczeń na podstawie dwóch kolokwiów (do 10 zadań). Student jest zobowiązany uzyskać wynik powyżej 50% możliwych do zdobycia sumarycznie z obu kolokwiów.; Skala ocen:; Poniżej 50% - ndst; Od 50% - dst; Od 60% - dst+; Od 70% - db; Od 80% - db+; Od 90% - bdb; Poniżej 50% - ndst; Od 50% - dst; Od 60% - dst+; Od 70% - db; Od 80% - db+; Od 90% - bdb; Przed podejściem do egzaminu student musi zaliczyć część ćwiczeniową.</w:t>
+              <w:t>kolokwium; sprawdziany wstępne „wejściówki"</w:t>
             </w:r>
           </w:p>
         </w:tc>
@@ -5321,7 +4941,7 @@
                 <w:i w:val="0"/>
                 <w:sz w:val="22"/>
               </w:rPr>
-              <w:t>Rozwiązywanie zadań na tablicy; rozwiązywanie zadań na tablicy; dykusja; Kryteria oceny; Zaliczenie ćwiczeń na podstawie dwóch kolokwiów (do 10 zadań). Student jest zobowiązany uzyskać wynik powyżej 50% możliwych do zdobycia sumarycznie z obu kolokwiów.; Skala ocen:; Poniżej 50% - ndst; Od 50% - dst; Od 60% - dst+; Od 70% - db; Od 80% - db+; Od 90% - bdb; Poniżej 50% - ndst; Od 50% - dst; Od 60% - dst+; Od 70% - db; Od 80% - db+; Od 90% - bdb; Przed podejściem do egzaminu student musi zaliczyć część ćwiczeniową.</w:t>
+              <w:t>kolokwium; sprawdziany wstępne „wejściówki"</w:t>
             </w:r>
           </w:p>
         </w:tc>
@@ -5379,7 +4999,7 @@
                 <w:i w:val="0"/>
                 <w:sz w:val="22"/>
               </w:rPr>
-              <w:t>Rozwiązywanie zadań na tablicy; rozwiązywanie zadań na tablicy; dykusja; Kryteria oceny; Zaliczenie ćwiczeń na podstawie dwóch kolokwiów (do 10 zadań). Student jest zobowiązany uzyskać wynik powyżej 50% możliwych do zdobycia sumarycznie z obu kolokwiów.; Skala ocen:; Poniżej 50% - ndst; Od 50% - dst; Od 60% - dst+; Od 70% - db; Od 80% - db+; Od 90% - bdb; Poniżej 50% - ndst; Od 50% - dst; Od 60% - dst+; Od 70% - db; Od 80% - db+; Od 90% - bdb; Przed podejściem do egzaminu student musi zaliczyć część ćwiczeniową.</w:t>
+              <w:t>kolokwium; sprawdziany wstępne „wejściówki"</w:t>
             </w:r>
           </w:p>
         </w:tc>
@@ -5437,7 +5057,7 @@
                 <w:i w:val="0"/>
                 <w:sz w:val="22"/>
               </w:rPr>
-              <w:t>Rozwiązywanie zadań na tablicy; rozwiązywanie zadań na tablicy; dykusja; Kryteria oceny; Zaliczenie ćwiczeń na podstawie dwóch kolokwiów (do 10 zadań). Student jest zobowiązany uzyskać wynik powyżej 50% możliwych do zdobycia sumarycznie z obu kolokwiów.; Skala ocen:; Poniżej 50% - ndst; Od 50% - dst; Od 60% - dst+; Od 70% - db; Od 80% - db+; Od 90% - bdb; Poniżej 50% - ndst; Od 50% - dst; Od 60% - dst+; Od 70% - db; Od 80% - db+; Od 90% - bdb; Przed podejściem do egzaminu student musi zaliczyć część ćwiczeniową.</w:t>
+              <w:t>kolokwium; sprawdziany wstępne „wejściówki"</w:t>
             </w:r>
           </w:p>
         </w:tc>
@@ -5495,7 +5115,7 @@
                 <w:i w:val="0"/>
                 <w:sz w:val="22"/>
               </w:rPr>
-              <w:t>Rozwiązywanie zadań na tablicy; rozwiązywanie zadań na tablicy; dykusja; Kryteria oceny; Zaliczenie ćwiczeń na podstawie dwóch kolokwiów (do 10 zadań). Student jest zobowiązany uzyskać wynik powyżej 50% możliwych do zdobycia sumarycznie z obu kolokwiów.; Skala ocen:; Poniżej 50% - ndst; Od 50% - dst; Od 60% - dst+; Od 70% - db; Od 80% - db+; Od 90% - bdb; Poniżej 50% - ndst; Od 50% - dst; Od 60% - dst+; Od 70% - db; Od 80% - db+; Od 90% - bdb; Przed podejściem do egzaminu student musi zaliczyć część ćwiczeniową.</w:t>
+              <w:t>kolokwium; sprawdziany wstępne „wejściówki"</w:t>
             </w:r>
           </w:p>
         </w:tc>
@@ -5553,7 +5173,7 @@
                 <w:i w:val="0"/>
                 <w:sz w:val="22"/>
               </w:rPr>
-              <w:t>Rozwiązywanie zadań na tablicy; rozwiązywanie zadań na tablicy; dykusja; Kryteria oceny; Zaliczenie ćwiczeń na podstawie dwóch kolokwiów (do 10 zadań). Student jest zobowiązany uzyskać wynik powyżej 50% możliwych do zdobycia sumarycznie z obu kolokwiów.; Skala ocen:; Poniżej 50% - ndst; Od 50% - dst; Od 60% - dst+; Od 70% - db; Od 80% - db+; Od 90% - bdb; Poniżej 50% - ndst; Od 50% - dst; Od 60% - dst+; Od 70% - db; Od 80% - db+; Od 90% - bdb; Przed podejściem do egzaminu student musi zaliczyć część ćwiczeniową.</w:t>
+              <w:t>kolokwium; sprawdziany wstępne „wejściówki"</w:t>
             </w:r>
           </w:p>
         </w:tc>
@@ -5611,7 +5231,7 @@
                 <w:i w:val="0"/>
                 <w:sz w:val="22"/>
               </w:rPr>
-              <w:t>Rozwiązywanie zadań na tablicy; rozwiązywanie zadań na tablicy; dykusja; Kryteria oceny; Zaliczenie ćwiczeń na podstawie dwóch kolokwiów (do 10 zadań). Student jest zobowiązany uzyskać wynik powyżej 50% możliwych do zdobycia sumarycznie z obu kolokwiów.; Skala ocen:; Poniżej 50% - ndst; Od 50% - dst; Od 60% - dst+; Od 70% - db; Od 80% - db+; Od 90% - bdb; Poniżej 50% - ndst; Od 50% - dst; Od 60% - dst+; Od 70% - db; Od 80% - db+; Od 90% - bdb; Przed podejściem do egzaminu student musi zaliczyć część ćwiczeniową.</w:t>
+              <w:t>kolokwium; sprawdziany wstępne „wejściówki"</w:t>
             </w:r>
           </w:p>
         </w:tc>
@@ -5669,7 +5289,7 @@
                 <w:i w:val="0"/>
                 <w:sz w:val="22"/>
               </w:rPr>
-              <w:t>Rozwiązywanie zadań na tablicy; rozwiązywanie zadań na tablicy; dykusja; Kryteria oceny; Zaliczenie ćwiczeń na podstawie dwóch kolokwiów (do 10 zadań). Student jest zobowiązany uzyskać wynik powyżej 50% możliwych do zdobycia sumarycznie z obu kolokwiów.; Skala ocen:; Poniżej 50% - ndst; Od 50% - dst; Od 60% - dst+; Od 70% - db; Od 80% - db+; Od 90% - bdb; Poniżej 50% - ndst; Od 50% - dst; Od 60% - dst+; Od 70% - db; Od 80% - db+; Od 90% - bdb; Przed podejściem do egzaminu student musi zaliczyć część ćwiczeniową.</w:t>
+              <w:t>kolokwium; sprawdziany wstępne „wejściówki"</w:t>
             </w:r>
           </w:p>
         </w:tc>
@@ -5727,7 +5347,7 @@
                 <w:i w:val="0"/>
                 <w:sz w:val="22"/>
               </w:rPr>
-              <w:t>Rozwiązywanie zadań na tablicy; rozwiązywanie zadań na tablicy; dykusja; Kryteria oceny; Zaliczenie ćwiczeń na podstawie dwóch kolokwiów (do 10 zadań). Student jest zobowiązany uzyskać wynik powyżej 50% możliwych do zdobycia sumarycznie z obu kolokwiów.; Skala ocen:; Poniżej 50% - ndst; Od 50% - dst; Od 60% - dst+; Od 70% - db; Od 80% - db+; Od 90% - bdb; Poniżej 50% - ndst; Od 50% - dst; Od 60% - dst+; Od 70% - db; Od 80% - db+; Od 90% - bdb; Przed podejściem do egzaminu student musi zaliczyć część ćwiczeniową.</w:t>
+              <w:t>kolokwium; sprawdziany wstępne „wejściówki"</w:t>
             </w:r>
           </w:p>
         </w:tc>
@@ -5785,7 +5405,7 @@
                 <w:i w:val="0"/>
                 <w:sz w:val="22"/>
               </w:rPr>
-              <w:t>Rozwiązywanie zadań na tablicy; rozwiązywanie zadań na tablicy; dykusja; Kryteria oceny; Zaliczenie ćwiczeń na podstawie dwóch kolokwiów (do 10 zadań). Student jest zobowiązany uzyskać wynik powyżej 50% możliwych do zdobycia sumarycznie z obu kolokwiów.; Skala ocen:; Poniżej 50% - ndst; Od 50% - dst; Od 60% - dst+; Od 70% - db; Od 80% - db+; Od 90% - bdb; Poniżej 50% - ndst; Od 50% - dst; Od 60% - dst+; Od 70% - db; Od 80% - db+; Od 90% - bdb; Przed podejściem do egzaminu student musi zaliczyć część ćwiczeniową.</w:t>
+              <w:t>kolokwium; sprawdziany wstępne „wejściówki"</w:t>
             </w:r>
           </w:p>
         </w:tc>
@@ -5843,7 +5463,7 @@
                 <w:i w:val="0"/>
                 <w:sz w:val="22"/>
               </w:rPr>
-              <w:t>Rozwiązywanie zadań na tablicy; rozwiązywanie zadań na tablicy; dykusja; Kryteria oceny; Zaliczenie ćwiczeń na podstawie dwóch kolokwiów (do 10 zadań). Student jest zobowiązany uzyskać wynik powyżej 50% możliwych do zdobycia sumarycznie z obu kolokwiów.; Skala ocen:; Poniżej 50% - ndst; Od 50% - dst; Od 60% - dst+; Od 70% - db; Od 80% - db+; Od 90% - bdb; Poniżej 50% - ndst; Od 50% - dst; Od 60% - dst+; Od 70% - db; Od 80% - db+; Od 90% - bdb; Przed podejściem do egzaminu student musi zaliczyć część ćwiczeniową.</w:t>
+              <w:t>kolokwium; sprawdziany wstępne „wejściówki"</w:t>
             </w:r>
           </w:p>
         </w:tc>
@@ -5901,7 +5521,7 @@
                 <w:i w:val="0"/>
                 <w:sz w:val="22"/>
               </w:rPr>
-              <w:t>Rozwiązywanie zadań na tablicy; rozwiązywanie zadań na tablicy; dykusja; Kryteria oceny; Zaliczenie ćwiczeń na podstawie dwóch kolokwiów (do 10 zadań). Student jest zobowiązany uzyskać wynik powyżej 50% możliwych do zdobycia sumarycznie z obu kolokwiów.; Skala ocen:; Poniżej 50% - ndst; Od 50% - dst; Od 60% - dst+; Od 70% - db; Od 80% - db+; Od 90% - bdb; Poniżej 50% - ndst; Od 50% - dst; Od 60% - dst+; Od 70% - db; Od 80% - db+; Od 90% - bdb; Przed podejściem do egzaminu student musi zaliczyć część ćwiczeniową.</w:t>
+              <w:t>kolokwium; sprawdziany wstępne „wejściówki"</w:t>
             </w:r>
           </w:p>
         </w:tc>
@@ -5959,7 +5579,7 @@
                 <w:i w:val="0"/>
                 <w:sz w:val="22"/>
               </w:rPr>
-              <w:t>Rozwiązywanie zadań na tablicy; rozwiązywanie zadań na tablicy; dykusja; Kryteria oceny; Zaliczenie ćwiczeń na podstawie dwóch kolokwiów (do 10 zadań). Student jest zobowiązany uzyskać wynik powyżej 50% możliwych do zdobycia sumarycznie z obu kolokwiów.; Skala ocen:; Poniżej 50% - ndst; Od 50% - dst; Od 60% - dst+; Od 70% - db; Od 80% - db+; Od 90% - bdb; Poniżej 50% - ndst; Od 50% - dst; Od 60% - dst+; Od 70% - db; Od 80% - db+; Od 90% - bdb; Przed podejściem do egzaminu student musi zaliczyć część ćwiczeniową.</w:t>
+              <w:t>kolokwium; sprawdziany wstępne „wejściówki"</w:t>
             </w:r>
           </w:p>
         </w:tc>
@@ -6017,7 +5637,7 @@
                 <w:i w:val="0"/>
                 <w:sz w:val="22"/>
               </w:rPr>
-              <w:t>Rozwiązywanie zadań na tablicy; rozwiązywanie zadań na tablicy; dykusja; Kryteria oceny; Zaliczenie ćwiczeń na podstawie dwóch kolokwiów (do 10 zadań). Student jest zobowiązany uzyskać wynik powyżej 50% możliwych do zdobycia sumarycznie z obu kolokwiów.; Skala ocen:; Poniżej 50% - ndst; Od 50% - dst; Od 60% - dst+; Od 70% - db; Od 80% - db+; Od 90% - bdb; Poniżej 50% - ndst; Od 50% - dst; Od 60% - dst+; Od 70% - db; Od 80% - db+; Od 90% - bdb; Przed podejściem do egzaminu student musi zaliczyć część ćwiczeniową.</w:t>
+              <w:t>kolokwium; sprawdziany wstępne „wejściówki"</w:t>
             </w:r>
           </w:p>
         </w:tc>
@@ -6075,7 +5695,7 @@
                 <w:i w:val="0"/>
                 <w:sz w:val="22"/>
               </w:rPr>
-              <w:t>Rozwiązywanie zadań na tablicy; rozwiązywanie zadań na tablicy; dykusja; Kryteria oceny; Zaliczenie ćwiczeń na podstawie dwóch kolokwiów (do 10 zadań). Student jest zobowiązany uzyskać wynik powyżej 50% możliwych do zdobycia sumarycznie z obu kolokwiów.; Skala ocen:; Poniżej 50% - ndst; Od 50% - dst; Od 60% - dst+; Od 70% - db; Od 80% - db+; Od 90% - bdb; Poniżej 50% - ndst; Od 50% - dst; Od 60% - dst+; Od 70% - db; Od 80% - db+; Od 90% - bdb; Przed podejściem do egzaminu student musi zaliczyć część ćwiczeniową.</w:t>
+              <w:t>kolokwium; sprawdziany wstępne „wejściówki"</w:t>
             </w:r>
           </w:p>
         </w:tc>
@@ -6133,7 +5753,7 @@
                 <w:i w:val="0"/>
                 <w:sz w:val="22"/>
               </w:rPr>
-              <w:t>Rozwiązywanie zadań na tablicy; rozwiązywanie zadań na tablicy; dykusja; Kryteria oceny; Zaliczenie ćwiczeń na podstawie dwóch kolokwiów (do 10 zadań). Student jest zobowiązany uzyskać wynik powyżej 50% możliwych do zdobycia sumarycznie z obu kolokwiów.; Skala ocen:; Poniżej 50% - ndst; Od 50% - dst; Od 60% - dst+; Od 70% - db; Od 80% - db+; Od 90% - bdb; Poniżej 50% - ndst; Od 50% - dst; Od 60% - dst+; Od 70% - db; Od 80% - db+; Od 90% - bdb; Przed podejściem do egzaminu student musi zaliczyć część ćwiczeniową.</w:t>
+              <w:t>kolokwium; sprawdziany wstępne „wejściówki"</w:t>
             </w:r>
           </w:p>
         </w:tc>
@@ -6191,7 +5811,7 @@
                 <w:i w:val="0"/>
                 <w:sz w:val="22"/>
               </w:rPr>
-              <w:t>Rozwiązywanie zadań na tablicy; rozwiązywanie zadań na tablicy; dykusja; Kryteria oceny; Zaliczenie ćwiczeń na podstawie dwóch kolokwiów (do 10 zadań). Student jest zobowiązany uzyskać wynik powyżej 50% możliwych do zdobycia sumarycznie z obu kolokwiów.; Skala ocen:; Poniżej 50% - ndst; Od 50% - dst; Od 60% - dst+; Od 70% - db; Od 80% - db+; Od 90% - bdb; Poniżej 50% - ndst; Od 50% - dst; Od 60% - dst+; Od 70% - db; Od 80% - db+; Od 90% - bdb; Przed podejściem do egzaminu student musi zaliczyć część ćwiczeniową.</w:t>
+              <w:t>kolokwium; sprawdziany wstępne „wejściówki"</w:t>
             </w:r>
           </w:p>
         </w:tc>
@@ -6249,7 +5869,7 @@
                 <w:i w:val="0"/>
                 <w:sz w:val="22"/>
               </w:rPr>
-              <w:t>Rozwiązywanie zadań na tablicy; rozwiązywanie zadań na tablicy; dykusja; Kryteria oceny; Zaliczenie ćwiczeń na podstawie dwóch kolokwiów (do 10 zadań). Student jest zobowiązany uzyskać wynik powyżej 50% możliwych do zdobycia sumarycznie z obu kolokwiów.; Skala ocen:; Poniżej 50% - ndst; Od 50% - dst; Od 60% - dst+; Od 70% - db; Od 80% - db+; Od 90% - bdb; Poniżej 50% - ndst; Od 50% - dst; Od 60% - dst+; Od 70% - db; Od 80% - db+; Od 90% - bdb; Przed podejściem do egzaminu student musi zaliczyć część ćwiczeniową.</w:t>
+              <w:t>kolokwium; sprawdziany wstępne „wejściówki"</w:t>
             </w:r>
           </w:p>
         </w:tc>
@@ -6307,7 +5927,7 @@
                 <w:i w:val="0"/>
                 <w:sz w:val="22"/>
               </w:rPr>
-              <w:t>Rozwiązywanie zadań na tablicy; rozwiązywanie zadań na tablicy; dykusja; Kryteria oceny; Zaliczenie ćwiczeń na podstawie dwóch kolokwiów (do 10 zadań). Student jest zobowiązany uzyskać wynik powyżej 50% możliwych do zdobycia sumarycznie z obu kolokwiów.; Skala ocen:; Poniżej 50% - ndst; Od 50% - dst; Od 60% - dst+; Od 70% - db; Od 80% - db+; Od 90% - bdb; Poniżej 50% - ndst; Od 50% - dst; Od 60% - dst+; Od 70% - db; Od 80% - db+; Od 90% - bdb; Przed podejściem do egzaminu student musi zaliczyć część ćwiczeniową.</w:t>
+              <w:t>kolokwium; sprawdziany wstępne „wejściówki"</w:t>
             </w:r>
           </w:p>
         </w:tc>
@@ -6365,7 +5985,7 @@
                 <w:i w:val="0"/>
                 <w:sz w:val="22"/>
               </w:rPr>
-              <w:t>Rozwiązywanie zadań na tablicy; rozwiązywanie zadań na tablicy; dykusja; Kryteria oceny; Zaliczenie ćwiczeń na podstawie dwóch kolokwiów (do 10 zadań). Student jest zobowiązany uzyskać wynik powyżej 50% możliwych do zdobycia sumarycznie z obu kolokwiów.; Skala ocen:; Poniżej 50% - ndst; Od 50% - dst; Od 60% - dst+; Od 70% - db; Od 80% - db+; Od 90% - bdb; Poniżej 50% - ndst; Od 50% - dst; Od 60% - dst+; Od 70% - db; Od 80% - db+; Od 90% - bdb; Przed podejściem do egzaminu student musi zaliczyć część ćwiczeniową.</w:t>
+              <w:t>kolokwium; sprawdziany wstępne „wejściówki"</w:t>
             </w:r>
           </w:p>
         </w:tc>
@@ -6423,7 +6043,7 @@
                 <w:i w:val="0"/>
                 <w:sz w:val="22"/>
               </w:rPr>
-              <w:t>Rozwiązywanie zadań na tablicy; rozwiązywanie zadań na tablicy; dykusja; Kryteria oceny; Zaliczenie ćwiczeń na podstawie dwóch kolokwiów (do 10 zadań). Student jest zobowiązany uzyskać wynik powyżej 50% możliwych do zdobycia sumarycznie z obu kolokwiów.; Skala ocen:; Poniżej 50% - ndst; Od 50% - dst; Od 60% - dst+; Od 70% - db; Od 80% - db+; Od 90% - bdb; Poniżej 50% - ndst; Od 50% - dst; Od 60% - dst+; Od 70% - db; Od 80% - db+; Od 90% - bdb; Przed podejściem do egzaminu student musi zaliczyć część ćwiczeniową.</w:t>
+              <w:t>kolokwium; sprawdziany wstępne „wejściówki"</w:t>
             </w:r>
           </w:p>
         </w:tc>
@@ -6481,7 +6101,7 @@
                 <w:i w:val="0"/>
                 <w:sz w:val="22"/>
               </w:rPr>
-              <w:t>Rozwiązywanie zadań na tablicy; rozwiązywanie zadań na tablicy; dykusja; Kryteria oceny; Zaliczenie ćwiczeń na podstawie dwóch kolokwiów (do 10 zadań). Student jest zobowiązany uzyskać wynik powyżej 50% możliwych do zdobycia sumarycznie z obu kolokwiów.; Skala ocen:; Poniżej 50% - ndst; Od 50% - dst; Od 60% - dst+; Od 70% - db; Od 80% - db+; Od 90% - bdb; Poniżej 50% - ndst; Od 50% - dst; Od 60% - dst+; Od 70% - db; Od 80% - db+; Od 90% - bdb; Przed podejściem do egzaminu student musi zaliczyć część ćwiczeniową.</w:t>
+              <w:t>kolokwium; sprawdziany wstępne „wejściówki"</w:t>
             </w:r>
           </w:p>
         </w:tc>
@@ -6539,7 +6159,7 @@
                 <w:i w:val="0"/>
                 <w:sz w:val="22"/>
               </w:rPr>
-              <w:t>Rozwiązywanie zadań na tablicy; rozwiązywanie zadań na tablicy; dykusja; Kryteria oceny; Zaliczenie ćwiczeń na podstawie dwóch kolokwiów (do 10 zadań). Student jest zobowiązany uzyskać wynik powyżej 50% możliwych do zdobycia sumarycznie z obu kolokwiów.; Skala ocen:; Poniżej 50% - ndst; Od 50% - dst; Od 60% - dst+; Od 70% - db; Od 80% - db+; Od 90% - bdb; Poniżej 50% - ndst; Od 50% - dst; Od 60% - dst+; Od 70% - db; Od 80% - db+; Od 90% - bdb; Przed podejściem do egzaminu student musi zaliczyć część ćwiczeniową.</w:t>
+              <w:t>kolokwium; sprawdziany wstępne „wejściówki"</w:t>
             </w:r>
           </w:p>
         </w:tc>
@@ -6597,7 +6217,7 @@
                 <w:i w:val="0"/>
                 <w:sz w:val="22"/>
               </w:rPr>
-              <w:t>Rozwiązywanie zadań na tablicy; rozwiązywanie zadań na tablicy; dykusja; Kryteria oceny; Zaliczenie ćwiczeń na podstawie dwóch kolokwiów (do 10 zadań). Student jest zobowiązany uzyskać wynik powyżej 50% możliwych do zdobycia sumarycznie z obu kolokwiów.; Skala ocen:; Poniżej 50% - ndst; Od 50% - dst; Od 60% - dst+; Od 70% - db; Od 80% - db+; Od 90% - bdb; Poniżej 50% - ndst; Od 50% - dst; Od 60% - dst+; Od 70% - db; Od 80% - db+; Od 90% - bdb; Przed podejściem do egzaminu student musi zaliczyć część ćwiczeniową.</w:t>
+              <w:t>kolokwium; sprawdziany wstępne „wejściówki"</w:t>
             </w:r>
           </w:p>
         </w:tc>
@@ -6655,7 +6275,7 @@
                 <w:i w:val="0"/>
                 <w:sz w:val="22"/>
               </w:rPr>
-              <w:t>Rozwiązywanie zadań na tablicy; rozwiązywanie zadań na tablicy; dykusja; Kryteria oceny; Zaliczenie ćwiczeń na podstawie dwóch kolokwiów (do 10 zadań). Student jest zobowiązany uzyskać wynik powyżej 50% możliwych do zdobycia sumarycznie z obu kolokwiów.; Skala ocen:; Poniżej 50% - ndst; Od 50% - dst; Od 60% - dst+; Od 70% - db; Od 80% - db+; Od 90% - bdb; Poniżej 50% - ndst; Od 50% - dst; Od 60% - dst+; Od 70% - db; Od 80% - db+; Od 90% - bdb; Przed podejściem do egzaminu student musi zaliczyć część ćwiczeniową.</w:t>
+              <w:t>kolokwium; sprawdziany wstępne „wejściówki"</w:t>
             </w:r>
           </w:p>
         </w:tc>
@@ -6713,7 +6333,7 @@
                 <w:i w:val="0"/>
                 <w:sz w:val="22"/>
               </w:rPr>
-              <w:t>Rozwiązywanie zadań na tablicy; rozwiązywanie zadań na tablicy; dykusja; Kryteria oceny; Zaliczenie ćwiczeń na podstawie dwóch kolokwiów (do 10 zadań). Student jest zobowiązany uzyskać wynik powyżej 50% możliwych do zdobycia sumarycznie z obu kolokwiów.; Skala ocen:; Poniżej 50% - ndst; Od 50% - dst; Od 60% - dst+; Od 70% - db; Od 80% - db+; Od 90% - bdb; Poniżej 50% - ndst; Od 50% - dst; Od 60% - dst+; Od 70% - db; Od 80% - db+; Od 90% - bdb; Przed podejściem do egzaminu student musi zaliczyć część ćwiczeniową.</w:t>
+              <w:t>kolokwium; sprawdziany wstępne „wejściówki"</w:t>
             </w:r>
           </w:p>
         </w:tc>
@@ -6771,7 +6391,7 @@
                 <w:i w:val="0"/>
                 <w:sz w:val="22"/>
               </w:rPr>
-              <w:t>Rozwiązywanie zadań na tablicy; rozwiązywanie zadań na tablicy; dykusja; Kryteria oceny; Zaliczenie ćwiczeń na podstawie dwóch kolokwiów (do 10 zadań). Student jest zobowiązany uzyskać wynik powyżej 50% możliwych do zdobycia sumarycznie z obu kolokwiów.; Skala ocen:; Poniżej 50% - ndst; Od 50% - dst; Od 60% - dst+; Od 70% - db; Od 80% - db+; Od 90% - bdb; Poniżej 50% - ndst; Od 50% - dst; Od 60% - dst+; Od 70% - db; Od 80% - db+; Od 90% - bdb; Przed podejściem do egzaminu student musi zaliczyć część ćwiczeniową.</w:t>
+              <w:t>kolokwium; sprawdziany wstępne „wejściówki"</w:t>
             </w:r>
           </w:p>
         </w:tc>
@@ -6829,7 +6449,7 @@
                 <w:i w:val="0"/>
                 <w:sz w:val="22"/>
               </w:rPr>
-              <w:t>Rozwiązywanie zadań na tablicy; rozwiązywanie zadań na tablicy; dykusja; Kryteria oceny; Zaliczenie ćwiczeń na podstawie dwóch kolokwiów (do 10 zadań). Student jest zobowiązany uzyskać wynik powyżej 50% możliwych do zdobycia sumarycznie z obu kolokwiów.; Skala ocen:; Poniżej 50% - ndst; Od 50% - dst; Od 60% - dst+; Od 70% - db; Od 80% - db+; Od 90% - bdb; Poniżej 50% - ndst; Od 50% - dst; Od 60% - dst+; Od 70% - db; Od 80% - db+; Od 90% - bdb; Przed podejściem do egzaminu student musi zaliczyć część ćwiczeniową.</w:t>
+              <w:t>kolokwium; sprawdziany wstępne „wejściówki"</w:t>
             </w:r>
           </w:p>
         </w:tc>
@@ -6887,7 +6507,7 @@
                 <w:i w:val="0"/>
                 <w:sz w:val="22"/>
               </w:rPr>
-              <w:t>Rozwiązywanie zadań na tablicy; rozwiązywanie zadań na tablicy; dykusja; Kryteria oceny; Zaliczenie ćwiczeń na podstawie dwóch kolokwiów (do 10 zadań). Student jest zobowiązany uzyskać wynik powyżej 50% możliwych do zdobycia sumarycznie z obu kolokwiów.; Skala ocen:; Poniżej 50% - ndst; Od 50% - dst; Od 60% - dst+; Od 70% - db; Od 80% - db+; Od 90% - bdb; Poniżej 50% - ndst; Od 50% - dst; Od 60% - dst+; Od 70% - db; Od 80% - db+; Od 90% - bdb; Przed podejściem do egzaminu student musi zaliczyć część ćwiczeniową.</w:t>
+              <w:t>kolokwium; sprawdziany wstępne „wejściówki"</w:t>
             </w:r>
           </w:p>
         </w:tc>
@@ -6945,7 +6565,7 @@
                 <w:i w:val="0"/>
                 <w:sz w:val="22"/>
               </w:rPr>
-              <w:t>Rozwiązywanie zadań na tablicy; rozwiązywanie zadań na tablicy; dykusja; Kryteria oceny; Zaliczenie ćwiczeń na podstawie dwóch kolokwiów (do 10 zadań). Student jest zobowiązany uzyskać wynik powyżej 50% możliwych do zdobycia sumarycznie z obu kolokwiów.; Skala ocen:; Poniżej 50% - ndst; Od 50% - dst; Od 60% - dst+; Od 70% - db; Od 80% - db+; Od 90% - bdb; Poniżej 50% - ndst; Od 50% - dst; Od 60% - dst+; Od 70% - db; Od 80% - db+; Od 90% - bdb; Przed podejściem do egzaminu student musi zaliczyć część ćwiczeniową.</w:t>
+              <w:t>kolokwium; sprawdziany wstępne „wejściówki"</w:t>
             </w:r>
           </w:p>
         </w:tc>
@@ -7003,7 +6623,7 @@
                 <w:i w:val="0"/>
                 <w:sz w:val="22"/>
               </w:rPr>
-              <w:t>Rozwiązywanie zadań na tablicy; rozwiązywanie zadań na tablicy; dykusja; Kryteria oceny; Zaliczenie ćwiczeń na podstawie dwóch kolokwiów (do 10 zadań). Student jest zobowiązany uzyskać wynik powyżej 50% możliwych do zdobycia sumarycznie z obu kolokwiów.; Skala ocen:; Poniżej 50% - ndst; Od 50% - dst; Od 60% - dst+; Od 70% - db; Od 80% - db+; Od 90% - bdb; Poniżej 50% - ndst; Od 50% - dst; Od 60% - dst+; Od 70% - db; Od 80% - db+; Od 90% - bdb; Przed podejściem do egzaminu student musi zaliczyć część ćwiczeniową.</w:t>
+              <w:t>kolokwium; sprawdziany wstępne „wejściówki"</w:t>
             </w:r>
           </w:p>
         </w:tc>
@@ -7061,7 +6681,7 @@
                 <w:i w:val="0"/>
                 <w:sz w:val="22"/>
               </w:rPr>
-              <w:t>Rozwiązywanie zadań na tablicy; rozwiązywanie zadań na tablicy; dykusja; Kryteria oceny; Zaliczenie ćwiczeń na podstawie dwóch kolokwiów (do 10 zadań). Student jest zobowiązany uzyskać wynik powyżej 50% możliwych do zdobycia sumarycznie z obu kolokwiów.; Skala ocen:; Poniżej 50% - ndst; Od 50% - dst; Od 60% - dst+; Od 70% - db; Od 80% - db+; Od 90% - bdb; Poniżej 50% - ndst; Od 50% - dst; Od 60% - dst+; Od 70% - db; Od 80% - db+; Od 90% - bdb; Przed podejściem do egzaminu student musi zaliczyć część ćwiczeniową.</w:t>
+              <w:t>kolokwium; sprawdziany wstępne „wejściówki"</w:t>
             </w:r>
           </w:p>
         </w:tc>
@@ -7119,7 +6739,7 @@
                 <w:i w:val="0"/>
                 <w:sz w:val="22"/>
               </w:rPr>
-              <w:t>Rozwiązywanie zadań na tablicy; rozwiązywanie zadań na tablicy; dykusja; Kryteria oceny; Zaliczenie ćwiczeń na podstawie dwóch kolokwiów (do 10 zadań). Student jest zobowiązany uzyskać wynik powyżej 50% możliwych do zdobycia sumarycznie z obu kolokwiów.; Skala ocen:; Poniżej 50% - ndst; Od 50% - dst; Od 60% - dst+; Od 70% - db; Od 80% - db+; Od 90% - bdb; Poniżej 50% - ndst; Od 50% - dst; Od 60% - dst+; Od 70% - db; Od 80% - db+; Od 90% - bdb; Przed podejściem do egzaminu student musi zaliczyć część ćwiczeniową.</w:t>
+              <w:t>kolokwium; sprawdziany wstępne „wejściówki"</w:t>
             </w:r>
           </w:p>
         </w:tc>
@@ -7177,7 +6797,7 @@
                 <w:i w:val="0"/>
                 <w:sz w:val="22"/>
               </w:rPr>
-              <w:t>Rozwiązywanie zadań na tablicy; rozwiązywanie zadań na tablicy; dykusja; Kryteria oceny; Zaliczenie ćwiczeń na podstawie dwóch kolokwiów (do 10 zadań). Student jest zobowiązany uzyskać wynik powyżej 50% możliwych do zdobycia sumarycznie z obu kolokwiów.; Skala ocen:; Poniżej 50% - ndst; Od 50% - dst; Od 60% - dst+; Od 70% - db; Od 80% - db+; Od 90% - bdb; Poniżej 50% - ndst; Od 50% - dst; Od 60% - dst+; Od 70% - db; Od 80% - db+; Od 90% - bdb; Przed podejściem do egzaminu student musi zaliczyć część ćwiczeniową.</w:t>
+              <w:t>kolokwium; sprawdziany wstępne „wejściówki"</w:t>
             </w:r>
           </w:p>
         </w:tc>
@@ -7235,7 +6855,7 @@
                 <w:i w:val="0"/>
                 <w:sz w:val="22"/>
               </w:rPr>
-              <w:t>Rozwiązywanie zadań na tablicy; rozwiązywanie zadań na tablicy; dykusja; Kryteria oceny; Zaliczenie ćwiczeń na podstawie dwóch kolokwiów (do 10 zadań). Student jest zobowiązany uzyskać wynik powyżej 50% możliwych do zdobycia sumarycznie z obu kolokwiów.; Skala ocen:; Poniżej 50% - ndst; Od 50% - dst; Od 60% - dst+; Od 70% - db; Od 80% - db+; Od 90% - bdb; Poniżej 50% - ndst; Od 50% - dst; Od 60% - dst+; Od 70% - db; Od 80% - db+; Od 90% - bdb; Przed podejściem do egzaminu student musi zaliczyć część ćwiczeniową.</w:t>
+              <w:t>kolokwium; sprawdziany wstępne „wejściówki"</w:t>
             </w:r>
           </w:p>
         </w:tc>
@@ -7293,7 +6913,7 @@
                 <w:i w:val="0"/>
                 <w:sz w:val="22"/>
               </w:rPr>
-              <w:t>Rozwiązywanie zadań na tablicy; rozwiązywanie zadań na tablicy; dykusja; Kryteria oceny; Zaliczenie ćwiczeń na podstawie dwóch kolokwiów (do 10 zadań). Student jest zobowiązany uzyskać wynik powyżej 50% możliwych do zdobycia sumarycznie z obu kolokwiów.; Skala ocen:; Poniżej 50% - ndst; Od 50% - dst; Od 60% - dst+; Od 70% - db; Od 80% - db+; Od 90% - bdb; Poniżej 50% - ndst; Od 50% - dst; Od 60% - dst+; Od 70% - db; Od 80% - db+; Od 90% - bdb; Przed podejściem do egzaminu student musi zaliczyć część ćwiczeniową.</w:t>
+              <w:t>kolokwium; sprawdziany wstępne „wejściówki"</w:t>
             </w:r>
           </w:p>
         </w:tc>
@@ -7351,7 +6971,7 @@
                 <w:i w:val="0"/>
                 <w:sz w:val="22"/>
               </w:rPr>
-              <w:t>Rozwiązywanie zadań na tablicy; rozwiązywanie zadań na tablicy; dykusja; Kryteria oceny; Zaliczenie ćwiczeń na podstawie dwóch kolokwiów (do 10 zadań). Student jest zobowiązany uzyskać wynik powyżej 50% możliwych do zdobycia sumarycznie z obu kolokwiów.; Skala ocen:; Poniżej 50% - ndst; Od 50% - dst; Od 60% - dst+; Od 70% - db; Od 80% - db+; Od 90% - bdb; Poniżej 50% - ndst; Od 50% - dst; Od 60% - dst+; Od 70% - db; Od 80% - db+; Od 90% - bdb; Przed podejściem do egzaminu student musi zaliczyć część ćwiczeniową.</w:t>
+              <w:t>kolokwium; sprawdziany wstępne „wejściówki"</w:t>
             </w:r>
           </w:p>
         </w:tc>
@@ -7409,7 +7029,7 @@
                 <w:i w:val="0"/>
                 <w:sz w:val="22"/>
               </w:rPr>
-              <w:t>Rozwiązywanie zadań na tablicy; rozwiązywanie zadań na tablicy; dykusja; Kryteria oceny; Zaliczenie ćwiczeń na podstawie dwóch kolokwiów (do 10 zadań). Student jest zobowiązany uzyskać wynik powyżej 50% możliwych do zdobycia sumarycznie z obu kolokwiów.; Skala ocen:; Poniżej 50% - ndst; Od 50% - dst; Od 60% - dst+; Od 70% - db; Od 80% - db+; Od 90% - bdb; Poniżej 50% - ndst; Od 50% - dst; Od 60% - dst+; Od 70% - db; Od 80% - db+; Od 90% - bdb; Przed podejściem do egzaminu student musi zaliczyć część ćwiczeniową.</w:t>
+              <w:t>kolokwium; sprawdziany wstępne „wejściówki"</w:t>
             </w:r>
           </w:p>
         </w:tc>
@@ -7467,7 +7087,7 @@
                 <w:i w:val="0"/>
                 <w:sz w:val="22"/>
               </w:rPr>
-              <w:t>Rozwiązywanie zadań na tablicy; rozwiązywanie zadań na tablicy; dykusja; Kryteria oceny; Zaliczenie ćwiczeń na podstawie dwóch kolokwiów (do 10 zadań). Student jest zobowiązany uzyskać wynik powyżej 50% możliwych do zdobycia sumarycznie z obu kolokwiów.; Skala ocen:; Poniżej 50% - ndst; Od 50% - dst; Od 60% - dst+; Od 70% - db; Od 80% - db+; Od 90% - bdb; Poniżej 50% - ndst; Od 50% - dst; Od 60% - dst+; Od 70% - db; Od 80% - db+; Od 90% - bdb; Przed podejściem do egzaminu student musi zaliczyć część ćwiczeniową.</w:t>
+              <w:t>kolokwium; sprawdziany wstępne „wejściówki"</w:t>
             </w:r>
           </w:p>
         </w:tc>
@@ -7525,7 +7145,7 @@
                 <w:i w:val="0"/>
                 <w:sz w:val="22"/>
               </w:rPr>
-              <w:t>Rozwiązywanie zadań na tablicy; rozwiązywanie zadań na tablicy; dykusja; Kryteria oceny; Zaliczenie ćwiczeń na podstawie dwóch kolokwiów (do 10 zadań). Student jest zobowiązany uzyskać wynik powyżej 50% możliwych do zdobycia sumarycznie z obu kolokwiów.; Skala ocen:; Poniżej 50% - ndst; Od 50% - dst; Od 60% - dst+; Od 70% - db; Od 80% - db+; Od 90% - bdb; Poniżej 50% - ndst; Od 50% - dst; Od 60% - dst+; Od 70% - db; Od 80% - db+; Od 90% - bdb; Przed podejściem do egzaminu student musi zaliczyć część ćwiczeniową.</w:t>
+              <w:t>kolokwium; sprawdziany wstępne „wejściówki"</w:t>
             </w:r>
           </w:p>
         </w:tc>
@@ -7583,7 +7203,7 @@
                 <w:i w:val="0"/>
                 <w:sz w:val="22"/>
               </w:rPr>
-              <w:t>Rozwiązywanie zadań na tablicy; rozwiązywanie zadań na tablicy; dykusja; Kryteria oceny; Zaliczenie ćwiczeń na podstawie dwóch kolokwiów (do 10 zadań). Student jest zobowiązany uzyskać wynik powyżej 50% możliwych do zdobycia sumarycznie z obu kolokwiów.; Skala ocen:; Poniżej 50% - ndst; Od 50% - dst; Od 60% - dst+; Od 70% - db; Od 80% - db+; Od 90% - bdb; Poniżej 50% - ndst; Od 50% - dst; Od 60% - dst+; Od 70% - db; Od 80% - db+; Od 90% - bdb; Przed podejściem do egzaminu student musi zaliczyć część ćwiczeniową.</w:t>
+              <w:t>kolokwium; sprawdziany wstępne „wejściówki"</w:t>
             </w:r>
           </w:p>
         </w:tc>
@@ -7641,7 +7261,7 @@
                 <w:i w:val="0"/>
                 <w:sz w:val="22"/>
               </w:rPr>
-              <w:t>Rozwiązywanie zadań na tablicy; rozwiązywanie zadań na tablicy; dykusja; Kryteria oceny; Zaliczenie ćwiczeń na podstawie dwóch kolokwiów (do 10 zadań). Student jest zobowiązany uzyskać wynik powyżej 50% możliwych do zdobycia sumarycznie z obu kolokwiów.; Skala ocen:; Poniżej 50% - ndst; Od 50% - dst; Od 60% - dst+; Od 70% - db; Od 80% - db+; Od 90% - bdb; Poniżej 50% - ndst; Od 50% - dst; Od 60% - dst+; Od 70% - db; Od 80% - db+; Od 90% - bdb; Przed podejściem do egzaminu student musi zaliczyć część ćwiczeniową.</w:t>
+              <w:t>kolokwium; sprawdziany wstępne „wejściówki"</w:t>
             </w:r>
           </w:p>
         </w:tc>
@@ -7699,7 +7319,7 @@
                 <w:i w:val="0"/>
                 <w:sz w:val="22"/>
               </w:rPr>
-              <w:t>Rozwiązywanie zadań na tablicy; rozwiązywanie zadań na tablicy; dykusja; Kryteria oceny; Zaliczenie ćwiczeń na podstawie dwóch kolokwiów (do 10 zadań). Student jest zobowiązany uzyskać wynik powyżej 50% możliwych do zdobycia sumarycznie z obu kolokwiów.; Skala ocen:; Poniżej 50% - ndst; Od 50% - dst; Od 60% - dst+; Od 70% - db; Od 80% - db+; Od 90% - bdb; Poniżej 50% - ndst; Od 50% - dst; Od 60% - dst+; Od 70% - db; Od 80% - db+; Od 90% - bdb; Przed podejściem do egzaminu student musi zaliczyć część ćwiczeniową.</w:t>
+              <w:t>kolokwium; sprawdziany wstępne „wejściówki"</w:t>
             </w:r>
           </w:p>
         </w:tc>
@@ -7757,7 +7377,7 @@
                 <w:i w:val="0"/>
                 <w:sz w:val="22"/>
               </w:rPr>
-              <w:t>Rozwiązywanie zadań na tablicy; rozwiązywanie zadań na tablicy; dykusja; Kryteria oceny; Zaliczenie ćwiczeń na podstawie dwóch kolokwiów (do 10 zadań). Student jest zobowiązany uzyskać wynik powyżej 50% możliwych do zdobycia sumarycznie z obu kolokwiów.; Skala ocen:; Poniżej 50% - ndst; Od 50% - dst; Od 60% - dst+; Od 70% - db; Od 80% - db+; Od 90% - bdb; Poniżej 50% - ndst; Od 50% - dst; Od 60% - dst+; Od 70% - db; Od 80% - db+; Od 90% - bdb; Przed podejściem do egzaminu student musi zaliczyć część ćwiczeniową.</w:t>
+              <w:t>kolokwium; sprawdziany wstępne „wejściówki"</w:t>
             </w:r>
           </w:p>
         </w:tc>
@@ -7815,7 +7435,7 @@
                 <w:i w:val="0"/>
                 <w:sz w:val="22"/>
               </w:rPr>
-              <w:t>Rozwiązywanie zadań na tablicy; rozwiązywanie zadań na tablicy; dykusja; Kryteria oceny; Zaliczenie ćwiczeń na podstawie dwóch kolokwiów (do 10 zadań). Student jest zobowiązany uzyskać wynik powyżej 50% możliwych do zdobycia sumarycznie z obu kolokwiów.; Skala ocen:; Poniżej 50% - ndst; Od 50% - dst; Od 60% - dst+; Od 70% - db; Od 80% - db+; Od 90% - bdb; Poniżej 50% - ndst; Od 50% - dst; Od 60% - dst+; Od 70% - db; Od 80% - db+; Od 90% - bdb; Przed podejściem do egzaminu student musi zaliczyć część ćwiczeniową.</w:t>
+              <w:t>kolokwium; sprawdziany wstępne „wejściówki"</w:t>
             </w:r>
           </w:p>
         </w:tc>
@@ -7873,7 +7493,7 @@
                 <w:i w:val="0"/>
                 <w:sz w:val="22"/>
               </w:rPr>
-              <w:t>Rozwiązywanie zadań na tablicy; rozwiązywanie zadań na tablicy; dykusja; Kryteria oceny; Zaliczenie ćwiczeń na podstawie dwóch kolokwiów (do 10 zadań). Student jest zobowiązany uzyskać wynik powyżej 50% możliwych do zdobycia sumarycznie z obu kolokwiów.; Skala ocen:; Poniżej 50% - ndst; Od 50% - dst; Od 60% - dst+; Od 70% - db; Od 80% - db+; Od 90% - bdb; Poniżej 50% - ndst; Od 50% - dst; Od 60% - dst+; Od 70% - db; Od 80% - db+; Od 90% - bdb; Przed podejściem do egzaminu student musi zaliczyć część ćwiczeniową.</w:t>
+              <w:t>kolokwium; sprawdziany wstępne „wejściówki"</w:t>
             </w:r>
           </w:p>
         </w:tc>
@@ -7931,7 +7551,7 @@
                 <w:i w:val="0"/>
                 <w:sz w:val="22"/>
               </w:rPr>
-              <w:t>Rozwiązywanie zadań na tablicy; rozwiązywanie zadań na tablicy; dykusja; Kryteria oceny; Zaliczenie ćwiczeń na podstawie dwóch kolokwiów (do 10 zadań). Student jest zobowiązany uzyskać wynik powyżej 50% możliwych do zdobycia sumarycznie z obu kolokwiów.; Skala ocen:; Poniżej 50% - ndst; Od 50% - dst; Od 60% - dst+; Od 70% - db; Od 80% - db+; Od 90% - bdb; Poniżej 50% - ndst; Od 50% - dst; Od 60% - dst+; Od 70% - db; Od 80% - db+; Od 90% - bdb; Przed podejściem do egzaminu student musi zaliczyć część ćwiczeniową.</w:t>
+              <w:t>kolokwium; sprawdziany wstępne „wejściówki"</w:t>
             </w:r>
           </w:p>
         </w:tc>
@@ -7989,7 +7609,7 @@
                 <w:i w:val="0"/>
                 <w:sz w:val="22"/>
               </w:rPr>
-              <w:t>Rozwiązywanie zadań na tablicy; rozwiązywanie zadań na tablicy; dykusja; Kryteria oceny; Zaliczenie ćwiczeń na podstawie dwóch kolokwiów (do 10 zadań). Student jest zobowiązany uzyskać wynik powyżej 50% możliwych do zdobycia sumarycznie z obu kolokwiów.; Skala ocen:; Poniżej 50% - ndst; Od 50% - dst; Od 60% - dst+; Od 70% - db; Od 80% - db+; Od 90% - bdb; Poniżej 50% - ndst; Od 50% - dst; Od 60% - dst+; Od 70% - db; Od 80% - db+; Od 90% - bdb; Przed podejściem do egzaminu student musi zaliczyć część ćwiczeniową.</w:t>
+              <w:t>kolokwium; sprawdziany wstępne „wejściówki"</w:t>
             </w:r>
           </w:p>
         </w:tc>
@@ -8047,7 +7667,7 @@
                 <w:i w:val="0"/>
                 <w:sz w:val="22"/>
               </w:rPr>
-              <w:t>Rozwiązywanie zadań na tablicy; rozwiązywanie zadań na tablicy; dykusja; Kryteria oceny; Zaliczenie ćwiczeń na podstawie dwóch kolokwiów (do 10 zadań). Student jest zobowiązany uzyskać wynik powyżej 50% możliwych do zdobycia sumarycznie z obu kolokwiów.; Skala ocen:; Poniżej 50% - ndst; Od 50% - dst; Od 60% - dst+; Od 70% - db; Od 80% - db+; Od 90% - bdb; Poniżej 50% - ndst; Od 50% - dst; Od 60% - dst+; Od 70% - db; Od 80% - db+; Od 90% - bdb; Przed podejściem do egzaminu student musi zaliczyć część ćwiczeniową.</w:t>
+              <w:t>kolokwium; sprawdziany wstępne „wejściówki"</w:t>
             </w:r>
           </w:p>
         </w:tc>
@@ -8105,7 +7725,7 @@
                 <w:i w:val="0"/>
                 <w:sz w:val="22"/>
               </w:rPr>
-              <w:t>Rozwiązywanie zadań na tablicy; rozwiązywanie zadań na tablicy; dykusja; Kryteria oceny; Zaliczenie ćwiczeń na podstawie dwóch kolokwiów (do 10 zadań). Student jest zobowiązany uzyskać wynik powyżej 50% możliwych do zdobycia sumarycznie z obu kolokwiów.; Skala ocen:; Poniżej 50% - ndst; Od 50% - dst; Od 60% - dst+; Od 70% - db; Od 80% - db+; Od 90% - bdb; Poniżej 50% - ndst; Od 50% - dst; Od 60% - dst+; Od 70% - db; Od 80% - db+; Od 90% - bdb; Przed podejściem do egzaminu student musi zaliczyć część ćwiczeniową.</w:t>
+              <w:t>kolokwium; sprawdziany wstępne „wejściówki"</w:t>
             </w:r>
           </w:p>
         </w:tc>
@@ -8163,7 +7783,7 @@
                 <w:i w:val="0"/>
                 <w:sz w:val="22"/>
               </w:rPr>
-              <w:t>Rozwiązywanie zadań na tablicy; rozwiązywanie zadań na tablicy; dykusja; Kryteria oceny; Zaliczenie ćwiczeń na podstawie dwóch kolokwiów (do 10 zadań). Student jest zobowiązany uzyskać wynik powyżej 50% możliwych do zdobycia sumarycznie z obu kolokwiów.; Skala ocen:; Poniżej 50% - ndst; Od 50% - dst; Od 60% - dst+; Od 70% - db; Od 80% - db+; Od 90% - bdb; Poniżej 50% - ndst; Od 50% - dst; Od 60% - dst+; Od 70% - db; Od 80% - db+; Od 90% - bdb; Przed podejściem do egzaminu student musi zaliczyć część ćwiczeniową.</w:t>
+              <w:t>kolokwium; sprawdziany wstępne „wejściówki"</w:t>
             </w:r>
           </w:p>
         </w:tc>
@@ -8221,7 +7841,7 @@
                 <w:i w:val="0"/>
                 <w:sz w:val="22"/>
               </w:rPr>
-              <w:t>Rozwiązywanie zadań na tablicy; rozwiązywanie zadań na tablicy; dykusja; Kryteria oceny; Zaliczenie ćwiczeń na podstawie dwóch kolokwiów (do 10 zadań). Student jest zobowiązany uzyskać wynik powyżej 50% możliwych do zdobycia sumarycznie z obu kolokwiów.; Skala ocen:; Poniżej 50% - ndst; Od 50% - dst; Od 60% - dst+; Od 70% - db; Od 80% - db+; Od 90% - bdb; Poniżej 50% - ndst; Od 50% - dst; Od 60% - dst+; Od 70% - db; Od 80% - db+; Od 90% - bdb; Przed podejściem do egzaminu student musi zaliczyć część ćwiczeniową.</w:t>
+              <w:t>kolokwium; sprawdziany wstępne „wejściówki"</w:t>
             </w:r>
           </w:p>
         </w:tc>
@@ -8279,7 +7899,7 @@
                 <w:i w:val="0"/>
                 <w:sz w:val="22"/>
               </w:rPr>
-              <w:t>Rozwiązywanie zadań na tablicy; rozwiązywanie zadań na tablicy; dykusja; Kryteria oceny; Zaliczenie ćwiczeń na podstawie dwóch kolokwiów (do 10 zadań). Student jest zobowiązany uzyskać wynik powyżej 50% możliwych do zdobycia sumarycznie z obu kolokwiów.; Skala ocen:; Poniżej 50% - ndst; Od 50% - dst; Od 60% - dst+; Od 70% - db; Od 80% - db+; Od 90% - bdb; Poniżej 50% - ndst; Od 50% - dst; Od 60% - dst+; Od 70% - db; Od 80% - db+; Od 90% - bdb; Przed podejściem do egzaminu student musi zaliczyć część ćwiczeniową.</w:t>
+              <w:t>kolokwium; sprawdziany wstępne „wejściówki"</w:t>
             </w:r>
           </w:p>
         </w:tc>
@@ -8337,7 +7957,7 @@
                 <w:i w:val="0"/>
                 <w:sz w:val="22"/>
               </w:rPr>
-              <w:t>Rozwiązywanie zadań na tablicy; rozwiązywanie zadań na tablicy; dykusja; Kryteria oceny; Zaliczenie ćwiczeń na podstawie dwóch kolokwiów (do 10 zadań). Student jest zobowiązany uzyskać wynik powyżej 50% możliwych do zdobycia sumarycznie z obu kolokwiów.; Skala ocen:; Poniżej 50% - ndst; Od 50% - dst; Od 60% - dst+; Od 70% - db; Od 80% - db+; Od 90% - bdb; Poniżej 50% - ndst; Od 50% - dst; Od 60% - dst+; Od 70% - db; Od 80% - db+; Od 90% - bdb; Przed podejściem do egzaminu student musi zaliczyć część ćwiczeniową.</w:t>
+              <w:t>kolokwium; sprawdziany wstępne „wejściówki"</w:t>
             </w:r>
           </w:p>
         </w:tc>
@@ -8395,7 +8015,7 @@
                 <w:i w:val="0"/>
                 <w:sz w:val="22"/>
               </w:rPr>
-              <w:t>Rozwiązywanie zadań na tablicy; rozwiązywanie zadań na tablicy; dykusja; Kryteria oceny; Zaliczenie ćwiczeń na podstawie dwóch kolokwiów (do 10 zadań). Student jest zobowiązany uzyskać wynik powyżej 50% możliwych do zdobycia sumarycznie z obu kolokwiów.; Skala ocen:; Poniżej 50% - ndst; Od 50% - dst; Od 60% - dst+; Od 70% - db; Od 80% - db+; Od 90% - bdb; Poniżej 50% - ndst; Od 50% - dst; Od 60% - dst+; Od 70% - db; Od 80% - db+; Od 90% - bdb; Przed podejściem do egzaminu student musi zaliczyć część ćwiczeniową.</w:t>
+              <w:t>kolokwium; sprawdziany wstępne „wejściówki"</w:t>
             </w:r>
           </w:p>
         </w:tc>
@@ -8453,7 +8073,7 @@
                 <w:i w:val="0"/>
                 <w:sz w:val="22"/>
               </w:rPr>
-              <w:t>Rozwiązywanie zadań na tablicy; rozwiązywanie zadań na tablicy; dykusja; Kryteria oceny; Zaliczenie ćwiczeń na podstawie dwóch kolokwiów (do 10 zadań). Student jest zobowiązany uzyskać wynik powyżej 50% możliwych do zdobycia sumarycznie z obu kolokwiów.; Skala ocen:; Poniżej 50% - ndst; Od 50% - dst; Od 60% - dst+; Od 70% - db; Od 80% - db+; Od 90% - bdb; Poniżej 50% - ndst; Od 50% - dst; Od 60% - dst+; Od 70% - db; Od 80% - db+; Od 90% - bdb; Przed podejściem do egzaminu student musi zaliczyć część ćwiczeniową.</w:t>
+              <w:t>kolokwium; sprawdziany wstępne „wejściówki"</w:t>
             </w:r>
           </w:p>
         </w:tc>
@@ -8511,7 +8131,7 @@
                 <w:i w:val="0"/>
                 <w:sz w:val="22"/>
               </w:rPr>
-              <w:t>Rozwiązywanie zadań na tablicy; rozwiązywanie zadań na tablicy; dykusja; Kryteria oceny; Zaliczenie ćwiczeń na podstawie dwóch kolokwiów (do 10 zadań). Student jest zobowiązany uzyskać wynik powyżej 50% możliwych do zdobycia sumarycznie z obu kolokwiów.; Skala ocen:; Poniżej 50% - ndst; Od 50% - dst; Od 60% - dst+; Od 70% - db; Od 80% - db+; Od 90% - bdb; Poniżej 50% - ndst; Od 50% - dst; Od 60% - dst+; Od 70% - db; Od 80% - db+; Od 90% - bdb; Przed podejściem do egzaminu student musi zaliczyć część ćwiczeniową.</w:t>
+              <w:t>kolokwium; sprawdziany wstępne „wejściówki"</w:t>
             </w:r>
           </w:p>
         </w:tc>
@@ -8569,7 +8189,7 @@
                 <w:i w:val="0"/>
                 <w:sz w:val="22"/>
               </w:rPr>
-              <w:t>Rozwiązywanie zadań na tablicy; rozwiązywanie zadań na tablicy; dykusja; Kryteria oceny; Zaliczenie ćwiczeń na podstawie dwóch kolokwiów (do 10 zadań). Student jest zobowiązany uzyskać wynik powyżej 50% możliwych do zdobycia sumarycznie z obu kolokwiów.; Skala ocen:; Poniżej 50% - ndst; Od 50% - dst; Od 60% - dst+; Od 70% - db; Od 80% - db+; Od 90% - bdb; Poniżej 50% - ndst; Od 50% - dst; Od 60% - dst+; Od 70% - db; Od 80% - db+; Od 90% - bdb; Przed podejściem do egzaminu student musi zaliczyć część ćwiczeniową.</w:t>
+              <w:t>kolokwium; sprawdziany wstępne „wejściówki"</w:t>
             </w:r>
           </w:p>
         </w:tc>
@@ -8627,7 +8247,7 @@
                 <w:i w:val="0"/>
                 <w:sz w:val="22"/>
               </w:rPr>
-              <w:t>Rozwiązywanie zadań na tablicy; rozwiązywanie zadań na tablicy; dykusja; Kryteria oceny; Zaliczenie ćwiczeń na podstawie dwóch kolokwiów (do 10 zadań). Student jest zobowiązany uzyskać wynik powyżej 50% możliwych do zdobycia sumarycznie z obu kolokwiów.; Skala ocen:; Poniżej 50% - ndst; Od 50% - dst; Od 60% - dst+; Od 70% - db; Od 80% - db+; Od 90% - bdb; Poniżej 50% - ndst; Od 50% - dst; Od 60% - dst+; Od 70% - db; Od 80% - db+; Od 90% - bdb; Przed podejściem do egzaminu student musi zaliczyć część ćwiczeniową.</w:t>
+              <w:t>kolokwium; sprawdziany wstępne „wejściówki"</w:t>
             </w:r>
           </w:p>
         </w:tc>
@@ -8685,7 +8305,7 @@
                 <w:i w:val="0"/>
                 <w:sz w:val="22"/>
               </w:rPr>
-              <w:t>Rozwiązywanie zadań na tablicy; rozwiązywanie zadań na tablicy; dykusja; Kryteria oceny; Zaliczenie ćwiczeń na podstawie dwóch kolokwiów (do 10 zadań). Student jest zobowiązany uzyskać wynik powyżej 50% możliwych do zdobycia sumarycznie z obu kolokwiów.; Skala ocen:; Poniżej 50% - ndst; Od 50% - dst; Od 60% - dst+; Od 70% - db; Od 80% - db+; Od 90% - bdb; Poniżej 50% - ndst; Od 50% - dst; Od 60% - dst+; Od 70% - db; Od 80% - db+; Od 90% - bdb; Przed podejściem do egzaminu student musi zaliczyć część ćwiczeniową.</w:t>
+              <w:t>kolokwium; sprawdziany wstępne „wejściówki"</w:t>
             </w:r>
           </w:p>
         </w:tc>
@@ -8743,7 +8363,7 @@
                 <w:i w:val="0"/>
                 <w:sz w:val="22"/>
               </w:rPr>
-              <w:t>Rozwiązywanie zadań na tablicy; rozwiązywanie zadań na tablicy; dykusja; Kryteria oceny; Zaliczenie ćwiczeń na podstawie dwóch kolokwiów (do 10 zadań). Student jest zobowiązany uzyskać wynik powyżej 50% możliwych do zdobycia sumarycznie z obu kolokwiów.; Skala ocen:; Poniżej 50% - ndst; Od 50% - dst; Od 60% - dst+; Od 70% - db; Od 80% - db+; Od 90% - bdb; Poniżej 50% - ndst; Od 50% - dst; Od 60% - dst+; Od 70% - db; Od 80% - db+; Od 90% - bdb; Przed podejściem do egzaminu student musi zaliczyć część ćwiczeniową.</w:t>
+              <w:t>kolokwium; sprawdziany wstępne „wejściówki"</w:t>
             </w:r>
           </w:p>
         </w:tc>
@@ -8801,7 +8421,7 @@
                 <w:i w:val="0"/>
                 <w:sz w:val="22"/>
               </w:rPr>
-              <w:t>Rozwiązywanie zadań na tablicy; rozwiązywanie zadań na tablicy; dykusja; Kryteria oceny; Zaliczenie ćwiczeń na podstawie dwóch kolokwiów (do 10 zadań). Student jest zobowiązany uzyskać wynik powyżej 50% możliwych do zdobycia sumarycznie z obu kolokwiów.; Skala ocen:; Poniżej 50% - ndst; Od 50% - dst; Od 60% - dst+; Od 70% - db; Od 80% - db+; Od 90% - bdb; Poniżej 50% - ndst; Od 50% - dst; Od 60% - dst+; Od 70% - db; Od 80% - db+; Od 90% - bdb; Przed podejściem do egzaminu student musi zaliczyć część ćwiczeniową.</w:t>
+              <w:t>kolokwium; sprawdziany wstępne „wejściówki"</w:t>
             </w:r>
           </w:p>
         </w:tc>
@@ -8859,7 +8479,7 @@
                 <w:i w:val="0"/>
                 <w:sz w:val="22"/>
               </w:rPr>
-              <w:t>Rozwiązywanie zadań na tablicy; rozwiązywanie zadań na tablicy; dykusja; Kryteria oceny; Zaliczenie ćwiczeń na podstawie dwóch kolokwiów (do 10 zadań). Student jest zobowiązany uzyskać wynik powyżej 50% możliwych do zdobycia sumarycznie z obu kolokwiów.; Skala ocen:; Poniżej 50% - ndst; Od 50% - dst; Od 60% - dst+; Od 70% - db; Od 80% - db+; Od 90% - bdb; Poniżej 50% - ndst; Od 50% - dst; Od 60% - dst+; Od 70% - db; Od 80% - db+; Od 90% - bdb; Przed podejściem do egzaminu student musi zaliczyć część ćwiczeniową.</w:t>
+              <w:t>kolokwium; sprawdziany wstępne „wejściówki"</w:t>
             </w:r>
           </w:p>
         </w:tc>
@@ -8917,7 +8537,7 @@
                 <w:i w:val="0"/>
                 <w:sz w:val="22"/>
               </w:rPr>
-              <w:t>Rozwiązywanie zadań na tablicy; rozwiązywanie zadań na tablicy; dykusja; Kryteria oceny; Zaliczenie ćwiczeń na podstawie dwóch kolokwiów (do 10 zadań). Student jest zobowiązany uzyskać wynik powyżej 50% możliwych do zdobycia sumarycznie z obu kolokwiów.; Skala ocen:; Poniżej 50% - ndst; Od 50% - dst; Od 60% - dst+; Od 70% - db; Od 80% - db+; Od 90% - bdb; Poniżej 50% - ndst; Od 50% - dst; Od 60% - dst+; Od 70% - db; Od 80% - db+; Od 90% - bdb; Przed podejściem do egzaminu student musi zaliczyć część ćwiczeniową.</w:t>
+              <w:t>kolokwium; sprawdziany wstępne „wejściówki"</w:t>
             </w:r>
           </w:p>
         </w:tc>
@@ -8975,7 +8595,7 @@
                 <w:i w:val="0"/>
                 <w:sz w:val="22"/>
               </w:rPr>
-              <w:t>Rozwiązywanie zadań na tablicy; rozwiązywanie zadań na tablicy; dykusja; Kryteria oceny; Zaliczenie ćwiczeń na podstawie dwóch kolokwiów (do 10 zadań). Student jest zobowiązany uzyskać wynik powyżej 50% możliwych do zdobycia sumarycznie z obu kolokwiów.; Skala ocen:; Poniżej 50% - ndst; Od 50% - dst; Od 60% - dst+; Od 70% - db; Od 80% - db+; Od 90% - bdb; Poniżej 50% - ndst; Od 50% - dst; Od 60% - dst+; Od 70% - db; Od 80% - db+; Od 90% - bdb; Przed podejściem do egzaminu student musi zaliczyć część ćwiczeniową.</w:t>
+              <w:t>kolokwium; sprawdziany wstępne „wejściówki"</w:t>
             </w:r>
           </w:p>
         </w:tc>
@@ -9033,7 +8653,7 @@
                 <w:i w:val="0"/>
                 <w:sz w:val="22"/>
               </w:rPr>
-              <w:t>Rozwiązywanie zadań na tablicy; rozwiązywanie zadań na tablicy; dykusja; Kryteria oceny; Zaliczenie ćwiczeń na podstawie dwóch kolokwiów (do 10 zadań). Student jest zobowiązany uzyskać wynik powyżej 50% możliwych do zdobycia sumarycznie z obu kolokwiów.; Skala ocen:; Poniżej 50% - ndst; Od 50% - dst; Od 60% - dst+; Od 70% - db; Od 80% - db+; Od 90% - bdb; Poniżej 50% - ndst; Od 50% - dst; Od 60% - dst+; Od 70% - db; Od 80% - db+; Od 90% - bdb; Przed podejściem do egzaminu student musi zaliczyć część ćwiczeniową.</w:t>
+              <w:t>kolokwium; sprawdziany wstępne „wejściówki"</w:t>
             </w:r>
           </w:p>
         </w:tc>
@@ -9091,7 +8711,7 @@
                 <w:i w:val="0"/>
                 <w:sz w:val="22"/>
               </w:rPr>
-              <w:t>Rozwiązywanie zadań na tablicy; rozwiązywanie zadań na tablicy; dykusja; Kryteria oceny; Zaliczenie ćwiczeń na podstawie dwóch kolokwiów (do 10 zadań). Student jest zobowiązany uzyskać wynik powyżej 50% możliwych do zdobycia sumarycznie z obu kolokwiów.; Skala ocen:; Poniżej 50% - ndst; Od 50% - dst; Od 60% - dst+; Od 70% - db; Od 80% - db+; Od 90% - bdb; Poniżej 50% - ndst; Od 50% - dst; Od 60% - dst+; Od 70% - db; Od 80% - db+; Od 90% - bdb; Przed podejściem do egzaminu student musi zaliczyć część ćwiczeniową.</w:t>
+              <w:t>kolokwium; sprawdziany wstępne „wejściówki"</w:t>
             </w:r>
           </w:p>
         </w:tc>
@@ -9149,7 +8769,7 @@
                 <w:i w:val="0"/>
                 <w:sz w:val="22"/>
               </w:rPr>
-              <w:t>Rozwiązywanie zadań na tablicy; rozwiązywanie zadań na tablicy; dykusja; Kryteria oceny; Zaliczenie ćwiczeń na podstawie dwóch kolokwiów (do 10 zadań). Student jest zobowiązany uzyskać wynik powyżej 50% możliwych do zdobycia sumarycznie z obu kolokwiów.; Skala ocen:; Poniżej 50% - ndst; Od 50% - dst; Od 60% - dst+; Od 70% - db; Od 80% - db+; Od 90% - bdb; Poniżej 50% - ndst; Od 50% - dst; Od 60% - dst+; Od 70% - db; Od 80% - db+; Od 90% - bdb; Przed podejściem do egzaminu student musi zaliczyć część ćwiczeniową.</w:t>
+              <w:t>kolokwium; sprawdziany wstępne „wejściówki"</w:t>
             </w:r>
           </w:p>
         </w:tc>
@@ -9207,7 +8827,7 @@
                 <w:i w:val="0"/>
                 <w:sz w:val="22"/>
               </w:rPr>
-              <w:t>Rozwiązywanie zadań na tablicy; rozwiązywanie zadań na tablicy; dykusja; Kryteria oceny; Zaliczenie ćwiczeń na podstawie dwóch kolokwiów (do 10 zadań). Student jest zobowiązany uzyskać wynik powyżej 50% możliwych do zdobycia sumarycznie z obu kolokwiów.; Skala ocen:; Poniżej 50% - ndst; Od 50% - dst; Od 60% - dst+; Od 70% - db; Od 80% - db+; Od 90% - bdb; Poniżej 50% - ndst; Od 50% - dst; Od 60% - dst+; Od 70% - db; Od 80% - db+; Od 90% - bdb; Przed podejściem do egzaminu student musi zaliczyć część ćwiczeniową.</w:t>
+              <w:t>kolokwium; sprawdziany wstępne „wejściówki"</w:t>
             </w:r>
           </w:p>
         </w:tc>
@@ -9265,7 +8885,7 @@
                 <w:i w:val="0"/>
                 <w:sz w:val="22"/>
               </w:rPr>
-              <w:t>Rozwiązywanie zadań na tablicy; rozwiązywanie zadań na tablicy; dykusja; Kryteria oceny; Zaliczenie ćwiczeń na podstawie dwóch kolokwiów (do 10 zadań). Student jest zobowiązany uzyskać wynik powyżej 50% możliwych do zdobycia sumarycznie z obu kolokwiów.; Skala ocen:; Poniżej 50% - ndst; Od 50% - dst; Od 60% - dst+; Od 70% - db; Od 80% - db+; Od 90% - bdb; Poniżej 50% - ndst; Od 50% - dst; Od 60% - dst+; Od 70% - db; Od 80% - db+; Od 90% - bdb; Przed podejściem do egzaminu student musi zaliczyć część ćwiczeniową.</w:t>
+              <w:t>kolokwium; sprawdziany wstępne „wejściówki"</w:t>
             </w:r>
           </w:p>
         </w:tc>
@@ -9323,7 +8943,7 @@
                 <w:i w:val="0"/>
                 <w:sz w:val="22"/>
               </w:rPr>
-              <w:t>Rozwiązywanie zadań na tablicy; rozwiązywanie zadań na tablicy; dykusja; Kryteria oceny; Zaliczenie ćwiczeń na podstawie dwóch kolokwiów (do 10 zadań). Student jest zobowiązany uzyskać wynik powyżej 50% możliwych do zdobycia sumarycznie z obu kolokwiów.; Skala ocen:; Poniżej 50% - ndst; Od 50% - dst; Od 60% - dst+; Od 70% - db; Od 80% - db+; Od 90% - bdb; Poniżej 50% - ndst; Od 50% - dst; Od 60% - dst+; Od 70% - db; Od 80% - db+; Od 90% - bdb; Przed podejściem do egzaminu student musi zaliczyć część ćwiczeniową.</w:t>
+              <w:t>kolokwium; sprawdziany wstępne „wejściówki"</w:t>
             </w:r>
           </w:p>
         </w:tc>
@@ -9381,7 +9001,7 @@
                 <w:i w:val="0"/>
                 <w:sz w:val="22"/>
               </w:rPr>
-              <w:t>Rozwiązywanie zadań na tablicy; rozwiązywanie zadań na tablicy; dykusja; Kryteria oceny; Zaliczenie ćwiczeń na podstawie dwóch kolokwiów (do 10 zadań). Student jest zobowiązany uzyskać wynik powyżej 50% możliwych do zdobycia sumarycznie z obu kolokwiów.; Skala ocen:; Poniżej 50% - ndst; Od 50% - dst; Od 60% - dst+; Od 70% - db; Od 80% - db+; Od 90% - bdb; Poniżej 50% - ndst; Od 50% - dst; Od 60% - dst+; Od 70% - db; Od 80% - db+; Od 90% - bdb; Przed podejściem do egzaminu student musi zaliczyć część ćwiczeniową.</w:t>
+              <w:t>kolokwium; sprawdziany wstępne „wejściówki"</w:t>
             </w:r>
           </w:p>
         </w:tc>
@@ -9439,7 +9059,7 @@
                 <w:i w:val="0"/>
                 <w:sz w:val="22"/>
               </w:rPr>
-              <w:t>Rozwiązywanie zadań na tablicy; rozwiązywanie zadań na tablicy; dykusja; Kryteria oceny; Zaliczenie ćwiczeń na podstawie dwóch kolokwiów (do 10 zadań). Student jest zobowiązany uzyskać wynik powyżej 50% możliwych do zdobycia sumarycznie z obu kolokwiów.; Skala ocen:; Poniżej 50% - ndst; Od 50% - dst; Od 60% - dst+; Od 70% - db; Od 80% - db+; Od 90% - bdb; Poniżej 50% - ndst; Od 50% - dst; Od 60% - dst+; Od 70% - db; Od 80% - db+; Od 90% - bdb; Przed podejściem do egzaminu student musi zaliczyć część ćwiczeniową.</w:t>
+              <w:t>kolokwium; sprawdziany wstępne „wejściówki"</w:t>
             </w:r>
           </w:p>
         </w:tc>
@@ -9497,7 +9117,7 @@
                 <w:i w:val="0"/>
                 <w:sz w:val="22"/>
               </w:rPr>
-              <w:t>Rozwiązywanie zadań na tablicy; rozwiązywanie zadań na tablicy; dykusja; Kryteria oceny; Zaliczenie ćwiczeń na podstawie dwóch kolokwiów (do 10 zadań). Student jest zobowiązany uzyskać wynik powyżej 50% możliwych do zdobycia sumarycznie z obu kolokwiów.; Skala ocen:; Poniżej 50% - ndst; Od 50% - dst; Od 60% - dst+; Od 70% - db; Od 80% - db+; Od 90% - bdb; Poniżej 50% - ndst; Od 50% - dst; Od 60% - dst+; Od 70% - db; Od 80% - db+; Od 90% - bdb; Przed podejściem do egzaminu student musi zaliczyć część ćwiczeniową.</w:t>
+              <w:t>kolokwium; sprawdziany wstępne „wejściówki"</w:t>
             </w:r>
           </w:p>
         </w:tc>
@@ -9555,7 +9175,7 @@
                 <w:i w:val="0"/>
                 <w:sz w:val="22"/>
               </w:rPr>
-              <w:t>Rozwiązywanie zadań na tablicy; rozwiązywanie zadań na tablicy; dykusja; Kryteria oceny; Zaliczenie ćwiczeń na podstawie dwóch kolokwiów (do 10 zadań). Student jest zobowiązany uzyskać wynik powyżej 50% możliwych do zdobycia sumarycznie z obu kolokwiów.; Skala ocen:; Poniżej 50% - ndst; Od 50% - dst; Od 60% - dst+; Od 70% - db; Od 80% - db+; Od 90% - bdb; Poniżej 50% - ndst; Od 50% - dst; Od 60% - dst+; Od 70% - db; Od 80% - db+; Od 90% - bdb; Przed podejściem do egzaminu student musi zaliczyć część ćwiczeniową.</w:t>
+              <w:t>kolokwium; sprawdziany wstępne „wejściówki"</w:t>
             </w:r>
           </w:p>
         </w:tc>
@@ -9613,7 +9233,7 @@
                 <w:i w:val="0"/>
                 <w:sz w:val="22"/>
               </w:rPr>
-              <w:t>Rozwiązywanie zadań na tablicy; rozwiązywanie zadań na tablicy; dykusja; Kryteria oceny; Zaliczenie ćwiczeń na podstawie dwóch kolokwiów (do 10 zadań). Student jest zobowiązany uzyskać wynik powyżej 50% możliwych do zdobycia sumarycznie z obu kolokwiów.; Skala ocen:; Poniżej 50% - ndst; Od 50% - dst; Od 60% - dst+; Od 70% - db; Od 80% - db+; Od 90% - bdb; Poniżej 50% - ndst; Od 50% - dst; Od 60% - dst+; Od 70% - db; Od 80% - db+; Od 90% - bdb; Przed podejściem do egzaminu student musi zaliczyć część ćwiczeniową.</w:t>
+              <w:t>kolokwium; sprawdziany wstępne „wejściówki"</w:t>
             </w:r>
           </w:p>
         </w:tc>
@@ -9671,7 +9291,7 @@
                 <w:i w:val="0"/>
                 <w:sz w:val="22"/>
               </w:rPr>
-              <w:t>Rozwiązywanie zadań na tablicy; rozwiązywanie zadań na tablicy; dykusja; Kryteria oceny; Zaliczenie ćwiczeń na podstawie dwóch kolokwiów (do 10 zadań). Student jest zobowiązany uzyskać wynik powyżej 50% możliwych do zdobycia sumarycznie z obu kolokwiów.; Skala ocen:; Poniżej 50% - ndst; Od 50% - dst; Od 60% - dst+; Od 70% - db; Od 80% - db+; Od 90% - bdb; Poniżej 50% - ndst; Od 50% - dst; Od 60% - dst+; Od 70% - db; Od 80% - db+; Od 90% - bdb; Przed podejściem do egzaminu student musi zaliczyć część ćwiczeniową.</w:t>
+              <w:t>kolokwium; sprawdziany wstępne „wejściówki"</w:t>
             </w:r>
           </w:p>
         </w:tc>
@@ -9729,7 +9349,7 @@
                 <w:i w:val="0"/>
                 <w:sz w:val="22"/>
               </w:rPr>
-              <w:t>Rozwiązywanie zadań na tablicy; rozwiązywanie zadań na tablicy; dykusja; Kryteria oceny; Zaliczenie ćwiczeń na podstawie dwóch kolokwiów (do 10 zadań). Student jest zobowiązany uzyskać wynik powyżej 50% możliwych do zdobycia sumarycznie z obu kolokwiów.; Skala ocen:; Poniżej 50% - ndst; Od 50% - dst; Od 60% - dst+; Od 70% - db; Od 80% - db+; Od 90% - bdb; Poniżej 50% - ndst; Od 50% - dst; Od 60% - dst+; Od 70% - db; Od 80% - db+; Od 90% - bdb; Przed podejściem do egzaminu student musi zaliczyć część ćwiczeniową.</w:t>
+              <w:t>kolokwium; sprawdziany wstępne „wejściówki"</w:t>
             </w:r>
           </w:p>
         </w:tc>
@@ -9787,7 +9407,7 @@
                 <w:i w:val="0"/>
                 <w:sz w:val="22"/>
               </w:rPr>
-              <w:t>Rozwiązywanie zadań na tablicy; rozwiązywanie zadań na tablicy; dykusja; Kryteria oceny; Zaliczenie ćwiczeń na podstawie dwóch kolokwiów (do 10 zadań). Student jest zobowiązany uzyskać wynik powyżej 50% możliwych do zdobycia sumarycznie z obu kolokwiów.; Skala ocen:; Poniżej 50% - ndst; Od 50% - dst; Od 60% - dst+; Od 70% - db; Od 80% - db+; Od 90% - bdb; Poniżej 50% - ndst; Od 50% - dst; Od 60% - dst+; Od 70% - db; Od 80% - db+; Od 90% - bdb; Przed podejściem do egzaminu student musi zaliczyć część ćwiczeniową.</w:t>
+              <w:t>kolokwium; sprawdziany wstępne „wejściówki"</w:t>
             </w:r>
           </w:p>
         </w:tc>
@@ -9845,7 +9465,7 @@
                 <w:i w:val="0"/>
                 <w:sz w:val="22"/>
               </w:rPr>
-              <w:t>Rozwiązywanie zadań na tablicy; rozwiązywanie zadań na tablicy; dykusja; Kryteria oceny; Zaliczenie ćwiczeń na podstawie dwóch kolokwiów (do 10 zadań). Student jest zobowiązany uzyskać wynik powyżej 50% możliwych do zdobycia sumarycznie z obu kolokwiów.; Skala ocen:; Poniżej 50% - ndst; Od 50% - dst; Od 60% - dst+; Od 70% - db; Od 80% - db+; Od 90% - bdb; Poniżej 50% - ndst; Od 50% - dst; Od 60% - dst+; Od 70% - db; Od 80% - db+; Od 90% - bdb; Przed podejściem do egzaminu student musi zaliczyć część ćwiczeniową.</w:t>
+              <w:t>kolokwium; sprawdziany wstępne „wejściówki"</w:t>
             </w:r>
           </w:p>
         </w:tc>
@@ -9903,7 +9523,7 @@
                 <w:i w:val="0"/>
                 <w:sz w:val="22"/>
               </w:rPr>
-              <w:t>Rozwiązywanie zadań na tablicy; rozwiązywanie zadań na tablicy; dykusja; Kryteria oceny; Zaliczenie ćwiczeń na podstawie dwóch kolokwiów (do 10 zadań). Student jest zobowiązany uzyskać wynik powyżej 50% możliwych do zdobycia sumarycznie z obu kolokwiów.; Skala ocen:; Poniżej 50% - ndst; Od 50% - dst; Od 60% - dst+; Od 70% - db; Od 80% - db+; Od 90% - bdb; Poniżej 50% - ndst; Od 50% - dst; Od 60% - dst+; Od 70% - db; Od 80% - db+; Od 90% - bdb; Przed podejściem do egzaminu student musi zaliczyć część ćwiczeniową.</w:t>
+              <w:t>kolokwium; sprawdziany wstępne „wejściówki"</w:t>
             </w:r>
           </w:p>
         </w:tc>
@@ -9961,7 +9581,7 @@
                 <w:i w:val="0"/>
                 <w:sz w:val="22"/>
               </w:rPr>
-              <w:t>Rozwiązywanie zadań na tablicy; rozwiązywanie zadań na tablicy; dykusja; Kryteria oceny; Zaliczenie ćwiczeń na podstawie dwóch kolokwiów (do 10 zadań). Student jest zobowiązany uzyskać wynik powyżej 50% możliwych do zdobycia sumarycznie z obu kolokwiów.; Skala ocen:; Poniżej 50% - ndst; Od 50% - dst; Od 60% - dst+; Od 70% - db; Od 80% - db+; Od 90% - bdb; Poniżej 50% - ndst; Od 50% - dst; Od 60% - dst+; Od 70% - db; Od 80% - db+; Od 90% - bdb; Przed podejściem do egzaminu student musi zaliczyć część ćwiczeniową.</w:t>
+              <w:t>kolokwium; sprawdziany wstępne „wejściówki"</w:t>
             </w:r>
           </w:p>
         </w:tc>
@@ -10019,7 +9639,7 @@
                 <w:i w:val="0"/>
                 <w:sz w:val="22"/>
               </w:rPr>
-              <w:t>Rozwiązywanie zadań na tablicy; rozwiązywanie zadań na tablicy; dykusja; Kryteria oceny; Zaliczenie ćwiczeń na podstawie dwóch kolokwiów (do 10 zadań). Student jest zobowiązany uzyskać wynik powyżej 50% możliwych do zdobycia sumarycznie z obu kolokwiów.; Skala ocen:; Poniżej 50% - ndst; Od 50% - dst; Od 60% - dst+; Od 70% - db; Od 80% - db+; Od 90% - bdb; Poniżej 50% - ndst; Od 50% - dst; Od 60% - dst+; Od 70% - db; Od 80% - db+; Od 90% - bdb; Przed podejściem do egzaminu student musi zaliczyć część ćwiczeniową.</w:t>
+              <w:t>kolokwium; sprawdziany wstępne „wejściówki"</w:t>
             </w:r>
           </w:p>
         </w:tc>
@@ -10077,7 +9697,7 @@
                 <w:i w:val="0"/>
                 <w:sz w:val="22"/>
               </w:rPr>
-              <w:t>Rozwiązywanie zadań na tablicy; rozwiązywanie zadań na tablicy; dykusja; Kryteria oceny; Zaliczenie ćwiczeń na podstawie dwóch kolokwiów (do 10 zadań). Student jest zobowiązany uzyskać wynik powyżej 50% możliwych do zdobycia sumarycznie z obu kolokwiów.; Skala ocen:; Poniżej 50% - ndst; Od 50% - dst; Od 60% - dst+; Od 70% - db; Od 80% - db+; Od 90% - bdb; Poniżej 50% - ndst; Od 50% - dst; Od 60% - dst+; Od 70% - db; Od 80% - db+; Od 90% - bdb; Przed podejściem do egzaminu student musi zaliczyć część ćwiczeniową.</w:t>
+              <w:t>kolokwium; sprawdziany wstępne „wejściówki"</w:t>
             </w:r>
           </w:p>
         </w:tc>
@@ -10135,7 +9755,7 @@
                 <w:i w:val="0"/>
                 <w:sz w:val="22"/>
               </w:rPr>
-              <w:t>Rozwiązywanie zadań na tablicy; rozwiązywanie zadań na tablicy; dykusja; Kryteria oceny; Zaliczenie ćwiczeń na podstawie dwóch kolokwiów (do 10 zadań). Student jest zobowiązany uzyskać wynik powyżej 50% możliwych do zdobycia sumarycznie z obu kolokwiów.; Skala ocen:; Poniżej 50% - ndst; Od 50% - dst; Od 60% - dst+; Od 70% - db; Od 80% - db+; Od 90% - bdb; Poniżej 50% - ndst; Od 50% - dst; Od 60% - dst+; Od 70% - db; Od 80% - db+; Od 90% - bdb; Przed podejściem do egzaminu student musi zaliczyć część ćwiczeniową.</w:t>
+              <w:t>kolokwium; sprawdziany wstępne „wejściówki"</w:t>
             </w:r>
           </w:p>
         </w:tc>
@@ -10193,7 +9813,7 @@
                 <w:i w:val="0"/>
                 <w:sz w:val="22"/>
               </w:rPr>
-              <w:t>Rozwiązywanie zadań na tablicy; rozwiązywanie zadań na tablicy; dykusja; Kryteria oceny; Zaliczenie ćwiczeń na podstawie dwóch kolokwiów (do 10 zadań). Student jest zobowiązany uzyskać wynik powyżej 50% możliwych do zdobycia sumarycznie z obu kolokwiów.; Skala ocen:; Poniżej 50% - ndst; Od 50% - dst; Od 60% - dst+; Od 70% - db; Od 80% - db+; Od 90% - bdb; Poniżej 50% - ndst; Od 50% - dst; Od 60% - dst+; Od 70% - db; Od 80% - db+; Od 90% - bdb; Przed podejściem do egzaminu student musi zaliczyć część ćwiczeniową.</w:t>
+              <w:t>kolokwium; sprawdziany wstępne „wejściówki"</w:t>
             </w:r>
           </w:p>
         </w:tc>
@@ -10251,7 +9871,7 @@
                 <w:i w:val="0"/>
                 <w:sz w:val="22"/>
               </w:rPr>
-              <w:t>Rozwiązywanie zadań na tablicy; rozwiązywanie zadań na tablicy; dykusja; Kryteria oceny; Zaliczenie ćwiczeń na podstawie dwóch kolokwiów (do 10 zadań). Student jest zobowiązany uzyskać wynik powyżej 50% możliwych do zdobycia sumarycznie z obu kolokwiów.; Skala ocen:; Poniżej 50% - ndst; Od 50% - dst; Od 60% - dst+; Od 70% - db; Od 80% - db+; Od 90% - bdb; Poniżej 50% - ndst; Od 50% - dst; Od 60% - dst+; Od 70% - db; Od 80% - db+; Od 90% - bdb; Przed podejściem do egzaminu student musi zaliczyć część ćwiczeniową.</w:t>
+              <w:t>kolokwium; sprawdziany wstępne „wejściówki"</w:t>
             </w:r>
           </w:p>
         </w:tc>
@@ -10309,7 +9929,7 @@
                 <w:i w:val="0"/>
                 <w:sz w:val="22"/>
               </w:rPr>
-              <w:t>Rozwiązywanie zadań na tablicy; rozwiązywanie zadań na tablicy; dykusja; Kryteria oceny; Zaliczenie ćwiczeń na podstawie dwóch kolokwiów (do 10 zadań). Student jest zobowiązany uzyskać wynik powyżej 50% możliwych do zdobycia sumarycznie z obu kolokwiów.; Skala ocen:; Poniżej 50% - ndst; Od 50% - dst; Od 60% - dst+; Od 70% - db; Od 80% - db+; Od 90% - bdb; Poniżej 50% - ndst; Od 50% - dst; Od 60% - dst+; Od 70% - db; Od 80% - db+; Od 90% - bdb; Przed podejściem do egzaminu student musi zaliczyć część ćwiczeniową.</w:t>
+              <w:t>kolokwium; sprawdziany wstępne „wejściówki"</w:t>
             </w:r>
           </w:p>
         </w:tc>

--- a/public/assets/files/niestacjonarne/ALG.docx
+++ b/public/assets/files/niestacjonarne/ALG.docx
@@ -315,7 +315,7 @@
                 <w:i w:val="0"/>
                 <w:sz w:val="22"/>
               </w:rPr>
-              <w:t>5</w:t>
+              <w:t>4</w:t>
             </w:r>
           </w:p>
         </w:tc>
@@ -1093,7 +1093,7 @@
                 <w:i w:val="0"/>
                 <w:sz w:val="22"/>
               </w:rPr>
-              <w:t>93</w:t>
+              <w:t>88</w:t>
             </w:r>
           </w:p>
         </w:tc>
@@ -1113,7 +1113,7 @@
                 <w:i w:val="0"/>
                 <w:sz w:val="22"/>
               </w:rPr>
-              <w:t>3.7</w:t>
+              <w:t>3.5</w:t>
             </w:r>
           </w:p>
         </w:tc>

--- a/public/assets/files/niestacjonarne/ALG.docx
+++ b/public/assets/files/niestacjonarne/ALG.docx
@@ -1093,7 +1093,7 @@
                 <w:i w:val="0"/>
                 <w:sz w:val="22"/>
               </w:rPr>
-              <w:t>88</w:t>
+              <w:t>68</w:t>
             </w:r>
           </w:p>
         </w:tc>
@@ -1113,7 +1113,7 @@
                 <w:i w:val="0"/>
                 <w:sz w:val="22"/>
               </w:rPr>
-              <w:t>3.5</w:t>
+              <w:t>2.7</w:t>
             </w:r>
           </w:p>
         </w:tc>

--- a/public/assets/files/niestacjonarne/ALG.docx
+++ b/public/assets/files/niestacjonarne/ALG.docx
@@ -2642,7 +2642,6 @@
                 <w:i w:val="0"/>
                 <w:sz w:val="22"/>
               </w:rPr>
-              <w:t>kolokwium; sprawdziany wstępne „wejściówki"</w:t>
             </w:r>
           </w:p>
         </w:tc>
@@ -2663,6 +2662,7 @@
                 <w:i w:val="0"/>
                 <w:sz w:val="22"/>
               </w:rPr>
+              <w:t>K_W01</w:t>
             </w:r>
           </w:p>
         </w:tc>
@@ -2700,7 +2700,6 @@
                 <w:i w:val="0"/>
                 <w:sz w:val="22"/>
               </w:rPr>
-              <w:t>kolokwium; sprawdziany wstępne „wejściówki"</w:t>
             </w:r>
           </w:p>
         </w:tc>
@@ -2721,6 +2720,7 @@
                 <w:i w:val="0"/>
                 <w:sz w:val="22"/>
               </w:rPr>
+              <w:t>K_W01</w:t>
             </w:r>
           </w:p>
         </w:tc>
@@ -2758,7 +2758,6 @@
                 <w:i w:val="0"/>
                 <w:sz w:val="22"/>
               </w:rPr>
-              <w:t>kolokwium; sprawdziany wstępne „wejściówki"</w:t>
             </w:r>
           </w:p>
         </w:tc>
@@ -2922,7 +2921,7 @@
                 <w:i w:val="0"/>
                 <w:sz w:val="22"/>
               </w:rPr>
-              <w:t>kolokwium; sprawdziany wstępne „wejściówki"</w:t>
+              <w:t>kolokwium, sprawdziany wstępne „wejściówki"</w:t>
             </w:r>
           </w:p>
         </w:tc>
@@ -2943,6 +2942,7 @@
                 <w:i w:val="0"/>
                 <w:sz w:val="22"/>
               </w:rPr>
+              <w:t>K_U07</w:t>
             </w:r>
           </w:p>
         </w:tc>
@@ -2980,7 +2980,7 @@
                 <w:i w:val="0"/>
                 <w:sz w:val="22"/>
               </w:rPr>
-              <w:t>kolokwium; sprawdziany wstępne „wejściówki"</w:t>
+              <w:t>kolokwium, sprawdziany wstępne „wejściówki"</w:t>
             </w:r>
           </w:p>
         </w:tc>
@@ -3001,6 +3001,7 @@
                 <w:i w:val="0"/>
                 <w:sz w:val="22"/>
               </w:rPr>
+              <w:t>K_U07</w:t>
             </w:r>
           </w:p>
         </w:tc>
@@ -3038,7 +3039,7 @@
                 <w:i w:val="0"/>
                 <w:sz w:val="22"/>
               </w:rPr>
-              <w:t>kolokwium; sprawdziany wstępne „wejściówki"</w:t>
+              <w:t>kolokwium, sprawdziany wstępne „wejściówki"</w:t>
             </w:r>
           </w:p>
         </w:tc>
@@ -3164,6 +3165,7 @@
                 <w:i w:val="0"/>
                 <w:sz w:val="22"/>
               </w:rPr>
+              <w:t>K_K03</w:t>
             </w:r>
           </w:p>
         </w:tc>
@@ -3182,7 +3184,7 @@
                 <w:i w:val="0"/>
                 <w:sz w:val="22"/>
               </w:rPr>
-              <w:t>S</w:t>
+              <w:t>Student jest gotów do samodzielnego pozyskiwania informacji z różnych źródeł i przełożenia ich na potrzebny kontekst.</w:t>
             </w:r>
           </w:p>
         </w:tc>
@@ -3201,6735 +3203,7 @@
                 <w:i w:val="0"/>
                 <w:sz w:val="22"/>
               </w:rPr>
-              <w:t>kolokwium; sprawdziany wstępne „wejściówki"</w:t>
-            </w:r>
-          </w:p>
-        </w:tc>
-      </w:tr>
-      <w:tr>
-        <w:tc>
-          <w:tcPr>
-            <w:tcW w:type="dxa" w:w="3324"/>
-          </w:tcPr>
-          <w:p>
-            <w:pPr>
-              <w:spacing w:before="20" w:after="20"/>
-            </w:pPr>
-            <w:r>
-              <w:rPr>
-                <w:rFonts w:ascii="Aptos" w:hAnsi="Aptos"/>
-                <w:b w:val="0"/>
-                <w:i w:val="0"/>
-                <w:sz w:val="22"/>
-              </w:rPr>
-            </w:r>
-          </w:p>
-        </w:tc>
-        <w:tc>
-          <w:tcPr>
-            <w:tcW w:type="dxa" w:w="3324"/>
-          </w:tcPr>
-          <w:p>
-            <w:pPr>
-              <w:spacing w:before="20" w:after="20"/>
-            </w:pPr>
-            <w:r>
-              <w:rPr>
-                <w:rFonts w:ascii="Aptos" w:hAnsi="Aptos"/>
-                <w:b w:val="0"/>
-                <w:i w:val="0"/>
-                <w:sz w:val="22"/>
-              </w:rPr>
-              <w:t>t</w:t>
-            </w:r>
-          </w:p>
-        </w:tc>
-        <w:tc>
-          <w:tcPr>
-            <w:tcW w:type="dxa" w:w="3324"/>
-          </w:tcPr>
-          <w:p>
-            <w:pPr>
-              <w:spacing w:before="20" w:after="20"/>
-            </w:pPr>
-            <w:r>
-              <w:rPr>
-                <w:rFonts w:ascii="Aptos" w:hAnsi="Aptos"/>
-                <w:b w:val="0"/>
-                <w:i w:val="0"/>
-                <w:sz w:val="22"/>
-              </w:rPr>
-              <w:t>kolokwium; sprawdziany wstępne „wejściówki"</w:t>
-            </w:r>
-          </w:p>
-        </w:tc>
-      </w:tr>
-      <w:tr>
-        <w:tc>
-          <w:tcPr>
-            <w:tcW w:type="dxa" w:w="3324"/>
-          </w:tcPr>
-          <w:p>
-            <w:pPr>
-              <w:spacing w:before="20" w:after="20"/>
-            </w:pPr>
-            <w:r>
-              <w:rPr>
-                <w:rFonts w:ascii="Aptos" w:hAnsi="Aptos"/>
-                <w:b w:val="0"/>
-                <w:i w:val="0"/>
-                <w:sz w:val="22"/>
-              </w:rPr>
-            </w:r>
-          </w:p>
-        </w:tc>
-        <w:tc>
-          <w:tcPr>
-            <w:tcW w:type="dxa" w:w="3324"/>
-          </w:tcPr>
-          <w:p>
-            <w:pPr>
-              <w:spacing w:before="20" w:after="20"/>
-            </w:pPr>
-            <w:r>
-              <w:rPr>
-                <w:rFonts w:ascii="Aptos" w:hAnsi="Aptos"/>
-                <w:b w:val="0"/>
-                <w:i w:val="0"/>
-                <w:sz w:val="22"/>
-              </w:rPr>
-              <w:t>u</w:t>
-            </w:r>
-          </w:p>
-        </w:tc>
-        <w:tc>
-          <w:tcPr>
-            <w:tcW w:type="dxa" w:w="3324"/>
-          </w:tcPr>
-          <w:p>
-            <w:pPr>
-              <w:spacing w:before="20" w:after="20"/>
-            </w:pPr>
-            <w:r>
-              <w:rPr>
-                <w:rFonts w:ascii="Aptos" w:hAnsi="Aptos"/>
-                <w:b w:val="0"/>
-                <w:i w:val="0"/>
-                <w:sz w:val="22"/>
-              </w:rPr>
-              <w:t>kolokwium; sprawdziany wstępne „wejściówki"</w:t>
-            </w:r>
-          </w:p>
-        </w:tc>
-      </w:tr>
-      <w:tr>
-        <w:tc>
-          <w:tcPr>
-            <w:tcW w:type="dxa" w:w="3324"/>
-          </w:tcPr>
-          <w:p>
-            <w:pPr>
-              <w:spacing w:before="20" w:after="20"/>
-            </w:pPr>
-            <w:r>
-              <w:rPr>
-                <w:rFonts w:ascii="Aptos" w:hAnsi="Aptos"/>
-                <w:b w:val="0"/>
-                <w:i w:val="0"/>
-                <w:sz w:val="22"/>
-              </w:rPr>
-            </w:r>
-          </w:p>
-        </w:tc>
-        <w:tc>
-          <w:tcPr>
-            <w:tcW w:type="dxa" w:w="3324"/>
-          </w:tcPr>
-          <w:p>
-            <w:pPr>
-              <w:spacing w:before="20" w:after="20"/>
-            </w:pPr>
-            <w:r>
-              <w:rPr>
-                <w:rFonts w:ascii="Aptos" w:hAnsi="Aptos"/>
-                <w:b w:val="0"/>
-                <w:i w:val="0"/>
-                <w:sz w:val="22"/>
-              </w:rPr>
-              <w:t>d</w:t>
-            </w:r>
-          </w:p>
-        </w:tc>
-        <w:tc>
-          <w:tcPr>
-            <w:tcW w:type="dxa" w:w="3324"/>
-          </w:tcPr>
-          <w:p>
-            <w:pPr>
-              <w:spacing w:before="20" w:after="20"/>
-            </w:pPr>
-            <w:r>
-              <w:rPr>
-                <w:rFonts w:ascii="Aptos" w:hAnsi="Aptos"/>
-                <w:b w:val="0"/>
-                <w:i w:val="0"/>
-                <w:sz w:val="22"/>
-              </w:rPr>
-              <w:t>kolokwium; sprawdziany wstępne „wejściówki"</w:t>
-            </w:r>
-          </w:p>
-        </w:tc>
-      </w:tr>
-      <w:tr>
-        <w:tc>
-          <w:tcPr>
-            <w:tcW w:type="dxa" w:w="3324"/>
-          </w:tcPr>
-          <w:p>
-            <w:pPr>
-              <w:spacing w:before="20" w:after="20"/>
-            </w:pPr>
-            <w:r>
-              <w:rPr>
-                <w:rFonts w:ascii="Aptos" w:hAnsi="Aptos"/>
-                <w:b w:val="0"/>
-                <w:i w:val="0"/>
-                <w:sz w:val="22"/>
-              </w:rPr>
-            </w:r>
-          </w:p>
-        </w:tc>
-        <w:tc>
-          <w:tcPr>
-            <w:tcW w:type="dxa" w:w="3324"/>
-          </w:tcPr>
-          <w:p>
-            <w:pPr>
-              <w:spacing w:before="20" w:after="20"/>
-            </w:pPr>
-            <w:r>
-              <w:rPr>
-                <w:rFonts w:ascii="Aptos" w:hAnsi="Aptos"/>
-                <w:b w:val="0"/>
-                <w:i w:val="0"/>
-                <w:sz w:val="22"/>
-              </w:rPr>
-              <w:t>e</w:t>
-            </w:r>
-          </w:p>
-        </w:tc>
-        <w:tc>
-          <w:tcPr>
-            <w:tcW w:type="dxa" w:w="3324"/>
-          </w:tcPr>
-          <w:p>
-            <w:pPr>
-              <w:spacing w:before="20" w:after="20"/>
-            </w:pPr>
-            <w:r>
-              <w:rPr>
-                <w:rFonts w:ascii="Aptos" w:hAnsi="Aptos"/>
-                <w:b w:val="0"/>
-                <w:i w:val="0"/>
-                <w:sz w:val="22"/>
-              </w:rPr>
-              <w:t>kolokwium; sprawdziany wstępne „wejściówki"</w:t>
-            </w:r>
-          </w:p>
-        </w:tc>
-      </w:tr>
-      <w:tr>
-        <w:tc>
-          <w:tcPr>
-            <w:tcW w:type="dxa" w:w="3324"/>
-          </w:tcPr>
-          <w:p>
-            <w:pPr>
-              <w:spacing w:before="20" w:after="20"/>
-            </w:pPr>
-            <w:r>
-              <w:rPr>
-                <w:rFonts w:ascii="Aptos" w:hAnsi="Aptos"/>
-                <w:b w:val="0"/>
-                <w:i w:val="0"/>
-                <w:sz w:val="22"/>
-              </w:rPr>
-            </w:r>
-          </w:p>
-        </w:tc>
-        <w:tc>
-          <w:tcPr>
-            <w:tcW w:type="dxa" w:w="3324"/>
-          </w:tcPr>
-          <w:p>
-            <w:pPr>
-              <w:spacing w:before="20" w:after="20"/>
-            </w:pPr>
-            <w:r>
-              <w:rPr>
-                <w:rFonts w:ascii="Aptos" w:hAnsi="Aptos"/>
-                <w:b w:val="0"/>
-                <w:i w:val="0"/>
-                <w:sz w:val="22"/>
-              </w:rPr>
-              <w:t>n</w:t>
-            </w:r>
-          </w:p>
-        </w:tc>
-        <w:tc>
-          <w:tcPr>
-            <w:tcW w:type="dxa" w:w="3324"/>
-          </w:tcPr>
-          <w:p>
-            <w:pPr>
-              <w:spacing w:before="20" w:after="20"/>
-            </w:pPr>
-            <w:r>
-              <w:rPr>
-                <w:rFonts w:ascii="Aptos" w:hAnsi="Aptos"/>
-                <w:b w:val="0"/>
-                <w:i w:val="0"/>
-                <w:sz w:val="22"/>
-              </w:rPr>
-              <w:t>kolokwium; sprawdziany wstępne „wejściówki"</w:t>
-            </w:r>
-          </w:p>
-        </w:tc>
-      </w:tr>
-      <w:tr>
-        <w:tc>
-          <w:tcPr>
-            <w:tcW w:type="dxa" w:w="3324"/>
-          </w:tcPr>
-          <w:p>
-            <w:pPr>
-              <w:spacing w:before="20" w:after="20"/>
-            </w:pPr>
-            <w:r>
-              <w:rPr>
-                <w:rFonts w:ascii="Aptos" w:hAnsi="Aptos"/>
-                <w:b w:val="0"/>
-                <w:i w:val="0"/>
-                <w:sz w:val="22"/>
-              </w:rPr>
-            </w:r>
-          </w:p>
-        </w:tc>
-        <w:tc>
-          <w:tcPr>
-            <w:tcW w:type="dxa" w:w="3324"/>
-          </w:tcPr>
-          <w:p>
-            <w:pPr>
-              <w:spacing w:before="20" w:after="20"/>
-            </w:pPr>
-            <w:r>
-              <w:rPr>
-                <w:rFonts w:ascii="Aptos" w:hAnsi="Aptos"/>
-                <w:b w:val="0"/>
-                <w:i w:val="0"/>
-                <w:sz w:val="22"/>
-              </w:rPr>
-              <w:t>t</w:t>
-            </w:r>
-          </w:p>
-        </w:tc>
-        <w:tc>
-          <w:tcPr>
-            <w:tcW w:type="dxa" w:w="3324"/>
-          </w:tcPr>
-          <w:p>
-            <w:pPr>
-              <w:spacing w:before="20" w:after="20"/>
-            </w:pPr>
-            <w:r>
-              <w:rPr>
-                <w:rFonts w:ascii="Aptos" w:hAnsi="Aptos"/>
-                <w:b w:val="0"/>
-                <w:i w:val="0"/>
-                <w:sz w:val="22"/>
-              </w:rPr>
-              <w:t>kolokwium; sprawdziany wstępne „wejściówki"</w:t>
-            </w:r>
-          </w:p>
-        </w:tc>
-      </w:tr>
-      <w:tr>
-        <w:tc>
-          <w:tcPr>
-            <w:tcW w:type="dxa" w:w="3324"/>
-          </w:tcPr>
-          <w:p>
-            <w:pPr>
-              <w:spacing w:before="20" w:after="20"/>
-            </w:pPr>
-            <w:r>
-              <w:rPr>
-                <w:rFonts w:ascii="Aptos" w:hAnsi="Aptos"/>
-                <w:b w:val="0"/>
-                <w:i w:val="0"/>
-                <w:sz w:val="22"/>
-              </w:rPr>
-            </w:r>
-          </w:p>
-        </w:tc>
-        <w:tc>
-          <w:tcPr>
-            <w:tcW w:type="dxa" w:w="3324"/>
-          </w:tcPr>
-          <w:p>
-            <w:pPr>
-              <w:spacing w:before="20" w:after="20"/>
-            </w:pPr>
-            <w:r>
-              <w:rPr>
-                <w:rFonts w:ascii="Aptos" w:hAnsi="Aptos"/>
-                <w:b w:val="0"/>
-                <w:i w:val="0"/>
-                <w:sz w:val="22"/>
-              </w:rPr>
-              <w:t xml:space="preserve"> </w:t>
-            </w:r>
-          </w:p>
-        </w:tc>
-        <w:tc>
-          <w:tcPr>
-            <w:tcW w:type="dxa" w:w="3324"/>
-          </w:tcPr>
-          <w:p>
-            <w:pPr>
-              <w:spacing w:before="20" w:after="20"/>
-            </w:pPr>
-            <w:r>
-              <w:rPr>
-                <w:rFonts w:ascii="Aptos" w:hAnsi="Aptos"/>
-                <w:b w:val="0"/>
-                <w:i w:val="0"/>
-                <w:sz w:val="22"/>
-              </w:rPr>
-              <w:t>kolokwium; sprawdziany wstępne „wejściówki"</w:t>
-            </w:r>
-          </w:p>
-        </w:tc>
-      </w:tr>
-      <w:tr>
-        <w:tc>
-          <w:tcPr>
-            <w:tcW w:type="dxa" w:w="3324"/>
-          </w:tcPr>
-          <w:p>
-            <w:pPr>
-              <w:spacing w:before="20" w:after="20"/>
-            </w:pPr>
-            <w:r>
-              <w:rPr>
-                <w:rFonts w:ascii="Aptos" w:hAnsi="Aptos"/>
-                <w:b w:val="0"/>
-                <w:i w:val="0"/>
-                <w:sz w:val="22"/>
-              </w:rPr>
-            </w:r>
-          </w:p>
-        </w:tc>
-        <w:tc>
-          <w:tcPr>
-            <w:tcW w:type="dxa" w:w="3324"/>
-          </w:tcPr>
-          <w:p>
-            <w:pPr>
-              <w:spacing w:before="20" w:after="20"/>
-            </w:pPr>
-            <w:r>
-              <w:rPr>
-                <w:rFonts w:ascii="Aptos" w:hAnsi="Aptos"/>
-                <w:b w:val="0"/>
-                <w:i w:val="0"/>
-                <w:sz w:val="22"/>
-              </w:rPr>
-              <w:t>j</w:t>
-            </w:r>
-          </w:p>
-        </w:tc>
-        <w:tc>
-          <w:tcPr>
-            <w:tcW w:type="dxa" w:w="3324"/>
-          </w:tcPr>
-          <w:p>
-            <w:pPr>
-              <w:spacing w:before="20" w:after="20"/>
-            </w:pPr>
-            <w:r>
-              <w:rPr>
-                <w:rFonts w:ascii="Aptos" w:hAnsi="Aptos"/>
-                <w:b w:val="0"/>
-                <w:i w:val="0"/>
-                <w:sz w:val="22"/>
-              </w:rPr>
-              <w:t>kolokwium; sprawdziany wstępne „wejściówki"</w:t>
-            </w:r>
-          </w:p>
-        </w:tc>
-      </w:tr>
-      <w:tr>
-        <w:tc>
-          <w:tcPr>
-            <w:tcW w:type="dxa" w:w="3324"/>
-          </w:tcPr>
-          <w:p>
-            <w:pPr>
-              <w:spacing w:before="20" w:after="20"/>
-            </w:pPr>
-            <w:r>
-              <w:rPr>
-                <w:rFonts w:ascii="Aptos" w:hAnsi="Aptos"/>
-                <w:b w:val="0"/>
-                <w:i w:val="0"/>
-                <w:sz w:val="22"/>
-              </w:rPr>
-            </w:r>
-          </w:p>
-        </w:tc>
-        <w:tc>
-          <w:tcPr>
-            <w:tcW w:type="dxa" w:w="3324"/>
-          </w:tcPr>
-          <w:p>
-            <w:pPr>
-              <w:spacing w:before="20" w:after="20"/>
-            </w:pPr>
-            <w:r>
-              <w:rPr>
-                <w:rFonts w:ascii="Aptos" w:hAnsi="Aptos"/>
-                <w:b w:val="0"/>
-                <w:i w:val="0"/>
-                <w:sz w:val="22"/>
-              </w:rPr>
-              <w:t>e</w:t>
-            </w:r>
-          </w:p>
-        </w:tc>
-        <w:tc>
-          <w:tcPr>
-            <w:tcW w:type="dxa" w:w="3324"/>
-          </w:tcPr>
-          <w:p>
-            <w:pPr>
-              <w:spacing w:before="20" w:after="20"/>
-            </w:pPr>
-            <w:r>
-              <w:rPr>
-                <w:rFonts w:ascii="Aptos" w:hAnsi="Aptos"/>
-                <w:b w:val="0"/>
-                <w:i w:val="0"/>
-                <w:sz w:val="22"/>
-              </w:rPr>
-              <w:t>kolokwium; sprawdziany wstępne „wejściówki"</w:t>
-            </w:r>
-          </w:p>
-        </w:tc>
-      </w:tr>
-      <w:tr>
-        <w:tc>
-          <w:tcPr>
-            <w:tcW w:type="dxa" w:w="3324"/>
-          </w:tcPr>
-          <w:p>
-            <w:pPr>
-              <w:spacing w:before="20" w:after="20"/>
-            </w:pPr>
-            <w:r>
-              <w:rPr>
-                <w:rFonts w:ascii="Aptos" w:hAnsi="Aptos"/>
-                <w:b w:val="0"/>
-                <w:i w:val="0"/>
-                <w:sz w:val="22"/>
-              </w:rPr>
-            </w:r>
-          </w:p>
-        </w:tc>
-        <w:tc>
-          <w:tcPr>
-            <w:tcW w:type="dxa" w:w="3324"/>
-          </w:tcPr>
-          <w:p>
-            <w:pPr>
-              <w:spacing w:before="20" w:after="20"/>
-            </w:pPr>
-            <w:r>
-              <w:rPr>
-                <w:rFonts w:ascii="Aptos" w:hAnsi="Aptos"/>
-                <w:b w:val="0"/>
-                <w:i w:val="0"/>
-                <w:sz w:val="22"/>
-              </w:rPr>
-              <w:t>s</w:t>
-            </w:r>
-          </w:p>
-        </w:tc>
-        <w:tc>
-          <w:tcPr>
-            <w:tcW w:type="dxa" w:w="3324"/>
-          </w:tcPr>
-          <w:p>
-            <w:pPr>
-              <w:spacing w:before="20" w:after="20"/>
-            </w:pPr>
-            <w:r>
-              <w:rPr>
-                <w:rFonts w:ascii="Aptos" w:hAnsi="Aptos"/>
-                <w:b w:val="0"/>
-                <w:i w:val="0"/>
-                <w:sz w:val="22"/>
-              </w:rPr>
-              <w:t>kolokwium; sprawdziany wstępne „wejściówki"</w:t>
-            </w:r>
-          </w:p>
-        </w:tc>
-      </w:tr>
-      <w:tr>
-        <w:tc>
-          <w:tcPr>
-            <w:tcW w:type="dxa" w:w="3324"/>
-          </w:tcPr>
-          <w:p>
-            <w:pPr>
-              <w:spacing w:before="20" w:after="20"/>
-            </w:pPr>
-            <w:r>
-              <w:rPr>
-                <w:rFonts w:ascii="Aptos" w:hAnsi="Aptos"/>
-                <w:b w:val="0"/>
-                <w:i w:val="0"/>
-                <w:sz w:val="22"/>
-              </w:rPr>
-            </w:r>
-          </w:p>
-        </w:tc>
-        <w:tc>
-          <w:tcPr>
-            <w:tcW w:type="dxa" w:w="3324"/>
-          </w:tcPr>
-          <w:p>
-            <w:pPr>
-              <w:spacing w:before="20" w:after="20"/>
-            </w:pPr>
-            <w:r>
-              <w:rPr>
-                <w:rFonts w:ascii="Aptos" w:hAnsi="Aptos"/>
-                <w:b w:val="0"/>
-                <w:i w:val="0"/>
-                <w:sz w:val="22"/>
-              </w:rPr>
-              <w:t>t</w:t>
-            </w:r>
-          </w:p>
-        </w:tc>
-        <w:tc>
-          <w:tcPr>
-            <w:tcW w:type="dxa" w:w="3324"/>
-          </w:tcPr>
-          <w:p>
-            <w:pPr>
-              <w:spacing w:before="20" w:after="20"/>
-            </w:pPr>
-            <w:r>
-              <w:rPr>
-                <w:rFonts w:ascii="Aptos" w:hAnsi="Aptos"/>
-                <w:b w:val="0"/>
-                <w:i w:val="0"/>
-                <w:sz w:val="22"/>
-              </w:rPr>
-              <w:t>kolokwium; sprawdziany wstępne „wejściówki"</w:t>
-            </w:r>
-          </w:p>
-        </w:tc>
-      </w:tr>
-      <w:tr>
-        <w:tc>
-          <w:tcPr>
-            <w:tcW w:type="dxa" w:w="3324"/>
-          </w:tcPr>
-          <w:p>
-            <w:pPr>
-              <w:spacing w:before="20" w:after="20"/>
-            </w:pPr>
-            <w:r>
-              <w:rPr>
-                <w:rFonts w:ascii="Aptos" w:hAnsi="Aptos"/>
-                <w:b w:val="0"/>
-                <w:i w:val="0"/>
-                <w:sz w:val="22"/>
-              </w:rPr>
-            </w:r>
-          </w:p>
-        </w:tc>
-        <w:tc>
-          <w:tcPr>
-            <w:tcW w:type="dxa" w:w="3324"/>
-          </w:tcPr>
-          <w:p>
-            <w:pPr>
-              <w:spacing w:before="20" w:after="20"/>
-            </w:pPr>
-            <w:r>
-              <w:rPr>
-                <w:rFonts w:ascii="Aptos" w:hAnsi="Aptos"/>
-                <w:b w:val="0"/>
-                <w:i w:val="0"/>
-                <w:sz w:val="22"/>
-              </w:rPr>
-              <w:t xml:space="preserve"> </w:t>
-            </w:r>
-          </w:p>
-        </w:tc>
-        <w:tc>
-          <w:tcPr>
-            <w:tcW w:type="dxa" w:w="3324"/>
-          </w:tcPr>
-          <w:p>
-            <w:pPr>
-              <w:spacing w:before="20" w:after="20"/>
-            </w:pPr>
-            <w:r>
-              <w:rPr>
-                <w:rFonts w:ascii="Aptos" w:hAnsi="Aptos"/>
-                <w:b w:val="0"/>
-                <w:i w:val="0"/>
-                <w:sz w:val="22"/>
-              </w:rPr>
-              <w:t>kolokwium; sprawdziany wstępne „wejściówki"</w:t>
-            </w:r>
-          </w:p>
-        </w:tc>
-      </w:tr>
-      <w:tr>
-        <w:tc>
-          <w:tcPr>
-            <w:tcW w:type="dxa" w:w="3324"/>
-          </w:tcPr>
-          <w:p>
-            <w:pPr>
-              <w:spacing w:before="20" w:after="20"/>
-            </w:pPr>
-            <w:r>
-              <w:rPr>
-                <w:rFonts w:ascii="Aptos" w:hAnsi="Aptos"/>
-                <w:b w:val="0"/>
-                <w:i w:val="0"/>
-                <w:sz w:val="22"/>
-              </w:rPr>
-            </w:r>
-          </w:p>
-        </w:tc>
-        <w:tc>
-          <w:tcPr>
-            <w:tcW w:type="dxa" w:w="3324"/>
-          </w:tcPr>
-          <w:p>
-            <w:pPr>
-              <w:spacing w:before="20" w:after="20"/>
-            </w:pPr>
-            <w:r>
-              <w:rPr>
-                <w:rFonts w:ascii="Aptos" w:hAnsi="Aptos"/>
-                <w:b w:val="0"/>
-                <w:i w:val="0"/>
-                <w:sz w:val="22"/>
-              </w:rPr>
-              <w:t>g</w:t>
-            </w:r>
-          </w:p>
-        </w:tc>
-        <w:tc>
-          <w:tcPr>
-            <w:tcW w:type="dxa" w:w="3324"/>
-          </w:tcPr>
-          <w:p>
-            <w:pPr>
-              <w:spacing w:before="20" w:after="20"/>
-            </w:pPr>
-            <w:r>
-              <w:rPr>
-                <w:rFonts w:ascii="Aptos" w:hAnsi="Aptos"/>
-                <w:b w:val="0"/>
-                <w:i w:val="0"/>
-                <w:sz w:val="22"/>
-              </w:rPr>
-              <w:t>kolokwium; sprawdziany wstępne „wejściówki"</w:t>
-            </w:r>
-          </w:p>
-        </w:tc>
-      </w:tr>
-      <w:tr>
-        <w:tc>
-          <w:tcPr>
-            <w:tcW w:type="dxa" w:w="3324"/>
-          </w:tcPr>
-          <w:p>
-            <w:pPr>
-              <w:spacing w:before="20" w:after="20"/>
-            </w:pPr>
-            <w:r>
-              <w:rPr>
-                <w:rFonts w:ascii="Aptos" w:hAnsi="Aptos"/>
-                <w:b w:val="0"/>
-                <w:i w:val="0"/>
-                <w:sz w:val="22"/>
-              </w:rPr>
-            </w:r>
-          </w:p>
-        </w:tc>
-        <w:tc>
-          <w:tcPr>
-            <w:tcW w:type="dxa" w:w="3324"/>
-          </w:tcPr>
-          <w:p>
-            <w:pPr>
-              <w:spacing w:before="20" w:after="20"/>
-            </w:pPr>
-            <w:r>
-              <w:rPr>
-                <w:rFonts w:ascii="Aptos" w:hAnsi="Aptos"/>
-                <w:b w:val="0"/>
-                <w:i w:val="0"/>
-                <w:sz w:val="22"/>
-              </w:rPr>
-              <w:t>o</w:t>
-            </w:r>
-          </w:p>
-        </w:tc>
-        <w:tc>
-          <w:tcPr>
-            <w:tcW w:type="dxa" w:w="3324"/>
-          </w:tcPr>
-          <w:p>
-            <w:pPr>
-              <w:spacing w:before="20" w:after="20"/>
-            </w:pPr>
-            <w:r>
-              <w:rPr>
-                <w:rFonts w:ascii="Aptos" w:hAnsi="Aptos"/>
-                <w:b w:val="0"/>
-                <w:i w:val="0"/>
-                <w:sz w:val="22"/>
-              </w:rPr>
-              <w:t>kolokwium; sprawdziany wstępne „wejściówki"</w:t>
-            </w:r>
-          </w:p>
-        </w:tc>
-      </w:tr>
-      <w:tr>
-        <w:tc>
-          <w:tcPr>
-            <w:tcW w:type="dxa" w:w="3324"/>
-          </w:tcPr>
-          <w:p>
-            <w:pPr>
-              <w:spacing w:before="20" w:after="20"/>
-            </w:pPr>
-            <w:r>
-              <w:rPr>
-                <w:rFonts w:ascii="Aptos" w:hAnsi="Aptos"/>
-                <w:b w:val="0"/>
-                <w:i w:val="0"/>
-                <w:sz w:val="22"/>
-              </w:rPr>
-            </w:r>
-          </w:p>
-        </w:tc>
-        <w:tc>
-          <w:tcPr>
-            <w:tcW w:type="dxa" w:w="3324"/>
-          </w:tcPr>
-          <w:p>
-            <w:pPr>
-              <w:spacing w:before="20" w:after="20"/>
-            </w:pPr>
-            <w:r>
-              <w:rPr>
-                <w:rFonts w:ascii="Aptos" w:hAnsi="Aptos"/>
-                <w:b w:val="0"/>
-                <w:i w:val="0"/>
-                <w:sz w:val="22"/>
-              </w:rPr>
-              <w:t>t</w:t>
-            </w:r>
-          </w:p>
-        </w:tc>
-        <w:tc>
-          <w:tcPr>
-            <w:tcW w:type="dxa" w:w="3324"/>
-          </w:tcPr>
-          <w:p>
-            <w:pPr>
-              <w:spacing w:before="20" w:after="20"/>
-            </w:pPr>
-            <w:r>
-              <w:rPr>
-                <w:rFonts w:ascii="Aptos" w:hAnsi="Aptos"/>
-                <w:b w:val="0"/>
-                <w:i w:val="0"/>
-                <w:sz w:val="22"/>
-              </w:rPr>
-              <w:t>kolokwium; sprawdziany wstępne „wejściówki"</w:t>
-            </w:r>
-          </w:p>
-        </w:tc>
-      </w:tr>
-      <w:tr>
-        <w:tc>
-          <w:tcPr>
-            <w:tcW w:type="dxa" w:w="3324"/>
-          </w:tcPr>
-          <w:p>
-            <w:pPr>
-              <w:spacing w:before="20" w:after="20"/>
-            </w:pPr>
-            <w:r>
-              <w:rPr>
-                <w:rFonts w:ascii="Aptos" w:hAnsi="Aptos"/>
-                <w:b w:val="0"/>
-                <w:i w:val="0"/>
-                <w:sz w:val="22"/>
-              </w:rPr>
-            </w:r>
-          </w:p>
-        </w:tc>
-        <w:tc>
-          <w:tcPr>
-            <w:tcW w:type="dxa" w:w="3324"/>
-          </w:tcPr>
-          <w:p>
-            <w:pPr>
-              <w:spacing w:before="20" w:after="20"/>
-            </w:pPr>
-            <w:r>
-              <w:rPr>
-                <w:rFonts w:ascii="Aptos" w:hAnsi="Aptos"/>
-                <w:b w:val="0"/>
-                <w:i w:val="0"/>
-                <w:sz w:val="22"/>
-              </w:rPr>
-              <w:t>ó</w:t>
-            </w:r>
-          </w:p>
-        </w:tc>
-        <w:tc>
-          <w:tcPr>
-            <w:tcW w:type="dxa" w:w="3324"/>
-          </w:tcPr>
-          <w:p>
-            <w:pPr>
-              <w:spacing w:before="20" w:after="20"/>
-            </w:pPr>
-            <w:r>
-              <w:rPr>
-                <w:rFonts w:ascii="Aptos" w:hAnsi="Aptos"/>
-                <w:b w:val="0"/>
-                <w:i w:val="0"/>
-                <w:sz w:val="22"/>
-              </w:rPr>
-              <w:t>kolokwium; sprawdziany wstępne „wejściówki"</w:t>
-            </w:r>
-          </w:p>
-        </w:tc>
-      </w:tr>
-      <w:tr>
-        <w:tc>
-          <w:tcPr>
-            <w:tcW w:type="dxa" w:w="3324"/>
-          </w:tcPr>
-          <w:p>
-            <w:pPr>
-              <w:spacing w:before="20" w:after="20"/>
-            </w:pPr>
-            <w:r>
-              <w:rPr>
-                <w:rFonts w:ascii="Aptos" w:hAnsi="Aptos"/>
-                <w:b w:val="0"/>
-                <w:i w:val="0"/>
-                <w:sz w:val="22"/>
-              </w:rPr>
-            </w:r>
-          </w:p>
-        </w:tc>
-        <w:tc>
-          <w:tcPr>
-            <w:tcW w:type="dxa" w:w="3324"/>
-          </w:tcPr>
-          <w:p>
-            <w:pPr>
-              <w:spacing w:before="20" w:after="20"/>
-            </w:pPr>
-            <w:r>
-              <w:rPr>
-                <w:rFonts w:ascii="Aptos" w:hAnsi="Aptos"/>
-                <w:b w:val="0"/>
-                <w:i w:val="0"/>
-                <w:sz w:val="22"/>
-              </w:rPr>
-              <w:t>w</w:t>
-            </w:r>
-          </w:p>
-        </w:tc>
-        <w:tc>
-          <w:tcPr>
-            <w:tcW w:type="dxa" w:w="3324"/>
-          </w:tcPr>
-          <w:p>
-            <w:pPr>
-              <w:spacing w:before="20" w:after="20"/>
-            </w:pPr>
-            <w:r>
-              <w:rPr>
-                <w:rFonts w:ascii="Aptos" w:hAnsi="Aptos"/>
-                <w:b w:val="0"/>
-                <w:i w:val="0"/>
-                <w:sz w:val="22"/>
-              </w:rPr>
-              <w:t>kolokwium; sprawdziany wstępne „wejściówki"</w:t>
-            </w:r>
-          </w:p>
-        </w:tc>
-      </w:tr>
-      <w:tr>
-        <w:tc>
-          <w:tcPr>
-            <w:tcW w:type="dxa" w:w="3324"/>
-          </w:tcPr>
-          <w:p>
-            <w:pPr>
-              <w:spacing w:before="20" w:after="20"/>
-            </w:pPr>
-            <w:r>
-              <w:rPr>
-                <w:rFonts w:ascii="Aptos" w:hAnsi="Aptos"/>
-                <w:b w:val="0"/>
-                <w:i w:val="0"/>
-                <w:sz w:val="22"/>
-              </w:rPr>
-            </w:r>
-          </w:p>
-        </w:tc>
-        <w:tc>
-          <w:tcPr>
-            <w:tcW w:type="dxa" w:w="3324"/>
-          </w:tcPr>
-          <w:p>
-            <w:pPr>
-              <w:spacing w:before="20" w:after="20"/>
-            </w:pPr>
-            <w:r>
-              <w:rPr>
-                <w:rFonts w:ascii="Aptos" w:hAnsi="Aptos"/>
-                <w:b w:val="0"/>
-                <w:i w:val="0"/>
-                <w:sz w:val="22"/>
-              </w:rPr>
-              <w:t xml:space="preserve"> </w:t>
-            </w:r>
-          </w:p>
-        </w:tc>
-        <w:tc>
-          <w:tcPr>
-            <w:tcW w:type="dxa" w:w="3324"/>
-          </w:tcPr>
-          <w:p>
-            <w:pPr>
-              <w:spacing w:before="20" w:after="20"/>
-            </w:pPr>
-            <w:r>
-              <w:rPr>
-                <w:rFonts w:ascii="Aptos" w:hAnsi="Aptos"/>
-                <w:b w:val="0"/>
-                <w:i w:val="0"/>
-                <w:sz w:val="22"/>
-              </w:rPr>
-              <w:t>kolokwium; sprawdziany wstępne „wejściówki"</w:t>
-            </w:r>
-          </w:p>
-        </w:tc>
-      </w:tr>
-      <w:tr>
-        <w:tc>
-          <w:tcPr>
-            <w:tcW w:type="dxa" w:w="3324"/>
-          </w:tcPr>
-          <w:p>
-            <w:pPr>
-              <w:spacing w:before="20" w:after="20"/>
-            </w:pPr>
-            <w:r>
-              <w:rPr>
-                <w:rFonts w:ascii="Aptos" w:hAnsi="Aptos"/>
-                <w:b w:val="0"/>
-                <w:i w:val="0"/>
-                <w:sz w:val="22"/>
-              </w:rPr>
-            </w:r>
-          </w:p>
-        </w:tc>
-        <w:tc>
-          <w:tcPr>
-            <w:tcW w:type="dxa" w:w="3324"/>
-          </w:tcPr>
-          <w:p>
-            <w:pPr>
-              <w:spacing w:before="20" w:after="20"/>
-            </w:pPr>
-            <w:r>
-              <w:rPr>
-                <w:rFonts w:ascii="Aptos" w:hAnsi="Aptos"/>
-                <w:b w:val="0"/>
-                <w:i w:val="0"/>
-                <w:sz w:val="22"/>
-              </w:rPr>
-              <w:t>d</w:t>
-            </w:r>
-          </w:p>
-        </w:tc>
-        <w:tc>
-          <w:tcPr>
-            <w:tcW w:type="dxa" w:w="3324"/>
-          </w:tcPr>
-          <w:p>
-            <w:pPr>
-              <w:spacing w:before="20" w:after="20"/>
-            </w:pPr>
-            <w:r>
-              <w:rPr>
-                <w:rFonts w:ascii="Aptos" w:hAnsi="Aptos"/>
-                <w:b w:val="0"/>
-                <w:i w:val="0"/>
-                <w:sz w:val="22"/>
-              </w:rPr>
-              <w:t>kolokwium; sprawdziany wstępne „wejściówki"</w:t>
-            </w:r>
-          </w:p>
-        </w:tc>
-      </w:tr>
-      <w:tr>
-        <w:tc>
-          <w:tcPr>
-            <w:tcW w:type="dxa" w:w="3324"/>
-          </w:tcPr>
-          <w:p>
-            <w:pPr>
-              <w:spacing w:before="20" w:after="20"/>
-            </w:pPr>
-            <w:r>
-              <w:rPr>
-                <w:rFonts w:ascii="Aptos" w:hAnsi="Aptos"/>
-                <w:b w:val="0"/>
-                <w:i w:val="0"/>
-                <w:sz w:val="22"/>
-              </w:rPr>
-            </w:r>
-          </w:p>
-        </w:tc>
-        <w:tc>
-          <w:tcPr>
-            <w:tcW w:type="dxa" w:w="3324"/>
-          </w:tcPr>
-          <w:p>
-            <w:pPr>
-              <w:spacing w:before="20" w:after="20"/>
-            </w:pPr>
-            <w:r>
-              <w:rPr>
-                <w:rFonts w:ascii="Aptos" w:hAnsi="Aptos"/>
-                <w:b w:val="0"/>
-                <w:i w:val="0"/>
-                <w:sz w:val="22"/>
-              </w:rPr>
-              <w:t>o</w:t>
-            </w:r>
-          </w:p>
-        </w:tc>
-        <w:tc>
-          <w:tcPr>
-            <w:tcW w:type="dxa" w:w="3324"/>
-          </w:tcPr>
-          <w:p>
-            <w:pPr>
-              <w:spacing w:before="20" w:after="20"/>
-            </w:pPr>
-            <w:r>
-              <w:rPr>
-                <w:rFonts w:ascii="Aptos" w:hAnsi="Aptos"/>
-                <w:b w:val="0"/>
-                <w:i w:val="0"/>
-                <w:sz w:val="22"/>
-              </w:rPr>
-              <w:t>kolokwium; sprawdziany wstępne „wejściówki"</w:t>
-            </w:r>
-          </w:p>
-        </w:tc>
-      </w:tr>
-      <w:tr>
-        <w:tc>
-          <w:tcPr>
-            <w:tcW w:type="dxa" w:w="3324"/>
-          </w:tcPr>
-          <w:p>
-            <w:pPr>
-              <w:spacing w:before="20" w:after="20"/>
-            </w:pPr>
-            <w:r>
-              <w:rPr>
-                <w:rFonts w:ascii="Aptos" w:hAnsi="Aptos"/>
-                <w:b w:val="0"/>
-                <w:i w:val="0"/>
-                <w:sz w:val="22"/>
-              </w:rPr>
-            </w:r>
-          </w:p>
-        </w:tc>
-        <w:tc>
-          <w:tcPr>
-            <w:tcW w:type="dxa" w:w="3324"/>
-          </w:tcPr>
-          <w:p>
-            <w:pPr>
-              <w:spacing w:before="20" w:after="20"/>
-            </w:pPr>
-            <w:r>
-              <w:rPr>
-                <w:rFonts w:ascii="Aptos" w:hAnsi="Aptos"/>
-                <w:b w:val="0"/>
-                <w:i w:val="0"/>
-                <w:sz w:val="22"/>
-              </w:rPr>
-              <w:t xml:space="preserve"> </w:t>
-            </w:r>
-          </w:p>
-        </w:tc>
-        <w:tc>
-          <w:tcPr>
-            <w:tcW w:type="dxa" w:w="3324"/>
-          </w:tcPr>
-          <w:p>
-            <w:pPr>
-              <w:spacing w:before="20" w:after="20"/>
-            </w:pPr>
-            <w:r>
-              <w:rPr>
-                <w:rFonts w:ascii="Aptos" w:hAnsi="Aptos"/>
-                <w:b w:val="0"/>
-                <w:i w:val="0"/>
-                <w:sz w:val="22"/>
-              </w:rPr>
-              <w:t>kolokwium; sprawdziany wstępne „wejściówki"</w:t>
-            </w:r>
-          </w:p>
-        </w:tc>
-      </w:tr>
-      <w:tr>
-        <w:tc>
-          <w:tcPr>
-            <w:tcW w:type="dxa" w:w="3324"/>
-          </w:tcPr>
-          <w:p>
-            <w:pPr>
-              <w:spacing w:before="20" w:after="20"/>
-            </w:pPr>
-            <w:r>
-              <w:rPr>
-                <w:rFonts w:ascii="Aptos" w:hAnsi="Aptos"/>
-                <w:b w:val="0"/>
-                <w:i w:val="0"/>
-                <w:sz w:val="22"/>
-              </w:rPr>
-            </w:r>
-          </w:p>
-        </w:tc>
-        <w:tc>
-          <w:tcPr>
-            <w:tcW w:type="dxa" w:w="3324"/>
-          </w:tcPr>
-          <w:p>
-            <w:pPr>
-              <w:spacing w:before="20" w:after="20"/>
-            </w:pPr>
-            <w:r>
-              <w:rPr>
-                <w:rFonts w:ascii="Aptos" w:hAnsi="Aptos"/>
-                <w:b w:val="0"/>
-                <w:i w:val="0"/>
-                <w:sz w:val="22"/>
-              </w:rPr>
-              <w:t>s</w:t>
-            </w:r>
-          </w:p>
-        </w:tc>
-        <w:tc>
-          <w:tcPr>
-            <w:tcW w:type="dxa" w:w="3324"/>
-          </w:tcPr>
-          <w:p>
-            <w:pPr>
-              <w:spacing w:before="20" w:after="20"/>
-            </w:pPr>
-            <w:r>
-              <w:rPr>
-                <w:rFonts w:ascii="Aptos" w:hAnsi="Aptos"/>
-                <w:b w:val="0"/>
-                <w:i w:val="0"/>
-                <w:sz w:val="22"/>
-              </w:rPr>
-              <w:t>kolokwium; sprawdziany wstępne „wejściówki"</w:t>
-            </w:r>
-          </w:p>
-        </w:tc>
-      </w:tr>
-      <w:tr>
-        <w:tc>
-          <w:tcPr>
-            <w:tcW w:type="dxa" w:w="3324"/>
-          </w:tcPr>
-          <w:p>
-            <w:pPr>
-              <w:spacing w:before="20" w:after="20"/>
-            </w:pPr>
-            <w:r>
-              <w:rPr>
-                <w:rFonts w:ascii="Aptos" w:hAnsi="Aptos"/>
-                <w:b w:val="0"/>
-                <w:i w:val="0"/>
-                <w:sz w:val="22"/>
-              </w:rPr>
-            </w:r>
-          </w:p>
-        </w:tc>
-        <w:tc>
-          <w:tcPr>
-            <w:tcW w:type="dxa" w:w="3324"/>
-          </w:tcPr>
-          <w:p>
-            <w:pPr>
-              <w:spacing w:before="20" w:after="20"/>
-            </w:pPr>
-            <w:r>
-              <w:rPr>
-                <w:rFonts w:ascii="Aptos" w:hAnsi="Aptos"/>
-                <w:b w:val="0"/>
-                <w:i w:val="0"/>
-                <w:sz w:val="22"/>
-              </w:rPr>
-              <w:t>a</w:t>
-            </w:r>
-          </w:p>
-        </w:tc>
-        <w:tc>
-          <w:tcPr>
-            <w:tcW w:type="dxa" w:w="3324"/>
-          </w:tcPr>
-          <w:p>
-            <w:pPr>
-              <w:spacing w:before="20" w:after="20"/>
-            </w:pPr>
-            <w:r>
-              <w:rPr>
-                <w:rFonts w:ascii="Aptos" w:hAnsi="Aptos"/>
-                <w:b w:val="0"/>
-                <w:i w:val="0"/>
-                <w:sz w:val="22"/>
-              </w:rPr>
-              <w:t>kolokwium; sprawdziany wstępne „wejściówki"</w:t>
-            </w:r>
-          </w:p>
-        </w:tc>
-      </w:tr>
-      <w:tr>
-        <w:tc>
-          <w:tcPr>
-            <w:tcW w:type="dxa" w:w="3324"/>
-          </w:tcPr>
-          <w:p>
-            <w:pPr>
-              <w:spacing w:before="20" w:after="20"/>
-            </w:pPr>
-            <w:r>
-              <w:rPr>
-                <w:rFonts w:ascii="Aptos" w:hAnsi="Aptos"/>
-                <w:b w:val="0"/>
-                <w:i w:val="0"/>
-                <w:sz w:val="22"/>
-              </w:rPr>
-            </w:r>
-          </w:p>
-        </w:tc>
-        <w:tc>
-          <w:tcPr>
-            <w:tcW w:type="dxa" w:w="3324"/>
-          </w:tcPr>
-          <w:p>
-            <w:pPr>
-              <w:spacing w:before="20" w:after="20"/>
-            </w:pPr>
-            <w:r>
-              <w:rPr>
-                <w:rFonts w:ascii="Aptos" w:hAnsi="Aptos"/>
-                <w:b w:val="0"/>
-                <w:i w:val="0"/>
-                <w:sz w:val="22"/>
-              </w:rPr>
-              <w:t>m</w:t>
-            </w:r>
-          </w:p>
-        </w:tc>
-        <w:tc>
-          <w:tcPr>
-            <w:tcW w:type="dxa" w:w="3324"/>
-          </w:tcPr>
-          <w:p>
-            <w:pPr>
-              <w:spacing w:before="20" w:after="20"/>
-            </w:pPr>
-            <w:r>
-              <w:rPr>
-                <w:rFonts w:ascii="Aptos" w:hAnsi="Aptos"/>
-                <w:b w:val="0"/>
-                <w:i w:val="0"/>
-                <w:sz w:val="22"/>
-              </w:rPr>
-              <w:t>kolokwium; sprawdziany wstępne „wejściówki"</w:t>
-            </w:r>
-          </w:p>
-        </w:tc>
-      </w:tr>
-      <w:tr>
-        <w:tc>
-          <w:tcPr>
-            <w:tcW w:type="dxa" w:w="3324"/>
-          </w:tcPr>
-          <w:p>
-            <w:pPr>
-              <w:spacing w:before="20" w:after="20"/>
-            </w:pPr>
-            <w:r>
-              <w:rPr>
-                <w:rFonts w:ascii="Aptos" w:hAnsi="Aptos"/>
-                <w:b w:val="0"/>
-                <w:i w:val="0"/>
-                <w:sz w:val="22"/>
-              </w:rPr>
-            </w:r>
-          </w:p>
-        </w:tc>
-        <w:tc>
-          <w:tcPr>
-            <w:tcW w:type="dxa" w:w="3324"/>
-          </w:tcPr>
-          <w:p>
-            <w:pPr>
-              <w:spacing w:before="20" w:after="20"/>
-            </w:pPr>
-            <w:r>
-              <w:rPr>
-                <w:rFonts w:ascii="Aptos" w:hAnsi="Aptos"/>
-                <w:b w:val="0"/>
-                <w:i w:val="0"/>
-                <w:sz w:val="22"/>
-              </w:rPr>
-              <w:t>o</w:t>
-            </w:r>
-          </w:p>
-        </w:tc>
-        <w:tc>
-          <w:tcPr>
-            <w:tcW w:type="dxa" w:w="3324"/>
-          </w:tcPr>
-          <w:p>
-            <w:pPr>
-              <w:spacing w:before="20" w:after="20"/>
-            </w:pPr>
-            <w:r>
-              <w:rPr>
-                <w:rFonts w:ascii="Aptos" w:hAnsi="Aptos"/>
-                <w:b w:val="0"/>
-                <w:i w:val="0"/>
-                <w:sz w:val="22"/>
-              </w:rPr>
-              <w:t>kolokwium; sprawdziany wstępne „wejściówki"</w:t>
-            </w:r>
-          </w:p>
-        </w:tc>
-      </w:tr>
-      <w:tr>
-        <w:tc>
-          <w:tcPr>
-            <w:tcW w:type="dxa" w:w="3324"/>
-          </w:tcPr>
-          <w:p>
-            <w:pPr>
-              <w:spacing w:before="20" w:after="20"/>
-            </w:pPr>
-            <w:r>
-              <w:rPr>
-                <w:rFonts w:ascii="Aptos" w:hAnsi="Aptos"/>
-                <w:b w:val="0"/>
-                <w:i w:val="0"/>
-                <w:sz w:val="22"/>
-              </w:rPr>
-            </w:r>
-          </w:p>
-        </w:tc>
-        <w:tc>
-          <w:tcPr>
-            <w:tcW w:type="dxa" w:w="3324"/>
-          </w:tcPr>
-          <w:p>
-            <w:pPr>
-              <w:spacing w:before="20" w:after="20"/>
-            </w:pPr>
-            <w:r>
-              <w:rPr>
-                <w:rFonts w:ascii="Aptos" w:hAnsi="Aptos"/>
-                <w:b w:val="0"/>
-                <w:i w:val="0"/>
-                <w:sz w:val="22"/>
-              </w:rPr>
-              <w:t>d</w:t>
-            </w:r>
-          </w:p>
-        </w:tc>
-        <w:tc>
-          <w:tcPr>
-            <w:tcW w:type="dxa" w:w="3324"/>
-          </w:tcPr>
-          <w:p>
-            <w:pPr>
-              <w:spacing w:before="20" w:after="20"/>
-            </w:pPr>
-            <w:r>
-              <w:rPr>
-                <w:rFonts w:ascii="Aptos" w:hAnsi="Aptos"/>
-                <w:b w:val="0"/>
-                <w:i w:val="0"/>
-                <w:sz w:val="22"/>
-              </w:rPr>
-              <w:t>kolokwium; sprawdziany wstępne „wejściówki"</w:t>
-            </w:r>
-          </w:p>
-        </w:tc>
-      </w:tr>
-      <w:tr>
-        <w:tc>
-          <w:tcPr>
-            <w:tcW w:type="dxa" w:w="3324"/>
-          </w:tcPr>
-          <w:p>
-            <w:pPr>
-              <w:spacing w:before="20" w:after="20"/>
-            </w:pPr>
-            <w:r>
-              <w:rPr>
-                <w:rFonts w:ascii="Aptos" w:hAnsi="Aptos"/>
-                <w:b w:val="0"/>
-                <w:i w:val="0"/>
-                <w:sz w:val="22"/>
-              </w:rPr>
-            </w:r>
-          </w:p>
-        </w:tc>
-        <w:tc>
-          <w:tcPr>
-            <w:tcW w:type="dxa" w:w="3324"/>
-          </w:tcPr>
-          <w:p>
-            <w:pPr>
-              <w:spacing w:before="20" w:after="20"/>
-            </w:pPr>
-            <w:r>
-              <w:rPr>
-                <w:rFonts w:ascii="Aptos" w:hAnsi="Aptos"/>
-                <w:b w:val="0"/>
-                <w:i w:val="0"/>
-                <w:sz w:val="22"/>
-              </w:rPr>
-              <w:t>z</w:t>
-            </w:r>
-          </w:p>
-        </w:tc>
-        <w:tc>
-          <w:tcPr>
-            <w:tcW w:type="dxa" w:w="3324"/>
-          </w:tcPr>
-          <w:p>
-            <w:pPr>
-              <w:spacing w:before="20" w:after="20"/>
-            </w:pPr>
-            <w:r>
-              <w:rPr>
-                <w:rFonts w:ascii="Aptos" w:hAnsi="Aptos"/>
-                <w:b w:val="0"/>
-                <w:i w:val="0"/>
-                <w:sz w:val="22"/>
-              </w:rPr>
-              <w:t>kolokwium; sprawdziany wstępne „wejściówki"</w:t>
-            </w:r>
-          </w:p>
-        </w:tc>
-      </w:tr>
-      <w:tr>
-        <w:tc>
-          <w:tcPr>
-            <w:tcW w:type="dxa" w:w="3324"/>
-          </w:tcPr>
-          <w:p>
-            <w:pPr>
-              <w:spacing w:before="20" w:after="20"/>
-            </w:pPr>
-            <w:r>
-              <w:rPr>
-                <w:rFonts w:ascii="Aptos" w:hAnsi="Aptos"/>
-                <w:b w:val="0"/>
-                <w:i w:val="0"/>
-                <w:sz w:val="22"/>
-              </w:rPr>
-            </w:r>
-          </w:p>
-        </w:tc>
-        <w:tc>
-          <w:tcPr>
-            <w:tcW w:type="dxa" w:w="3324"/>
-          </w:tcPr>
-          <w:p>
-            <w:pPr>
-              <w:spacing w:before="20" w:after="20"/>
-            </w:pPr>
-            <w:r>
-              <w:rPr>
-                <w:rFonts w:ascii="Aptos" w:hAnsi="Aptos"/>
-                <w:b w:val="0"/>
-                <w:i w:val="0"/>
-                <w:sz w:val="22"/>
-              </w:rPr>
-              <w:t>i</w:t>
-            </w:r>
-          </w:p>
-        </w:tc>
-        <w:tc>
-          <w:tcPr>
-            <w:tcW w:type="dxa" w:w="3324"/>
-          </w:tcPr>
-          <w:p>
-            <w:pPr>
-              <w:spacing w:before="20" w:after="20"/>
-            </w:pPr>
-            <w:r>
-              <w:rPr>
-                <w:rFonts w:ascii="Aptos" w:hAnsi="Aptos"/>
-                <w:b w:val="0"/>
-                <w:i w:val="0"/>
-                <w:sz w:val="22"/>
-              </w:rPr>
-              <w:t>kolokwium; sprawdziany wstępne „wejściówki"</w:t>
-            </w:r>
-          </w:p>
-        </w:tc>
-      </w:tr>
-      <w:tr>
-        <w:tc>
-          <w:tcPr>
-            <w:tcW w:type="dxa" w:w="3324"/>
-          </w:tcPr>
-          <w:p>
-            <w:pPr>
-              <w:spacing w:before="20" w:after="20"/>
-            </w:pPr>
-            <w:r>
-              <w:rPr>
-                <w:rFonts w:ascii="Aptos" w:hAnsi="Aptos"/>
-                <w:b w:val="0"/>
-                <w:i w:val="0"/>
-                <w:sz w:val="22"/>
-              </w:rPr>
-            </w:r>
-          </w:p>
-        </w:tc>
-        <w:tc>
-          <w:tcPr>
-            <w:tcW w:type="dxa" w:w="3324"/>
-          </w:tcPr>
-          <w:p>
-            <w:pPr>
-              <w:spacing w:before="20" w:after="20"/>
-            </w:pPr>
-            <w:r>
-              <w:rPr>
-                <w:rFonts w:ascii="Aptos" w:hAnsi="Aptos"/>
-                <w:b w:val="0"/>
-                <w:i w:val="0"/>
-                <w:sz w:val="22"/>
-              </w:rPr>
-              <w:t>e</w:t>
-            </w:r>
-          </w:p>
-        </w:tc>
-        <w:tc>
-          <w:tcPr>
-            <w:tcW w:type="dxa" w:w="3324"/>
-          </w:tcPr>
-          <w:p>
-            <w:pPr>
-              <w:spacing w:before="20" w:after="20"/>
-            </w:pPr>
-            <w:r>
-              <w:rPr>
-                <w:rFonts w:ascii="Aptos" w:hAnsi="Aptos"/>
-                <w:b w:val="0"/>
-                <w:i w:val="0"/>
-                <w:sz w:val="22"/>
-              </w:rPr>
-              <w:t>kolokwium; sprawdziany wstępne „wejściówki"</w:t>
-            </w:r>
-          </w:p>
-        </w:tc>
-      </w:tr>
-      <w:tr>
-        <w:tc>
-          <w:tcPr>
-            <w:tcW w:type="dxa" w:w="3324"/>
-          </w:tcPr>
-          <w:p>
-            <w:pPr>
-              <w:spacing w:before="20" w:after="20"/>
-            </w:pPr>
-            <w:r>
-              <w:rPr>
-                <w:rFonts w:ascii="Aptos" w:hAnsi="Aptos"/>
-                <w:b w:val="0"/>
-                <w:i w:val="0"/>
-                <w:sz w:val="22"/>
-              </w:rPr>
-            </w:r>
-          </w:p>
-        </w:tc>
-        <w:tc>
-          <w:tcPr>
-            <w:tcW w:type="dxa" w:w="3324"/>
-          </w:tcPr>
-          <w:p>
-            <w:pPr>
-              <w:spacing w:before="20" w:after="20"/>
-            </w:pPr>
-            <w:r>
-              <w:rPr>
-                <w:rFonts w:ascii="Aptos" w:hAnsi="Aptos"/>
-                <w:b w:val="0"/>
-                <w:i w:val="0"/>
-                <w:sz w:val="22"/>
-              </w:rPr>
-              <w:t>l</w:t>
-            </w:r>
-          </w:p>
-        </w:tc>
-        <w:tc>
-          <w:tcPr>
-            <w:tcW w:type="dxa" w:w="3324"/>
-          </w:tcPr>
-          <w:p>
-            <w:pPr>
-              <w:spacing w:before="20" w:after="20"/>
-            </w:pPr>
-            <w:r>
-              <w:rPr>
-                <w:rFonts w:ascii="Aptos" w:hAnsi="Aptos"/>
-                <w:b w:val="0"/>
-                <w:i w:val="0"/>
-                <w:sz w:val="22"/>
-              </w:rPr>
-              <w:t>kolokwium; sprawdziany wstępne „wejściówki"</w:t>
-            </w:r>
-          </w:p>
-        </w:tc>
-      </w:tr>
-      <w:tr>
-        <w:tc>
-          <w:tcPr>
-            <w:tcW w:type="dxa" w:w="3324"/>
-          </w:tcPr>
-          <w:p>
-            <w:pPr>
-              <w:spacing w:before="20" w:after="20"/>
-            </w:pPr>
-            <w:r>
-              <w:rPr>
-                <w:rFonts w:ascii="Aptos" w:hAnsi="Aptos"/>
-                <w:b w:val="0"/>
-                <w:i w:val="0"/>
-                <w:sz w:val="22"/>
-              </w:rPr>
-            </w:r>
-          </w:p>
-        </w:tc>
-        <w:tc>
-          <w:tcPr>
-            <w:tcW w:type="dxa" w:w="3324"/>
-          </w:tcPr>
-          <w:p>
-            <w:pPr>
-              <w:spacing w:before="20" w:after="20"/>
-            </w:pPr>
-            <w:r>
-              <w:rPr>
-                <w:rFonts w:ascii="Aptos" w:hAnsi="Aptos"/>
-                <w:b w:val="0"/>
-                <w:i w:val="0"/>
-                <w:sz w:val="22"/>
-              </w:rPr>
-              <w:t>n</w:t>
-            </w:r>
-          </w:p>
-        </w:tc>
-        <w:tc>
-          <w:tcPr>
-            <w:tcW w:type="dxa" w:w="3324"/>
-          </w:tcPr>
-          <w:p>
-            <w:pPr>
-              <w:spacing w:before="20" w:after="20"/>
-            </w:pPr>
-            <w:r>
-              <w:rPr>
-                <w:rFonts w:ascii="Aptos" w:hAnsi="Aptos"/>
-                <w:b w:val="0"/>
-                <w:i w:val="0"/>
-                <w:sz w:val="22"/>
-              </w:rPr>
-              <w:t>kolokwium; sprawdziany wstępne „wejściówki"</w:t>
-            </w:r>
-          </w:p>
-        </w:tc>
-      </w:tr>
-      <w:tr>
-        <w:tc>
-          <w:tcPr>
-            <w:tcW w:type="dxa" w:w="3324"/>
-          </w:tcPr>
-          <w:p>
-            <w:pPr>
-              <w:spacing w:before="20" w:after="20"/>
-            </w:pPr>
-            <w:r>
-              <w:rPr>
-                <w:rFonts w:ascii="Aptos" w:hAnsi="Aptos"/>
-                <w:b w:val="0"/>
-                <w:i w:val="0"/>
-                <w:sz w:val="22"/>
-              </w:rPr>
-            </w:r>
-          </w:p>
-        </w:tc>
-        <w:tc>
-          <w:tcPr>
-            <w:tcW w:type="dxa" w:w="3324"/>
-          </w:tcPr>
-          <w:p>
-            <w:pPr>
-              <w:spacing w:before="20" w:after="20"/>
-            </w:pPr>
-            <w:r>
-              <w:rPr>
-                <w:rFonts w:ascii="Aptos" w:hAnsi="Aptos"/>
-                <w:b w:val="0"/>
-                <w:i w:val="0"/>
-                <w:sz w:val="22"/>
-              </w:rPr>
-              <w:t>e</w:t>
-            </w:r>
-          </w:p>
-        </w:tc>
-        <w:tc>
-          <w:tcPr>
-            <w:tcW w:type="dxa" w:w="3324"/>
-          </w:tcPr>
-          <w:p>
-            <w:pPr>
-              <w:spacing w:before="20" w:after="20"/>
-            </w:pPr>
-            <w:r>
-              <w:rPr>
-                <w:rFonts w:ascii="Aptos" w:hAnsi="Aptos"/>
-                <w:b w:val="0"/>
-                <w:i w:val="0"/>
-                <w:sz w:val="22"/>
-              </w:rPr>
-              <w:t>kolokwium; sprawdziany wstępne „wejściówki"</w:t>
-            </w:r>
-          </w:p>
-        </w:tc>
-      </w:tr>
-      <w:tr>
-        <w:tc>
-          <w:tcPr>
-            <w:tcW w:type="dxa" w:w="3324"/>
-          </w:tcPr>
-          <w:p>
-            <w:pPr>
-              <w:spacing w:before="20" w:after="20"/>
-            </w:pPr>
-            <w:r>
-              <w:rPr>
-                <w:rFonts w:ascii="Aptos" w:hAnsi="Aptos"/>
-                <w:b w:val="0"/>
-                <w:i w:val="0"/>
-                <w:sz w:val="22"/>
-              </w:rPr>
-            </w:r>
-          </w:p>
-        </w:tc>
-        <w:tc>
-          <w:tcPr>
-            <w:tcW w:type="dxa" w:w="3324"/>
-          </w:tcPr>
-          <w:p>
-            <w:pPr>
-              <w:spacing w:before="20" w:after="20"/>
-            </w:pPr>
-            <w:r>
-              <w:rPr>
-                <w:rFonts w:ascii="Aptos" w:hAnsi="Aptos"/>
-                <w:b w:val="0"/>
-                <w:i w:val="0"/>
-                <w:sz w:val="22"/>
-              </w:rPr>
-              <w:t>g</w:t>
-            </w:r>
-          </w:p>
-        </w:tc>
-        <w:tc>
-          <w:tcPr>
-            <w:tcW w:type="dxa" w:w="3324"/>
-          </w:tcPr>
-          <w:p>
-            <w:pPr>
-              <w:spacing w:before="20" w:after="20"/>
-            </w:pPr>
-            <w:r>
-              <w:rPr>
-                <w:rFonts w:ascii="Aptos" w:hAnsi="Aptos"/>
-                <w:b w:val="0"/>
-                <w:i w:val="0"/>
-                <w:sz w:val="22"/>
-              </w:rPr>
-              <w:t>kolokwium; sprawdziany wstępne „wejściówki"</w:t>
-            </w:r>
-          </w:p>
-        </w:tc>
-      </w:tr>
-      <w:tr>
-        <w:tc>
-          <w:tcPr>
-            <w:tcW w:type="dxa" w:w="3324"/>
-          </w:tcPr>
-          <w:p>
-            <w:pPr>
-              <w:spacing w:before="20" w:after="20"/>
-            </w:pPr>
-            <w:r>
-              <w:rPr>
-                <w:rFonts w:ascii="Aptos" w:hAnsi="Aptos"/>
-                <w:b w:val="0"/>
-                <w:i w:val="0"/>
-                <w:sz w:val="22"/>
-              </w:rPr>
-            </w:r>
-          </w:p>
-        </w:tc>
-        <w:tc>
-          <w:tcPr>
-            <w:tcW w:type="dxa" w:w="3324"/>
-          </w:tcPr>
-          <w:p>
-            <w:pPr>
-              <w:spacing w:before="20" w:after="20"/>
-            </w:pPr>
-            <w:r>
-              <w:rPr>
-                <w:rFonts w:ascii="Aptos" w:hAnsi="Aptos"/>
-                <w:b w:val="0"/>
-                <w:i w:val="0"/>
-                <w:sz w:val="22"/>
-              </w:rPr>
-              <w:t>o</w:t>
-            </w:r>
-          </w:p>
-        </w:tc>
-        <w:tc>
-          <w:tcPr>
-            <w:tcW w:type="dxa" w:w="3324"/>
-          </w:tcPr>
-          <w:p>
-            <w:pPr>
-              <w:spacing w:before="20" w:after="20"/>
-            </w:pPr>
-            <w:r>
-              <w:rPr>
-                <w:rFonts w:ascii="Aptos" w:hAnsi="Aptos"/>
-                <w:b w:val="0"/>
-                <w:i w:val="0"/>
-                <w:sz w:val="22"/>
-              </w:rPr>
-              <w:t>kolokwium; sprawdziany wstępne „wejściówki"</w:t>
-            </w:r>
-          </w:p>
-        </w:tc>
-      </w:tr>
-      <w:tr>
-        <w:tc>
-          <w:tcPr>
-            <w:tcW w:type="dxa" w:w="3324"/>
-          </w:tcPr>
-          <w:p>
-            <w:pPr>
-              <w:spacing w:before="20" w:after="20"/>
-            </w:pPr>
-            <w:r>
-              <w:rPr>
-                <w:rFonts w:ascii="Aptos" w:hAnsi="Aptos"/>
-                <w:b w:val="0"/>
-                <w:i w:val="0"/>
-                <w:sz w:val="22"/>
-              </w:rPr>
-            </w:r>
-          </w:p>
-        </w:tc>
-        <w:tc>
-          <w:tcPr>
-            <w:tcW w:type="dxa" w:w="3324"/>
-          </w:tcPr>
-          <w:p>
-            <w:pPr>
-              <w:spacing w:before="20" w:after="20"/>
-            </w:pPr>
-            <w:r>
-              <w:rPr>
-                <w:rFonts w:ascii="Aptos" w:hAnsi="Aptos"/>
-                <w:b w:val="0"/>
-                <w:i w:val="0"/>
-                <w:sz w:val="22"/>
-              </w:rPr>
-              <w:t xml:space="preserve"> </w:t>
-            </w:r>
-          </w:p>
-        </w:tc>
-        <w:tc>
-          <w:tcPr>
-            <w:tcW w:type="dxa" w:w="3324"/>
-          </w:tcPr>
-          <w:p>
-            <w:pPr>
-              <w:spacing w:before="20" w:after="20"/>
-            </w:pPr>
-            <w:r>
-              <w:rPr>
-                <w:rFonts w:ascii="Aptos" w:hAnsi="Aptos"/>
-                <w:b w:val="0"/>
-                <w:i w:val="0"/>
-                <w:sz w:val="22"/>
-              </w:rPr>
-              <w:t>kolokwium; sprawdziany wstępne „wejściówki"</w:t>
-            </w:r>
-          </w:p>
-        </w:tc>
-      </w:tr>
-      <w:tr>
-        <w:tc>
-          <w:tcPr>
-            <w:tcW w:type="dxa" w:w="3324"/>
-          </w:tcPr>
-          <w:p>
-            <w:pPr>
-              <w:spacing w:before="20" w:after="20"/>
-            </w:pPr>
-            <w:r>
-              <w:rPr>
-                <w:rFonts w:ascii="Aptos" w:hAnsi="Aptos"/>
-                <w:b w:val="0"/>
-                <w:i w:val="0"/>
-                <w:sz w:val="22"/>
-              </w:rPr>
-            </w:r>
-          </w:p>
-        </w:tc>
-        <w:tc>
-          <w:tcPr>
-            <w:tcW w:type="dxa" w:w="3324"/>
-          </w:tcPr>
-          <w:p>
-            <w:pPr>
-              <w:spacing w:before="20" w:after="20"/>
-            </w:pPr>
-            <w:r>
-              <w:rPr>
-                <w:rFonts w:ascii="Aptos" w:hAnsi="Aptos"/>
-                <w:b w:val="0"/>
-                <w:i w:val="0"/>
-                <w:sz w:val="22"/>
-              </w:rPr>
-              <w:t>p</w:t>
-            </w:r>
-          </w:p>
-        </w:tc>
-        <w:tc>
-          <w:tcPr>
-            <w:tcW w:type="dxa" w:w="3324"/>
-          </w:tcPr>
-          <w:p>
-            <w:pPr>
-              <w:spacing w:before="20" w:after="20"/>
-            </w:pPr>
-            <w:r>
-              <w:rPr>
-                <w:rFonts w:ascii="Aptos" w:hAnsi="Aptos"/>
-                <w:b w:val="0"/>
-                <w:i w:val="0"/>
-                <w:sz w:val="22"/>
-              </w:rPr>
-              <w:t>kolokwium; sprawdziany wstępne „wejściówki"</w:t>
-            </w:r>
-          </w:p>
-        </w:tc>
-      </w:tr>
-      <w:tr>
-        <w:tc>
-          <w:tcPr>
-            <w:tcW w:type="dxa" w:w="3324"/>
-          </w:tcPr>
-          <w:p>
-            <w:pPr>
-              <w:spacing w:before="20" w:after="20"/>
-            </w:pPr>
-            <w:r>
-              <w:rPr>
-                <w:rFonts w:ascii="Aptos" w:hAnsi="Aptos"/>
-                <w:b w:val="0"/>
-                <w:i w:val="0"/>
-                <w:sz w:val="22"/>
-              </w:rPr>
-            </w:r>
-          </w:p>
-        </w:tc>
-        <w:tc>
-          <w:tcPr>
-            <w:tcW w:type="dxa" w:w="3324"/>
-          </w:tcPr>
-          <w:p>
-            <w:pPr>
-              <w:spacing w:before="20" w:after="20"/>
-            </w:pPr>
-            <w:r>
-              <w:rPr>
-                <w:rFonts w:ascii="Aptos" w:hAnsi="Aptos"/>
-                <w:b w:val="0"/>
-                <w:i w:val="0"/>
-                <w:sz w:val="22"/>
-              </w:rPr>
-              <w:t>o</w:t>
-            </w:r>
-          </w:p>
-        </w:tc>
-        <w:tc>
-          <w:tcPr>
-            <w:tcW w:type="dxa" w:w="3324"/>
-          </w:tcPr>
-          <w:p>
-            <w:pPr>
-              <w:spacing w:before="20" w:after="20"/>
-            </w:pPr>
-            <w:r>
-              <w:rPr>
-                <w:rFonts w:ascii="Aptos" w:hAnsi="Aptos"/>
-                <w:b w:val="0"/>
-                <w:i w:val="0"/>
-                <w:sz w:val="22"/>
-              </w:rPr>
-              <w:t>kolokwium; sprawdziany wstępne „wejściówki"</w:t>
-            </w:r>
-          </w:p>
-        </w:tc>
-      </w:tr>
-      <w:tr>
-        <w:tc>
-          <w:tcPr>
-            <w:tcW w:type="dxa" w:w="3324"/>
-          </w:tcPr>
-          <w:p>
-            <w:pPr>
-              <w:spacing w:before="20" w:after="20"/>
-            </w:pPr>
-            <w:r>
-              <w:rPr>
-                <w:rFonts w:ascii="Aptos" w:hAnsi="Aptos"/>
-                <w:b w:val="0"/>
-                <w:i w:val="0"/>
-                <w:sz w:val="22"/>
-              </w:rPr>
-            </w:r>
-          </w:p>
-        </w:tc>
-        <w:tc>
-          <w:tcPr>
-            <w:tcW w:type="dxa" w:w="3324"/>
-          </w:tcPr>
-          <w:p>
-            <w:pPr>
-              <w:spacing w:before="20" w:after="20"/>
-            </w:pPr>
-            <w:r>
-              <w:rPr>
-                <w:rFonts w:ascii="Aptos" w:hAnsi="Aptos"/>
-                <w:b w:val="0"/>
-                <w:i w:val="0"/>
-                <w:sz w:val="22"/>
-              </w:rPr>
-              <w:t>z</w:t>
-            </w:r>
-          </w:p>
-        </w:tc>
-        <w:tc>
-          <w:tcPr>
-            <w:tcW w:type="dxa" w:w="3324"/>
-          </w:tcPr>
-          <w:p>
-            <w:pPr>
-              <w:spacing w:before="20" w:after="20"/>
-            </w:pPr>
-            <w:r>
-              <w:rPr>
-                <w:rFonts w:ascii="Aptos" w:hAnsi="Aptos"/>
-                <w:b w:val="0"/>
-                <w:i w:val="0"/>
-                <w:sz w:val="22"/>
-              </w:rPr>
-              <w:t>kolokwium; sprawdziany wstępne „wejściówki"</w:t>
-            </w:r>
-          </w:p>
-        </w:tc>
-      </w:tr>
-      <w:tr>
-        <w:tc>
-          <w:tcPr>
-            <w:tcW w:type="dxa" w:w="3324"/>
-          </w:tcPr>
-          <w:p>
-            <w:pPr>
-              <w:spacing w:before="20" w:after="20"/>
-            </w:pPr>
-            <w:r>
-              <w:rPr>
-                <w:rFonts w:ascii="Aptos" w:hAnsi="Aptos"/>
-                <w:b w:val="0"/>
-                <w:i w:val="0"/>
-                <w:sz w:val="22"/>
-              </w:rPr>
-            </w:r>
-          </w:p>
-        </w:tc>
-        <w:tc>
-          <w:tcPr>
-            <w:tcW w:type="dxa" w:w="3324"/>
-          </w:tcPr>
-          <w:p>
-            <w:pPr>
-              <w:spacing w:before="20" w:after="20"/>
-            </w:pPr>
-            <w:r>
-              <w:rPr>
-                <w:rFonts w:ascii="Aptos" w:hAnsi="Aptos"/>
-                <w:b w:val="0"/>
-                <w:i w:val="0"/>
-                <w:sz w:val="22"/>
-              </w:rPr>
-              <w:t>y</w:t>
-            </w:r>
-          </w:p>
-        </w:tc>
-        <w:tc>
-          <w:tcPr>
-            <w:tcW w:type="dxa" w:w="3324"/>
-          </w:tcPr>
-          <w:p>
-            <w:pPr>
-              <w:spacing w:before="20" w:after="20"/>
-            </w:pPr>
-            <w:r>
-              <w:rPr>
-                <w:rFonts w:ascii="Aptos" w:hAnsi="Aptos"/>
-                <w:b w:val="0"/>
-                <w:i w:val="0"/>
-                <w:sz w:val="22"/>
-              </w:rPr>
-              <w:t>kolokwium; sprawdziany wstępne „wejściówki"</w:t>
-            </w:r>
-          </w:p>
-        </w:tc>
-      </w:tr>
-      <w:tr>
-        <w:tc>
-          <w:tcPr>
-            <w:tcW w:type="dxa" w:w="3324"/>
-          </w:tcPr>
-          <w:p>
-            <w:pPr>
-              <w:spacing w:before="20" w:after="20"/>
-            </w:pPr>
-            <w:r>
-              <w:rPr>
-                <w:rFonts w:ascii="Aptos" w:hAnsi="Aptos"/>
-                <w:b w:val="0"/>
-                <w:i w:val="0"/>
-                <w:sz w:val="22"/>
-              </w:rPr>
-            </w:r>
-          </w:p>
-        </w:tc>
-        <w:tc>
-          <w:tcPr>
-            <w:tcW w:type="dxa" w:w="3324"/>
-          </w:tcPr>
-          <w:p>
-            <w:pPr>
-              <w:spacing w:before="20" w:after="20"/>
-            </w:pPr>
-            <w:r>
-              <w:rPr>
-                <w:rFonts w:ascii="Aptos" w:hAnsi="Aptos"/>
-                <w:b w:val="0"/>
-                <w:i w:val="0"/>
-                <w:sz w:val="22"/>
-              </w:rPr>
-              <w:t>s</w:t>
-            </w:r>
-          </w:p>
-        </w:tc>
-        <w:tc>
-          <w:tcPr>
-            <w:tcW w:type="dxa" w:w="3324"/>
-          </w:tcPr>
-          <w:p>
-            <w:pPr>
-              <w:spacing w:before="20" w:after="20"/>
-            </w:pPr>
-            <w:r>
-              <w:rPr>
-                <w:rFonts w:ascii="Aptos" w:hAnsi="Aptos"/>
-                <w:b w:val="0"/>
-                <w:i w:val="0"/>
-                <w:sz w:val="22"/>
-              </w:rPr>
-              <w:t>kolokwium; sprawdziany wstępne „wejściówki"</w:t>
-            </w:r>
-          </w:p>
-        </w:tc>
-      </w:tr>
-      <w:tr>
-        <w:tc>
-          <w:tcPr>
-            <w:tcW w:type="dxa" w:w="3324"/>
-          </w:tcPr>
-          <w:p>
-            <w:pPr>
-              <w:spacing w:before="20" w:after="20"/>
-            </w:pPr>
-            <w:r>
-              <w:rPr>
-                <w:rFonts w:ascii="Aptos" w:hAnsi="Aptos"/>
-                <w:b w:val="0"/>
-                <w:i w:val="0"/>
-                <w:sz w:val="22"/>
-              </w:rPr>
-            </w:r>
-          </w:p>
-        </w:tc>
-        <w:tc>
-          <w:tcPr>
-            <w:tcW w:type="dxa" w:w="3324"/>
-          </w:tcPr>
-          <w:p>
-            <w:pPr>
-              <w:spacing w:before="20" w:after="20"/>
-            </w:pPr>
-            <w:r>
-              <w:rPr>
-                <w:rFonts w:ascii="Aptos" w:hAnsi="Aptos"/>
-                <w:b w:val="0"/>
-                <w:i w:val="0"/>
-                <w:sz w:val="22"/>
-              </w:rPr>
-              <w:t>k</w:t>
-            </w:r>
-          </w:p>
-        </w:tc>
-        <w:tc>
-          <w:tcPr>
-            <w:tcW w:type="dxa" w:w="3324"/>
-          </w:tcPr>
-          <w:p>
-            <w:pPr>
-              <w:spacing w:before="20" w:after="20"/>
-            </w:pPr>
-            <w:r>
-              <w:rPr>
-                <w:rFonts w:ascii="Aptos" w:hAnsi="Aptos"/>
-                <w:b w:val="0"/>
-                <w:i w:val="0"/>
-                <w:sz w:val="22"/>
-              </w:rPr>
-              <w:t>kolokwium; sprawdziany wstępne „wejściówki"</w:t>
-            </w:r>
-          </w:p>
-        </w:tc>
-      </w:tr>
-      <w:tr>
-        <w:tc>
-          <w:tcPr>
-            <w:tcW w:type="dxa" w:w="3324"/>
-          </w:tcPr>
-          <w:p>
-            <w:pPr>
-              <w:spacing w:before="20" w:after="20"/>
-            </w:pPr>
-            <w:r>
-              <w:rPr>
-                <w:rFonts w:ascii="Aptos" w:hAnsi="Aptos"/>
-                <w:b w:val="0"/>
-                <w:i w:val="0"/>
-                <w:sz w:val="22"/>
-              </w:rPr>
-            </w:r>
-          </w:p>
-        </w:tc>
-        <w:tc>
-          <w:tcPr>
-            <w:tcW w:type="dxa" w:w="3324"/>
-          </w:tcPr>
-          <w:p>
-            <w:pPr>
-              <w:spacing w:before="20" w:after="20"/>
-            </w:pPr>
-            <w:r>
-              <w:rPr>
-                <w:rFonts w:ascii="Aptos" w:hAnsi="Aptos"/>
-                <w:b w:val="0"/>
-                <w:i w:val="0"/>
-                <w:sz w:val="22"/>
-              </w:rPr>
-              <w:t>i</w:t>
-            </w:r>
-          </w:p>
-        </w:tc>
-        <w:tc>
-          <w:tcPr>
-            <w:tcW w:type="dxa" w:w="3324"/>
-          </w:tcPr>
-          <w:p>
-            <w:pPr>
-              <w:spacing w:before="20" w:after="20"/>
-            </w:pPr>
-            <w:r>
-              <w:rPr>
-                <w:rFonts w:ascii="Aptos" w:hAnsi="Aptos"/>
-                <w:b w:val="0"/>
-                <w:i w:val="0"/>
-                <w:sz w:val="22"/>
-              </w:rPr>
-              <w:t>kolokwium; sprawdziany wstępne „wejściówki"</w:t>
-            </w:r>
-          </w:p>
-        </w:tc>
-      </w:tr>
-      <w:tr>
-        <w:tc>
-          <w:tcPr>
-            <w:tcW w:type="dxa" w:w="3324"/>
-          </w:tcPr>
-          <w:p>
-            <w:pPr>
-              <w:spacing w:before="20" w:after="20"/>
-            </w:pPr>
-            <w:r>
-              <w:rPr>
-                <w:rFonts w:ascii="Aptos" w:hAnsi="Aptos"/>
-                <w:b w:val="0"/>
-                <w:i w:val="0"/>
-                <w:sz w:val="22"/>
-              </w:rPr>
-            </w:r>
-          </w:p>
-        </w:tc>
-        <w:tc>
-          <w:tcPr>
-            <w:tcW w:type="dxa" w:w="3324"/>
-          </w:tcPr>
-          <w:p>
-            <w:pPr>
-              <w:spacing w:before="20" w:after="20"/>
-            </w:pPr>
-            <w:r>
-              <w:rPr>
-                <w:rFonts w:ascii="Aptos" w:hAnsi="Aptos"/>
-                <w:b w:val="0"/>
-                <w:i w:val="0"/>
-                <w:sz w:val="22"/>
-              </w:rPr>
-              <w:t>w</w:t>
-            </w:r>
-          </w:p>
-        </w:tc>
-        <w:tc>
-          <w:tcPr>
-            <w:tcW w:type="dxa" w:w="3324"/>
-          </w:tcPr>
-          <w:p>
-            <w:pPr>
-              <w:spacing w:before="20" w:after="20"/>
-            </w:pPr>
-            <w:r>
-              <w:rPr>
-                <w:rFonts w:ascii="Aptos" w:hAnsi="Aptos"/>
-                <w:b w:val="0"/>
-                <w:i w:val="0"/>
-                <w:sz w:val="22"/>
-              </w:rPr>
-              <w:t>kolokwium; sprawdziany wstępne „wejściówki"</w:t>
-            </w:r>
-          </w:p>
-        </w:tc>
-      </w:tr>
-      <w:tr>
-        <w:tc>
-          <w:tcPr>
-            <w:tcW w:type="dxa" w:w="3324"/>
-          </w:tcPr>
-          <w:p>
-            <w:pPr>
-              <w:spacing w:before="20" w:after="20"/>
-            </w:pPr>
-            <w:r>
-              <w:rPr>
-                <w:rFonts w:ascii="Aptos" w:hAnsi="Aptos"/>
-                <w:b w:val="0"/>
-                <w:i w:val="0"/>
-                <w:sz w:val="22"/>
-              </w:rPr>
-            </w:r>
-          </w:p>
-        </w:tc>
-        <w:tc>
-          <w:tcPr>
-            <w:tcW w:type="dxa" w:w="3324"/>
-          </w:tcPr>
-          <w:p>
-            <w:pPr>
-              <w:spacing w:before="20" w:after="20"/>
-            </w:pPr>
-            <w:r>
-              <w:rPr>
-                <w:rFonts w:ascii="Aptos" w:hAnsi="Aptos"/>
-                <w:b w:val="0"/>
-                <w:i w:val="0"/>
-                <w:sz w:val="22"/>
-              </w:rPr>
-              <w:t>a</w:t>
-            </w:r>
-          </w:p>
-        </w:tc>
-        <w:tc>
-          <w:tcPr>
-            <w:tcW w:type="dxa" w:w="3324"/>
-          </w:tcPr>
-          <w:p>
-            <w:pPr>
-              <w:spacing w:before="20" w:after="20"/>
-            </w:pPr>
-            <w:r>
-              <w:rPr>
-                <w:rFonts w:ascii="Aptos" w:hAnsi="Aptos"/>
-                <w:b w:val="0"/>
-                <w:i w:val="0"/>
-                <w:sz w:val="22"/>
-              </w:rPr>
-              <w:t>kolokwium; sprawdziany wstępne „wejściówki"</w:t>
-            </w:r>
-          </w:p>
-        </w:tc>
-      </w:tr>
-      <w:tr>
-        <w:tc>
-          <w:tcPr>
-            <w:tcW w:type="dxa" w:w="3324"/>
-          </w:tcPr>
-          <w:p>
-            <w:pPr>
-              <w:spacing w:before="20" w:after="20"/>
-            </w:pPr>
-            <w:r>
-              <w:rPr>
-                <w:rFonts w:ascii="Aptos" w:hAnsi="Aptos"/>
-                <w:b w:val="0"/>
-                <w:i w:val="0"/>
-                <w:sz w:val="22"/>
-              </w:rPr>
-            </w:r>
-          </w:p>
-        </w:tc>
-        <w:tc>
-          <w:tcPr>
-            <w:tcW w:type="dxa" w:w="3324"/>
-          </w:tcPr>
-          <w:p>
-            <w:pPr>
-              <w:spacing w:before="20" w:after="20"/>
-            </w:pPr>
-            <w:r>
-              <w:rPr>
-                <w:rFonts w:ascii="Aptos" w:hAnsi="Aptos"/>
-                <w:b w:val="0"/>
-                <w:i w:val="0"/>
-                <w:sz w:val="22"/>
-              </w:rPr>
-              <w:t>n</w:t>
-            </w:r>
-          </w:p>
-        </w:tc>
-        <w:tc>
-          <w:tcPr>
-            <w:tcW w:type="dxa" w:w="3324"/>
-          </w:tcPr>
-          <w:p>
-            <w:pPr>
-              <w:spacing w:before="20" w:after="20"/>
-            </w:pPr>
-            <w:r>
-              <w:rPr>
-                <w:rFonts w:ascii="Aptos" w:hAnsi="Aptos"/>
-                <w:b w:val="0"/>
-                <w:i w:val="0"/>
-                <w:sz w:val="22"/>
-              </w:rPr>
-              <w:t>kolokwium; sprawdziany wstępne „wejściówki"</w:t>
-            </w:r>
-          </w:p>
-        </w:tc>
-      </w:tr>
-      <w:tr>
-        <w:tc>
-          <w:tcPr>
-            <w:tcW w:type="dxa" w:w="3324"/>
-          </w:tcPr>
-          <w:p>
-            <w:pPr>
-              <w:spacing w:before="20" w:after="20"/>
-            </w:pPr>
-            <w:r>
-              <w:rPr>
-                <w:rFonts w:ascii="Aptos" w:hAnsi="Aptos"/>
-                <w:b w:val="0"/>
-                <w:i w:val="0"/>
-                <w:sz w:val="22"/>
-              </w:rPr>
-            </w:r>
-          </w:p>
-        </w:tc>
-        <w:tc>
-          <w:tcPr>
-            <w:tcW w:type="dxa" w:w="3324"/>
-          </w:tcPr>
-          <w:p>
-            <w:pPr>
-              <w:spacing w:before="20" w:after="20"/>
-            </w:pPr>
-            <w:r>
-              <w:rPr>
-                <w:rFonts w:ascii="Aptos" w:hAnsi="Aptos"/>
-                <w:b w:val="0"/>
-                <w:i w:val="0"/>
-                <w:sz w:val="22"/>
-              </w:rPr>
-              <w:t>i</w:t>
-            </w:r>
-          </w:p>
-        </w:tc>
-        <w:tc>
-          <w:tcPr>
-            <w:tcW w:type="dxa" w:w="3324"/>
-          </w:tcPr>
-          <w:p>
-            <w:pPr>
-              <w:spacing w:before="20" w:after="20"/>
-            </w:pPr>
-            <w:r>
-              <w:rPr>
-                <w:rFonts w:ascii="Aptos" w:hAnsi="Aptos"/>
-                <w:b w:val="0"/>
-                <w:i w:val="0"/>
-                <w:sz w:val="22"/>
-              </w:rPr>
-              <w:t>kolokwium; sprawdziany wstępne „wejściówki"</w:t>
-            </w:r>
-          </w:p>
-        </w:tc>
-      </w:tr>
-      <w:tr>
-        <w:tc>
-          <w:tcPr>
-            <w:tcW w:type="dxa" w:w="3324"/>
-          </w:tcPr>
-          <w:p>
-            <w:pPr>
-              <w:spacing w:before="20" w:after="20"/>
-            </w:pPr>
-            <w:r>
-              <w:rPr>
-                <w:rFonts w:ascii="Aptos" w:hAnsi="Aptos"/>
-                <w:b w:val="0"/>
-                <w:i w:val="0"/>
-                <w:sz w:val="22"/>
-              </w:rPr>
-            </w:r>
-          </w:p>
-        </w:tc>
-        <w:tc>
-          <w:tcPr>
-            <w:tcW w:type="dxa" w:w="3324"/>
-          </w:tcPr>
-          <w:p>
-            <w:pPr>
-              <w:spacing w:before="20" w:after="20"/>
-            </w:pPr>
-            <w:r>
-              <w:rPr>
-                <w:rFonts w:ascii="Aptos" w:hAnsi="Aptos"/>
-                <w:b w:val="0"/>
-                <w:i w:val="0"/>
-                <w:sz w:val="22"/>
-              </w:rPr>
-              <w:t>a</w:t>
-            </w:r>
-          </w:p>
-        </w:tc>
-        <w:tc>
-          <w:tcPr>
-            <w:tcW w:type="dxa" w:w="3324"/>
-          </w:tcPr>
-          <w:p>
-            <w:pPr>
-              <w:spacing w:before="20" w:after="20"/>
-            </w:pPr>
-            <w:r>
-              <w:rPr>
-                <w:rFonts w:ascii="Aptos" w:hAnsi="Aptos"/>
-                <w:b w:val="0"/>
-                <w:i w:val="0"/>
-                <w:sz w:val="22"/>
-              </w:rPr>
-              <w:t>kolokwium; sprawdziany wstępne „wejściówki"</w:t>
-            </w:r>
-          </w:p>
-        </w:tc>
-      </w:tr>
-      <w:tr>
-        <w:tc>
-          <w:tcPr>
-            <w:tcW w:type="dxa" w:w="3324"/>
-          </w:tcPr>
-          <w:p>
-            <w:pPr>
-              <w:spacing w:before="20" w:after="20"/>
-            </w:pPr>
-            <w:r>
-              <w:rPr>
-                <w:rFonts w:ascii="Aptos" w:hAnsi="Aptos"/>
-                <w:b w:val="0"/>
-                <w:i w:val="0"/>
-                <w:sz w:val="22"/>
-              </w:rPr>
-            </w:r>
-          </w:p>
-        </w:tc>
-        <w:tc>
-          <w:tcPr>
-            <w:tcW w:type="dxa" w:w="3324"/>
-          </w:tcPr>
-          <w:p>
-            <w:pPr>
-              <w:spacing w:before="20" w:after="20"/>
-            </w:pPr>
-            <w:r>
-              <w:rPr>
-                <w:rFonts w:ascii="Aptos" w:hAnsi="Aptos"/>
-                <w:b w:val="0"/>
-                <w:i w:val="0"/>
-                <w:sz w:val="22"/>
-              </w:rPr>
-              <w:t xml:space="preserve"> </w:t>
-            </w:r>
-          </w:p>
-        </w:tc>
-        <w:tc>
-          <w:tcPr>
-            <w:tcW w:type="dxa" w:w="3324"/>
-          </w:tcPr>
-          <w:p>
-            <w:pPr>
-              <w:spacing w:before="20" w:after="20"/>
-            </w:pPr>
-            <w:r>
-              <w:rPr>
-                <w:rFonts w:ascii="Aptos" w:hAnsi="Aptos"/>
-                <w:b w:val="0"/>
-                <w:i w:val="0"/>
-                <w:sz w:val="22"/>
-              </w:rPr>
-              <w:t>kolokwium; sprawdziany wstępne „wejściówki"</w:t>
-            </w:r>
-          </w:p>
-        </w:tc>
-      </w:tr>
-      <w:tr>
-        <w:tc>
-          <w:tcPr>
-            <w:tcW w:type="dxa" w:w="3324"/>
-          </w:tcPr>
-          <w:p>
-            <w:pPr>
-              <w:spacing w:before="20" w:after="20"/>
-            </w:pPr>
-            <w:r>
-              <w:rPr>
-                <w:rFonts w:ascii="Aptos" w:hAnsi="Aptos"/>
-                <w:b w:val="0"/>
-                <w:i w:val="0"/>
-                <w:sz w:val="22"/>
-              </w:rPr>
-            </w:r>
-          </w:p>
-        </w:tc>
-        <w:tc>
-          <w:tcPr>
-            <w:tcW w:type="dxa" w:w="3324"/>
-          </w:tcPr>
-          <w:p>
-            <w:pPr>
-              <w:spacing w:before="20" w:after="20"/>
-            </w:pPr>
-            <w:r>
-              <w:rPr>
-                <w:rFonts w:ascii="Aptos" w:hAnsi="Aptos"/>
-                <w:b w:val="0"/>
-                <w:i w:val="0"/>
-                <w:sz w:val="22"/>
-              </w:rPr>
-              <w:t>i</w:t>
-            </w:r>
-          </w:p>
-        </w:tc>
-        <w:tc>
-          <w:tcPr>
-            <w:tcW w:type="dxa" w:w="3324"/>
-          </w:tcPr>
-          <w:p>
-            <w:pPr>
-              <w:spacing w:before="20" w:after="20"/>
-            </w:pPr>
-            <w:r>
-              <w:rPr>
-                <w:rFonts w:ascii="Aptos" w:hAnsi="Aptos"/>
-                <w:b w:val="0"/>
-                <w:i w:val="0"/>
-                <w:sz w:val="22"/>
-              </w:rPr>
-              <w:t>kolokwium; sprawdziany wstępne „wejściówki"</w:t>
-            </w:r>
-          </w:p>
-        </w:tc>
-      </w:tr>
-      <w:tr>
-        <w:tc>
-          <w:tcPr>
-            <w:tcW w:type="dxa" w:w="3324"/>
-          </w:tcPr>
-          <w:p>
-            <w:pPr>
-              <w:spacing w:before="20" w:after="20"/>
-            </w:pPr>
-            <w:r>
-              <w:rPr>
-                <w:rFonts w:ascii="Aptos" w:hAnsi="Aptos"/>
-                <w:b w:val="0"/>
-                <w:i w:val="0"/>
-                <w:sz w:val="22"/>
-              </w:rPr>
-            </w:r>
-          </w:p>
-        </w:tc>
-        <w:tc>
-          <w:tcPr>
-            <w:tcW w:type="dxa" w:w="3324"/>
-          </w:tcPr>
-          <w:p>
-            <w:pPr>
-              <w:spacing w:before="20" w:after="20"/>
-            </w:pPr>
-            <w:r>
-              <w:rPr>
-                <w:rFonts w:ascii="Aptos" w:hAnsi="Aptos"/>
-                <w:b w:val="0"/>
-                <w:i w:val="0"/>
-                <w:sz w:val="22"/>
-              </w:rPr>
-              <w:t>n</w:t>
-            </w:r>
-          </w:p>
-        </w:tc>
-        <w:tc>
-          <w:tcPr>
-            <w:tcW w:type="dxa" w:w="3324"/>
-          </w:tcPr>
-          <w:p>
-            <w:pPr>
-              <w:spacing w:before="20" w:after="20"/>
-            </w:pPr>
-            <w:r>
-              <w:rPr>
-                <w:rFonts w:ascii="Aptos" w:hAnsi="Aptos"/>
-                <w:b w:val="0"/>
-                <w:i w:val="0"/>
-                <w:sz w:val="22"/>
-              </w:rPr>
-              <w:t>kolokwium; sprawdziany wstępne „wejściówki"</w:t>
-            </w:r>
-          </w:p>
-        </w:tc>
-      </w:tr>
-      <w:tr>
-        <w:tc>
-          <w:tcPr>
-            <w:tcW w:type="dxa" w:w="3324"/>
-          </w:tcPr>
-          <w:p>
-            <w:pPr>
-              <w:spacing w:before="20" w:after="20"/>
-            </w:pPr>
-            <w:r>
-              <w:rPr>
-                <w:rFonts w:ascii="Aptos" w:hAnsi="Aptos"/>
-                <w:b w:val="0"/>
-                <w:i w:val="0"/>
-                <w:sz w:val="22"/>
-              </w:rPr>
-            </w:r>
-          </w:p>
-        </w:tc>
-        <w:tc>
-          <w:tcPr>
-            <w:tcW w:type="dxa" w:w="3324"/>
-          </w:tcPr>
-          <w:p>
-            <w:pPr>
-              <w:spacing w:before="20" w:after="20"/>
-            </w:pPr>
-            <w:r>
-              <w:rPr>
-                <w:rFonts w:ascii="Aptos" w:hAnsi="Aptos"/>
-                <w:b w:val="0"/>
-                <w:i w:val="0"/>
-                <w:sz w:val="22"/>
-              </w:rPr>
-              <w:t>f</w:t>
-            </w:r>
-          </w:p>
-        </w:tc>
-        <w:tc>
-          <w:tcPr>
-            <w:tcW w:type="dxa" w:w="3324"/>
-          </w:tcPr>
-          <w:p>
-            <w:pPr>
-              <w:spacing w:before="20" w:after="20"/>
-            </w:pPr>
-            <w:r>
-              <w:rPr>
-                <w:rFonts w:ascii="Aptos" w:hAnsi="Aptos"/>
-                <w:b w:val="0"/>
-                <w:i w:val="0"/>
-                <w:sz w:val="22"/>
-              </w:rPr>
-              <w:t>kolokwium; sprawdziany wstępne „wejściówki"</w:t>
-            </w:r>
-          </w:p>
-        </w:tc>
-      </w:tr>
-      <w:tr>
-        <w:tc>
-          <w:tcPr>
-            <w:tcW w:type="dxa" w:w="3324"/>
-          </w:tcPr>
-          <w:p>
-            <w:pPr>
-              <w:spacing w:before="20" w:after="20"/>
-            </w:pPr>
-            <w:r>
-              <w:rPr>
-                <w:rFonts w:ascii="Aptos" w:hAnsi="Aptos"/>
-                <w:b w:val="0"/>
-                <w:i w:val="0"/>
-                <w:sz w:val="22"/>
-              </w:rPr>
-            </w:r>
-          </w:p>
-        </w:tc>
-        <w:tc>
-          <w:tcPr>
-            <w:tcW w:type="dxa" w:w="3324"/>
-          </w:tcPr>
-          <w:p>
-            <w:pPr>
-              <w:spacing w:before="20" w:after="20"/>
-            </w:pPr>
-            <w:r>
-              <w:rPr>
-                <w:rFonts w:ascii="Aptos" w:hAnsi="Aptos"/>
-                <w:b w:val="0"/>
-                <w:i w:val="0"/>
-                <w:sz w:val="22"/>
-              </w:rPr>
-              <w:t>o</w:t>
-            </w:r>
-          </w:p>
-        </w:tc>
-        <w:tc>
-          <w:tcPr>
-            <w:tcW w:type="dxa" w:w="3324"/>
-          </w:tcPr>
-          <w:p>
-            <w:pPr>
-              <w:spacing w:before="20" w:after="20"/>
-            </w:pPr>
-            <w:r>
-              <w:rPr>
-                <w:rFonts w:ascii="Aptos" w:hAnsi="Aptos"/>
-                <w:b w:val="0"/>
-                <w:i w:val="0"/>
-                <w:sz w:val="22"/>
-              </w:rPr>
-              <w:t>kolokwium; sprawdziany wstępne „wejściówki"</w:t>
-            </w:r>
-          </w:p>
-        </w:tc>
-      </w:tr>
-      <w:tr>
-        <w:tc>
-          <w:tcPr>
-            <w:tcW w:type="dxa" w:w="3324"/>
-          </w:tcPr>
-          <w:p>
-            <w:pPr>
-              <w:spacing w:before="20" w:after="20"/>
-            </w:pPr>
-            <w:r>
-              <w:rPr>
-                <w:rFonts w:ascii="Aptos" w:hAnsi="Aptos"/>
-                <w:b w:val="0"/>
-                <w:i w:val="0"/>
-                <w:sz w:val="22"/>
-              </w:rPr>
-            </w:r>
-          </w:p>
-        </w:tc>
-        <w:tc>
-          <w:tcPr>
-            <w:tcW w:type="dxa" w:w="3324"/>
-          </w:tcPr>
-          <w:p>
-            <w:pPr>
-              <w:spacing w:before="20" w:after="20"/>
-            </w:pPr>
-            <w:r>
-              <w:rPr>
-                <w:rFonts w:ascii="Aptos" w:hAnsi="Aptos"/>
-                <w:b w:val="0"/>
-                <w:i w:val="0"/>
-                <w:sz w:val="22"/>
-              </w:rPr>
-              <w:t>r</w:t>
-            </w:r>
-          </w:p>
-        </w:tc>
-        <w:tc>
-          <w:tcPr>
-            <w:tcW w:type="dxa" w:w="3324"/>
-          </w:tcPr>
-          <w:p>
-            <w:pPr>
-              <w:spacing w:before="20" w:after="20"/>
-            </w:pPr>
-            <w:r>
-              <w:rPr>
-                <w:rFonts w:ascii="Aptos" w:hAnsi="Aptos"/>
-                <w:b w:val="0"/>
-                <w:i w:val="0"/>
-                <w:sz w:val="22"/>
-              </w:rPr>
-              <w:t>kolokwium; sprawdziany wstępne „wejściówki"</w:t>
-            </w:r>
-          </w:p>
-        </w:tc>
-      </w:tr>
-      <w:tr>
-        <w:tc>
-          <w:tcPr>
-            <w:tcW w:type="dxa" w:w="3324"/>
-          </w:tcPr>
-          <w:p>
-            <w:pPr>
-              <w:spacing w:before="20" w:after="20"/>
-            </w:pPr>
-            <w:r>
-              <w:rPr>
-                <w:rFonts w:ascii="Aptos" w:hAnsi="Aptos"/>
-                <w:b w:val="0"/>
-                <w:i w:val="0"/>
-                <w:sz w:val="22"/>
-              </w:rPr>
-            </w:r>
-          </w:p>
-        </w:tc>
-        <w:tc>
-          <w:tcPr>
-            <w:tcW w:type="dxa" w:w="3324"/>
-          </w:tcPr>
-          <w:p>
-            <w:pPr>
-              <w:spacing w:before="20" w:after="20"/>
-            </w:pPr>
-            <w:r>
-              <w:rPr>
-                <w:rFonts w:ascii="Aptos" w:hAnsi="Aptos"/>
-                <w:b w:val="0"/>
-                <w:i w:val="0"/>
-                <w:sz w:val="22"/>
-              </w:rPr>
-              <w:t>m</w:t>
-            </w:r>
-          </w:p>
-        </w:tc>
-        <w:tc>
-          <w:tcPr>
-            <w:tcW w:type="dxa" w:w="3324"/>
-          </w:tcPr>
-          <w:p>
-            <w:pPr>
-              <w:spacing w:before="20" w:after="20"/>
-            </w:pPr>
-            <w:r>
-              <w:rPr>
-                <w:rFonts w:ascii="Aptos" w:hAnsi="Aptos"/>
-                <w:b w:val="0"/>
-                <w:i w:val="0"/>
-                <w:sz w:val="22"/>
-              </w:rPr>
-              <w:t>kolokwium; sprawdziany wstępne „wejściówki"</w:t>
-            </w:r>
-          </w:p>
-        </w:tc>
-      </w:tr>
-      <w:tr>
-        <w:tc>
-          <w:tcPr>
-            <w:tcW w:type="dxa" w:w="3324"/>
-          </w:tcPr>
-          <w:p>
-            <w:pPr>
-              <w:spacing w:before="20" w:after="20"/>
-            </w:pPr>
-            <w:r>
-              <w:rPr>
-                <w:rFonts w:ascii="Aptos" w:hAnsi="Aptos"/>
-                <w:b w:val="0"/>
-                <w:i w:val="0"/>
-                <w:sz w:val="22"/>
-              </w:rPr>
-            </w:r>
-          </w:p>
-        </w:tc>
-        <w:tc>
-          <w:tcPr>
-            <w:tcW w:type="dxa" w:w="3324"/>
-          </w:tcPr>
-          <w:p>
-            <w:pPr>
-              <w:spacing w:before="20" w:after="20"/>
-            </w:pPr>
-            <w:r>
-              <w:rPr>
-                <w:rFonts w:ascii="Aptos" w:hAnsi="Aptos"/>
-                <w:b w:val="0"/>
-                <w:i w:val="0"/>
-                <w:sz w:val="22"/>
-              </w:rPr>
-              <w:t>a</w:t>
-            </w:r>
-          </w:p>
-        </w:tc>
-        <w:tc>
-          <w:tcPr>
-            <w:tcW w:type="dxa" w:w="3324"/>
-          </w:tcPr>
-          <w:p>
-            <w:pPr>
-              <w:spacing w:before="20" w:after="20"/>
-            </w:pPr>
-            <w:r>
-              <w:rPr>
-                <w:rFonts w:ascii="Aptos" w:hAnsi="Aptos"/>
-                <w:b w:val="0"/>
-                <w:i w:val="0"/>
-                <w:sz w:val="22"/>
-              </w:rPr>
-              <w:t>kolokwium; sprawdziany wstępne „wejściówki"</w:t>
-            </w:r>
-          </w:p>
-        </w:tc>
-      </w:tr>
-      <w:tr>
-        <w:tc>
-          <w:tcPr>
-            <w:tcW w:type="dxa" w:w="3324"/>
-          </w:tcPr>
-          <w:p>
-            <w:pPr>
-              <w:spacing w:before="20" w:after="20"/>
-            </w:pPr>
-            <w:r>
-              <w:rPr>
-                <w:rFonts w:ascii="Aptos" w:hAnsi="Aptos"/>
-                <w:b w:val="0"/>
-                <w:i w:val="0"/>
-                <w:sz w:val="22"/>
-              </w:rPr>
-            </w:r>
-          </w:p>
-        </w:tc>
-        <w:tc>
-          <w:tcPr>
-            <w:tcW w:type="dxa" w:w="3324"/>
-          </w:tcPr>
-          <w:p>
-            <w:pPr>
-              <w:spacing w:before="20" w:after="20"/>
-            </w:pPr>
-            <w:r>
-              <w:rPr>
-                <w:rFonts w:ascii="Aptos" w:hAnsi="Aptos"/>
-                <w:b w:val="0"/>
-                <w:i w:val="0"/>
-                <w:sz w:val="22"/>
-              </w:rPr>
-              <w:t>c</w:t>
-            </w:r>
-          </w:p>
-        </w:tc>
-        <w:tc>
-          <w:tcPr>
-            <w:tcW w:type="dxa" w:w="3324"/>
-          </w:tcPr>
-          <w:p>
-            <w:pPr>
-              <w:spacing w:before="20" w:after="20"/>
-            </w:pPr>
-            <w:r>
-              <w:rPr>
-                <w:rFonts w:ascii="Aptos" w:hAnsi="Aptos"/>
-                <w:b w:val="0"/>
-                <w:i w:val="0"/>
-                <w:sz w:val="22"/>
-              </w:rPr>
-              <w:t>kolokwium; sprawdziany wstępne „wejściówki"</w:t>
-            </w:r>
-          </w:p>
-        </w:tc>
-      </w:tr>
-      <w:tr>
-        <w:tc>
-          <w:tcPr>
-            <w:tcW w:type="dxa" w:w="3324"/>
-          </w:tcPr>
-          <w:p>
-            <w:pPr>
-              <w:spacing w:before="20" w:after="20"/>
-            </w:pPr>
-            <w:r>
-              <w:rPr>
-                <w:rFonts w:ascii="Aptos" w:hAnsi="Aptos"/>
-                <w:b w:val="0"/>
-                <w:i w:val="0"/>
-                <w:sz w:val="22"/>
-              </w:rPr>
-            </w:r>
-          </w:p>
-        </w:tc>
-        <w:tc>
-          <w:tcPr>
-            <w:tcW w:type="dxa" w:w="3324"/>
-          </w:tcPr>
-          <w:p>
-            <w:pPr>
-              <w:spacing w:before="20" w:after="20"/>
-            </w:pPr>
-            <w:r>
-              <w:rPr>
-                <w:rFonts w:ascii="Aptos" w:hAnsi="Aptos"/>
-                <w:b w:val="0"/>
-                <w:i w:val="0"/>
-                <w:sz w:val="22"/>
-              </w:rPr>
-              <w:t>j</w:t>
-            </w:r>
-          </w:p>
-        </w:tc>
-        <w:tc>
-          <w:tcPr>
-            <w:tcW w:type="dxa" w:w="3324"/>
-          </w:tcPr>
-          <w:p>
-            <w:pPr>
-              <w:spacing w:before="20" w:after="20"/>
-            </w:pPr>
-            <w:r>
-              <w:rPr>
-                <w:rFonts w:ascii="Aptos" w:hAnsi="Aptos"/>
-                <w:b w:val="0"/>
-                <w:i w:val="0"/>
-                <w:sz w:val="22"/>
-              </w:rPr>
-              <w:t>kolokwium; sprawdziany wstępne „wejściówki"</w:t>
-            </w:r>
-          </w:p>
-        </w:tc>
-      </w:tr>
-      <w:tr>
-        <w:tc>
-          <w:tcPr>
-            <w:tcW w:type="dxa" w:w="3324"/>
-          </w:tcPr>
-          <w:p>
-            <w:pPr>
-              <w:spacing w:before="20" w:after="20"/>
-            </w:pPr>
-            <w:r>
-              <w:rPr>
-                <w:rFonts w:ascii="Aptos" w:hAnsi="Aptos"/>
-                <w:b w:val="0"/>
-                <w:i w:val="0"/>
-                <w:sz w:val="22"/>
-              </w:rPr>
-            </w:r>
-          </w:p>
-        </w:tc>
-        <w:tc>
-          <w:tcPr>
-            <w:tcW w:type="dxa" w:w="3324"/>
-          </w:tcPr>
-          <w:p>
-            <w:pPr>
-              <w:spacing w:before="20" w:after="20"/>
-            </w:pPr>
-            <w:r>
-              <w:rPr>
-                <w:rFonts w:ascii="Aptos" w:hAnsi="Aptos"/>
-                <w:b w:val="0"/>
-                <w:i w:val="0"/>
-                <w:sz w:val="22"/>
-              </w:rPr>
-              <w:t>i</w:t>
-            </w:r>
-          </w:p>
-        </w:tc>
-        <w:tc>
-          <w:tcPr>
-            <w:tcW w:type="dxa" w:w="3324"/>
-          </w:tcPr>
-          <w:p>
-            <w:pPr>
-              <w:spacing w:before="20" w:after="20"/>
-            </w:pPr>
-            <w:r>
-              <w:rPr>
-                <w:rFonts w:ascii="Aptos" w:hAnsi="Aptos"/>
-                <w:b w:val="0"/>
-                <w:i w:val="0"/>
-                <w:sz w:val="22"/>
-              </w:rPr>
-              <w:t>kolokwium; sprawdziany wstępne „wejściówki"</w:t>
-            </w:r>
-          </w:p>
-        </w:tc>
-      </w:tr>
-      <w:tr>
-        <w:tc>
-          <w:tcPr>
-            <w:tcW w:type="dxa" w:w="3324"/>
-          </w:tcPr>
-          <w:p>
-            <w:pPr>
-              <w:spacing w:before="20" w:after="20"/>
-            </w:pPr>
-            <w:r>
-              <w:rPr>
-                <w:rFonts w:ascii="Aptos" w:hAnsi="Aptos"/>
-                <w:b w:val="0"/>
-                <w:i w:val="0"/>
-                <w:sz w:val="22"/>
-              </w:rPr>
-            </w:r>
-          </w:p>
-        </w:tc>
-        <w:tc>
-          <w:tcPr>
-            <w:tcW w:type="dxa" w:w="3324"/>
-          </w:tcPr>
-          <w:p>
-            <w:pPr>
-              <w:spacing w:before="20" w:after="20"/>
-            </w:pPr>
-            <w:r>
-              <w:rPr>
-                <w:rFonts w:ascii="Aptos" w:hAnsi="Aptos"/>
-                <w:b w:val="0"/>
-                <w:i w:val="0"/>
-                <w:sz w:val="22"/>
-              </w:rPr>
-              <w:t xml:space="preserve"> </w:t>
-            </w:r>
-          </w:p>
-        </w:tc>
-        <w:tc>
-          <w:tcPr>
-            <w:tcW w:type="dxa" w:w="3324"/>
-          </w:tcPr>
-          <w:p>
-            <w:pPr>
-              <w:spacing w:before="20" w:after="20"/>
-            </w:pPr>
-            <w:r>
-              <w:rPr>
-                <w:rFonts w:ascii="Aptos" w:hAnsi="Aptos"/>
-                <w:b w:val="0"/>
-                <w:i w:val="0"/>
-                <w:sz w:val="22"/>
-              </w:rPr>
-              <w:t>kolokwium; sprawdziany wstępne „wejściówki"</w:t>
-            </w:r>
-          </w:p>
-        </w:tc>
-      </w:tr>
-      <w:tr>
-        <w:tc>
-          <w:tcPr>
-            <w:tcW w:type="dxa" w:w="3324"/>
-          </w:tcPr>
-          <w:p>
-            <w:pPr>
-              <w:spacing w:before="20" w:after="20"/>
-            </w:pPr>
-            <w:r>
-              <w:rPr>
-                <w:rFonts w:ascii="Aptos" w:hAnsi="Aptos"/>
-                <w:b w:val="0"/>
-                <w:i w:val="0"/>
-                <w:sz w:val="22"/>
-              </w:rPr>
-            </w:r>
-          </w:p>
-        </w:tc>
-        <w:tc>
-          <w:tcPr>
-            <w:tcW w:type="dxa" w:w="3324"/>
-          </w:tcPr>
-          <w:p>
-            <w:pPr>
-              <w:spacing w:before="20" w:after="20"/>
-            </w:pPr>
-            <w:r>
-              <w:rPr>
-                <w:rFonts w:ascii="Aptos" w:hAnsi="Aptos"/>
-                <w:b w:val="0"/>
-                <w:i w:val="0"/>
-                <w:sz w:val="22"/>
-              </w:rPr>
-              <w:t>z</w:t>
-            </w:r>
-          </w:p>
-        </w:tc>
-        <w:tc>
-          <w:tcPr>
-            <w:tcW w:type="dxa" w:w="3324"/>
-          </w:tcPr>
-          <w:p>
-            <w:pPr>
-              <w:spacing w:before="20" w:after="20"/>
-            </w:pPr>
-            <w:r>
-              <w:rPr>
-                <w:rFonts w:ascii="Aptos" w:hAnsi="Aptos"/>
-                <w:b w:val="0"/>
-                <w:i w:val="0"/>
-                <w:sz w:val="22"/>
-              </w:rPr>
-              <w:t>kolokwium; sprawdziany wstępne „wejściówki"</w:t>
-            </w:r>
-          </w:p>
-        </w:tc>
-      </w:tr>
-      <w:tr>
-        <w:tc>
-          <w:tcPr>
-            <w:tcW w:type="dxa" w:w="3324"/>
-          </w:tcPr>
-          <w:p>
-            <w:pPr>
-              <w:spacing w:before="20" w:after="20"/>
-            </w:pPr>
-            <w:r>
-              <w:rPr>
-                <w:rFonts w:ascii="Aptos" w:hAnsi="Aptos"/>
-                <w:b w:val="0"/>
-                <w:i w:val="0"/>
-                <w:sz w:val="22"/>
-              </w:rPr>
-            </w:r>
-          </w:p>
-        </w:tc>
-        <w:tc>
-          <w:tcPr>
-            <w:tcW w:type="dxa" w:w="3324"/>
-          </w:tcPr>
-          <w:p>
-            <w:pPr>
-              <w:spacing w:before="20" w:after="20"/>
-            </w:pPr>
-            <w:r>
-              <w:rPr>
-                <w:rFonts w:ascii="Aptos" w:hAnsi="Aptos"/>
-                <w:b w:val="0"/>
-                <w:i w:val="0"/>
-                <w:sz w:val="22"/>
-              </w:rPr>
-              <w:t xml:space="preserve"> </w:t>
-            </w:r>
-          </w:p>
-        </w:tc>
-        <w:tc>
-          <w:tcPr>
-            <w:tcW w:type="dxa" w:w="3324"/>
-          </w:tcPr>
-          <w:p>
-            <w:pPr>
-              <w:spacing w:before="20" w:after="20"/>
-            </w:pPr>
-            <w:r>
-              <w:rPr>
-                <w:rFonts w:ascii="Aptos" w:hAnsi="Aptos"/>
-                <w:b w:val="0"/>
-                <w:i w:val="0"/>
-                <w:sz w:val="22"/>
-              </w:rPr>
-              <w:t>kolokwium; sprawdziany wstępne „wejściówki"</w:t>
-            </w:r>
-          </w:p>
-        </w:tc>
-      </w:tr>
-      <w:tr>
-        <w:tc>
-          <w:tcPr>
-            <w:tcW w:type="dxa" w:w="3324"/>
-          </w:tcPr>
-          <w:p>
-            <w:pPr>
-              <w:spacing w:before="20" w:after="20"/>
-            </w:pPr>
-            <w:r>
-              <w:rPr>
-                <w:rFonts w:ascii="Aptos" w:hAnsi="Aptos"/>
-                <w:b w:val="0"/>
-                <w:i w:val="0"/>
-                <w:sz w:val="22"/>
-              </w:rPr>
-            </w:r>
-          </w:p>
-        </w:tc>
-        <w:tc>
-          <w:tcPr>
-            <w:tcW w:type="dxa" w:w="3324"/>
-          </w:tcPr>
-          <w:p>
-            <w:pPr>
-              <w:spacing w:before="20" w:after="20"/>
-            </w:pPr>
-            <w:r>
-              <w:rPr>
-                <w:rFonts w:ascii="Aptos" w:hAnsi="Aptos"/>
-                <w:b w:val="0"/>
-                <w:i w:val="0"/>
-                <w:sz w:val="22"/>
-              </w:rPr>
-              <w:t>r</w:t>
-            </w:r>
-          </w:p>
-        </w:tc>
-        <w:tc>
-          <w:tcPr>
-            <w:tcW w:type="dxa" w:w="3324"/>
-          </w:tcPr>
-          <w:p>
-            <w:pPr>
-              <w:spacing w:before="20" w:after="20"/>
-            </w:pPr>
-            <w:r>
-              <w:rPr>
-                <w:rFonts w:ascii="Aptos" w:hAnsi="Aptos"/>
-                <w:b w:val="0"/>
-                <w:i w:val="0"/>
-                <w:sz w:val="22"/>
-              </w:rPr>
-              <w:t>kolokwium; sprawdziany wstępne „wejściówki"</w:t>
-            </w:r>
-          </w:p>
-        </w:tc>
-      </w:tr>
-      <w:tr>
-        <w:tc>
-          <w:tcPr>
-            <w:tcW w:type="dxa" w:w="3324"/>
-          </w:tcPr>
-          <w:p>
-            <w:pPr>
-              <w:spacing w:before="20" w:after="20"/>
-            </w:pPr>
-            <w:r>
-              <w:rPr>
-                <w:rFonts w:ascii="Aptos" w:hAnsi="Aptos"/>
-                <w:b w:val="0"/>
-                <w:i w:val="0"/>
-                <w:sz w:val="22"/>
-              </w:rPr>
-            </w:r>
-          </w:p>
-        </w:tc>
-        <w:tc>
-          <w:tcPr>
-            <w:tcW w:type="dxa" w:w="3324"/>
-          </w:tcPr>
-          <w:p>
-            <w:pPr>
-              <w:spacing w:before="20" w:after="20"/>
-            </w:pPr>
-            <w:r>
-              <w:rPr>
-                <w:rFonts w:ascii="Aptos" w:hAnsi="Aptos"/>
-                <w:b w:val="0"/>
-                <w:i w:val="0"/>
-                <w:sz w:val="22"/>
-              </w:rPr>
-              <w:t>ó</w:t>
-            </w:r>
-          </w:p>
-        </w:tc>
-        <w:tc>
-          <w:tcPr>
-            <w:tcW w:type="dxa" w:w="3324"/>
-          </w:tcPr>
-          <w:p>
-            <w:pPr>
-              <w:spacing w:before="20" w:after="20"/>
-            </w:pPr>
-            <w:r>
-              <w:rPr>
-                <w:rFonts w:ascii="Aptos" w:hAnsi="Aptos"/>
-                <w:b w:val="0"/>
-                <w:i w:val="0"/>
-                <w:sz w:val="22"/>
-              </w:rPr>
-              <w:t>kolokwium; sprawdziany wstępne „wejściówki"</w:t>
-            </w:r>
-          </w:p>
-        </w:tc>
-      </w:tr>
-      <w:tr>
-        <w:tc>
-          <w:tcPr>
-            <w:tcW w:type="dxa" w:w="3324"/>
-          </w:tcPr>
-          <w:p>
-            <w:pPr>
-              <w:spacing w:before="20" w:after="20"/>
-            </w:pPr>
-            <w:r>
-              <w:rPr>
-                <w:rFonts w:ascii="Aptos" w:hAnsi="Aptos"/>
-                <w:b w:val="0"/>
-                <w:i w:val="0"/>
-                <w:sz w:val="22"/>
-              </w:rPr>
-            </w:r>
-          </w:p>
-        </w:tc>
-        <w:tc>
-          <w:tcPr>
-            <w:tcW w:type="dxa" w:w="3324"/>
-          </w:tcPr>
-          <w:p>
-            <w:pPr>
-              <w:spacing w:before="20" w:after="20"/>
-            </w:pPr>
-            <w:r>
-              <w:rPr>
-                <w:rFonts w:ascii="Aptos" w:hAnsi="Aptos"/>
-                <w:b w:val="0"/>
-                <w:i w:val="0"/>
-                <w:sz w:val="22"/>
-              </w:rPr>
-              <w:t>ż</w:t>
-            </w:r>
-          </w:p>
-        </w:tc>
-        <w:tc>
-          <w:tcPr>
-            <w:tcW w:type="dxa" w:w="3324"/>
-          </w:tcPr>
-          <w:p>
-            <w:pPr>
-              <w:spacing w:before="20" w:after="20"/>
-            </w:pPr>
-            <w:r>
-              <w:rPr>
-                <w:rFonts w:ascii="Aptos" w:hAnsi="Aptos"/>
-                <w:b w:val="0"/>
-                <w:i w:val="0"/>
-                <w:sz w:val="22"/>
-              </w:rPr>
-              <w:t>kolokwium; sprawdziany wstępne „wejściówki"</w:t>
-            </w:r>
-          </w:p>
-        </w:tc>
-      </w:tr>
-      <w:tr>
-        <w:tc>
-          <w:tcPr>
-            <w:tcW w:type="dxa" w:w="3324"/>
-          </w:tcPr>
-          <w:p>
-            <w:pPr>
-              <w:spacing w:before="20" w:after="20"/>
-            </w:pPr>
-            <w:r>
-              <w:rPr>
-                <w:rFonts w:ascii="Aptos" w:hAnsi="Aptos"/>
-                <w:b w:val="0"/>
-                <w:i w:val="0"/>
-                <w:sz w:val="22"/>
-              </w:rPr>
-            </w:r>
-          </w:p>
-        </w:tc>
-        <w:tc>
-          <w:tcPr>
-            <w:tcW w:type="dxa" w:w="3324"/>
-          </w:tcPr>
-          <w:p>
-            <w:pPr>
-              <w:spacing w:before="20" w:after="20"/>
-            </w:pPr>
-            <w:r>
-              <w:rPr>
-                <w:rFonts w:ascii="Aptos" w:hAnsi="Aptos"/>
-                <w:b w:val="0"/>
-                <w:i w:val="0"/>
-                <w:sz w:val="22"/>
-              </w:rPr>
-              <w:t>n</w:t>
-            </w:r>
-          </w:p>
-        </w:tc>
-        <w:tc>
-          <w:tcPr>
-            <w:tcW w:type="dxa" w:w="3324"/>
-          </w:tcPr>
-          <w:p>
-            <w:pPr>
-              <w:spacing w:before="20" w:after="20"/>
-            </w:pPr>
-            <w:r>
-              <w:rPr>
-                <w:rFonts w:ascii="Aptos" w:hAnsi="Aptos"/>
-                <w:b w:val="0"/>
-                <w:i w:val="0"/>
-                <w:sz w:val="22"/>
-              </w:rPr>
-              <w:t>kolokwium; sprawdziany wstępne „wejściówki"</w:t>
-            </w:r>
-          </w:p>
-        </w:tc>
-      </w:tr>
-      <w:tr>
-        <w:tc>
-          <w:tcPr>
-            <w:tcW w:type="dxa" w:w="3324"/>
-          </w:tcPr>
-          <w:p>
-            <w:pPr>
-              <w:spacing w:before="20" w:after="20"/>
-            </w:pPr>
-            <w:r>
-              <w:rPr>
-                <w:rFonts w:ascii="Aptos" w:hAnsi="Aptos"/>
-                <w:b w:val="0"/>
-                <w:i w:val="0"/>
-                <w:sz w:val="22"/>
-              </w:rPr>
-            </w:r>
-          </w:p>
-        </w:tc>
-        <w:tc>
-          <w:tcPr>
-            <w:tcW w:type="dxa" w:w="3324"/>
-          </w:tcPr>
-          <w:p>
-            <w:pPr>
-              <w:spacing w:before="20" w:after="20"/>
-            </w:pPr>
-            <w:r>
-              <w:rPr>
-                <w:rFonts w:ascii="Aptos" w:hAnsi="Aptos"/>
-                <w:b w:val="0"/>
-                <w:i w:val="0"/>
-                <w:sz w:val="22"/>
-              </w:rPr>
-              <w:t>y</w:t>
-            </w:r>
-          </w:p>
-        </w:tc>
-        <w:tc>
-          <w:tcPr>
-            <w:tcW w:type="dxa" w:w="3324"/>
-          </w:tcPr>
-          <w:p>
-            <w:pPr>
-              <w:spacing w:before="20" w:after="20"/>
-            </w:pPr>
-            <w:r>
-              <w:rPr>
-                <w:rFonts w:ascii="Aptos" w:hAnsi="Aptos"/>
-                <w:b w:val="0"/>
-                <w:i w:val="0"/>
-                <w:sz w:val="22"/>
-              </w:rPr>
-              <w:t>kolokwium; sprawdziany wstępne „wejściówki"</w:t>
-            </w:r>
-          </w:p>
-        </w:tc>
-      </w:tr>
-      <w:tr>
-        <w:tc>
-          <w:tcPr>
-            <w:tcW w:type="dxa" w:w="3324"/>
-          </w:tcPr>
-          <w:p>
-            <w:pPr>
-              <w:spacing w:before="20" w:after="20"/>
-            </w:pPr>
-            <w:r>
-              <w:rPr>
-                <w:rFonts w:ascii="Aptos" w:hAnsi="Aptos"/>
-                <w:b w:val="0"/>
-                <w:i w:val="0"/>
-                <w:sz w:val="22"/>
-              </w:rPr>
-            </w:r>
-          </w:p>
-        </w:tc>
-        <w:tc>
-          <w:tcPr>
-            <w:tcW w:type="dxa" w:w="3324"/>
-          </w:tcPr>
-          <w:p>
-            <w:pPr>
-              <w:spacing w:before="20" w:after="20"/>
-            </w:pPr>
-            <w:r>
-              <w:rPr>
-                <w:rFonts w:ascii="Aptos" w:hAnsi="Aptos"/>
-                <w:b w:val="0"/>
-                <w:i w:val="0"/>
-                <w:sz w:val="22"/>
-              </w:rPr>
-              <w:t>c</w:t>
-            </w:r>
-          </w:p>
-        </w:tc>
-        <w:tc>
-          <w:tcPr>
-            <w:tcW w:type="dxa" w:w="3324"/>
-          </w:tcPr>
-          <w:p>
-            <w:pPr>
-              <w:spacing w:before="20" w:after="20"/>
-            </w:pPr>
-            <w:r>
-              <w:rPr>
-                <w:rFonts w:ascii="Aptos" w:hAnsi="Aptos"/>
-                <w:b w:val="0"/>
-                <w:i w:val="0"/>
-                <w:sz w:val="22"/>
-              </w:rPr>
-              <w:t>kolokwium; sprawdziany wstępne „wejściówki"</w:t>
-            </w:r>
-          </w:p>
-        </w:tc>
-      </w:tr>
-      <w:tr>
-        <w:tc>
-          <w:tcPr>
-            <w:tcW w:type="dxa" w:w="3324"/>
-          </w:tcPr>
-          <w:p>
-            <w:pPr>
-              <w:spacing w:before="20" w:after="20"/>
-            </w:pPr>
-            <w:r>
-              <w:rPr>
-                <w:rFonts w:ascii="Aptos" w:hAnsi="Aptos"/>
-                <w:b w:val="0"/>
-                <w:i w:val="0"/>
-                <w:sz w:val="22"/>
-              </w:rPr>
-            </w:r>
-          </w:p>
-        </w:tc>
-        <w:tc>
-          <w:tcPr>
-            <w:tcW w:type="dxa" w:w="3324"/>
-          </w:tcPr>
-          <w:p>
-            <w:pPr>
-              <w:spacing w:before="20" w:after="20"/>
-            </w:pPr>
-            <w:r>
-              <w:rPr>
-                <w:rFonts w:ascii="Aptos" w:hAnsi="Aptos"/>
-                <w:b w:val="0"/>
-                <w:i w:val="0"/>
-                <w:sz w:val="22"/>
-              </w:rPr>
-              <w:t>h</w:t>
-            </w:r>
-          </w:p>
-        </w:tc>
-        <w:tc>
-          <w:tcPr>
-            <w:tcW w:type="dxa" w:w="3324"/>
-          </w:tcPr>
-          <w:p>
-            <w:pPr>
-              <w:spacing w:before="20" w:after="20"/>
-            </w:pPr>
-            <w:r>
-              <w:rPr>
-                <w:rFonts w:ascii="Aptos" w:hAnsi="Aptos"/>
-                <w:b w:val="0"/>
-                <w:i w:val="0"/>
-                <w:sz w:val="22"/>
-              </w:rPr>
-              <w:t>kolokwium; sprawdziany wstępne „wejściówki"</w:t>
-            </w:r>
-          </w:p>
-        </w:tc>
-      </w:tr>
-      <w:tr>
-        <w:tc>
-          <w:tcPr>
-            <w:tcW w:type="dxa" w:w="3324"/>
-          </w:tcPr>
-          <w:p>
-            <w:pPr>
-              <w:spacing w:before="20" w:after="20"/>
-            </w:pPr>
-            <w:r>
-              <w:rPr>
-                <w:rFonts w:ascii="Aptos" w:hAnsi="Aptos"/>
-                <w:b w:val="0"/>
-                <w:i w:val="0"/>
-                <w:sz w:val="22"/>
-              </w:rPr>
-            </w:r>
-          </w:p>
-        </w:tc>
-        <w:tc>
-          <w:tcPr>
-            <w:tcW w:type="dxa" w:w="3324"/>
-          </w:tcPr>
-          <w:p>
-            <w:pPr>
-              <w:spacing w:before="20" w:after="20"/>
-            </w:pPr>
-            <w:r>
-              <w:rPr>
-                <w:rFonts w:ascii="Aptos" w:hAnsi="Aptos"/>
-                <w:b w:val="0"/>
-                <w:i w:val="0"/>
-                <w:sz w:val="22"/>
-              </w:rPr>
-              <w:t xml:space="preserve"> </w:t>
-            </w:r>
-          </w:p>
-        </w:tc>
-        <w:tc>
-          <w:tcPr>
-            <w:tcW w:type="dxa" w:w="3324"/>
-          </w:tcPr>
-          <w:p>
-            <w:pPr>
-              <w:spacing w:before="20" w:after="20"/>
-            </w:pPr>
-            <w:r>
-              <w:rPr>
-                <w:rFonts w:ascii="Aptos" w:hAnsi="Aptos"/>
-                <w:b w:val="0"/>
-                <w:i w:val="0"/>
-                <w:sz w:val="22"/>
-              </w:rPr>
-              <w:t>kolokwium; sprawdziany wstępne „wejściówki"</w:t>
-            </w:r>
-          </w:p>
-        </w:tc>
-      </w:tr>
-      <w:tr>
-        <w:tc>
-          <w:tcPr>
-            <w:tcW w:type="dxa" w:w="3324"/>
-          </w:tcPr>
-          <w:p>
-            <w:pPr>
-              <w:spacing w:before="20" w:after="20"/>
-            </w:pPr>
-            <w:r>
-              <w:rPr>
-                <w:rFonts w:ascii="Aptos" w:hAnsi="Aptos"/>
-                <w:b w:val="0"/>
-                <w:i w:val="0"/>
-                <w:sz w:val="22"/>
-              </w:rPr>
-            </w:r>
-          </w:p>
-        </w:tc>
-        <w:tc>
-          <w:tcPr>
-            <w:tcW w:type="dxa" w:w="3324"/>
-          </w:tcPr>
-          <w:p>
-            <w:pPr>
-              <w:spacing w:before="20" w:after="20"/>
-            </w:pPr>
-            <w:r>
-              <w:rPr>
-                <w:rFonts w:ascii="Aptos" w:hAnsi="Aptos"/>
-                <w:b w:val="0"/>
-                <w:i w:val="0"/>
-                <w:sz w:val="22"/>
-              </w:rPr>
-              <w:t>ź</w:t>
-            </w:r>
-          </w:p>
-        </w:tc>
-        <w:tc>
-          <w:tcPr>
-            <w:tcW w:type="dxa" w:w="3324"/>
-          </w:tcPr>
-          <w:p>
-            <w:pPr>
-              <w:spacing w:before="20" w:after="20"/>
-            </w:pPr>
-            <w:r>
-              <w:rPr>
-                <w:rFonts w:ascii="Aptos" w:hAnsi="Aptos"/>
-                <w:b w:val="0"/>
-                <w:i w:val="0"/>
-                <w:sz w:val="22"/>
-              </w:rPr>
-              <w:t>kolokwium; sprawdziany wstępne „wejściówki"</w:t>
-            </w:r>
-          </w:p>
-        </w:tc>
-      </w:tr>
-      <w:tr>
-        <w:tc>
-          <w:tcPr>
-            <w:tcW w:type="dxa" w:w="3324"/>
-          </w:tcPr>
-          <w:p>
-            <w:pPr>
-              <w:spacing w:before="20" w:after="20"/>
-            </w:pPr>
-            <w:r>
-              <w:rPr>
-                <w:rFonts w:ascii="Aptos" w:hAnsi="Aptos"/>
-                <w:b w:val="0"/>
-                <w:i w:val="0"/>
-                <w:sz w:val="22"/>
-              </w:rPr>
-            </w:r>
-          </w:p>
-        </w:tc>
-        <w:tc>
-          <w:tcPr>
-            <w:tcW w:type="dxa" w:w="3324"/>
-          </w:tcPr>
-          <w:p>
-            <w:pPr>
-              <w:spacing w:before="20" w:after="20"/>
-            </w:pPr>
-            <w:r>
-              <w:rPr>
-                <w:rFonts w:ascii="Aptos" w:hAnsi="Aptos"/>
-                <w:b w:val="0"/>
-                <w:i w:val="0"/>
-                <w:sz w:val="22"/>
-              </w:rPr>
-              <w:t>r</w:t>
-            </w:r>
-          </w:p>
-        </w:tc>
-        <w:tc>
-          <w:tcPr>
-            <w:tcW w:type="dxa" w:w="3324"/>
-          </w:tcPr>
-          <w:p>
-            <w:pPr>
-              <w:spacing w:before="20" w:after="20"/>
-            </w:pPr>
-            <w:r>
-              <w:rPr>
-                <w:rFonts w:ascii="Aptos" w:hAnsi="Aptos"/>
-                <w:b w:val="0"/>
-                <w:i w:val="0"/>
-                <w:sz w:val="22"/>
-              </w:rPr>
-              <w:t>kolokwium; sprawdziany wstępne „wejściówki"</w:t>
-            </w:r>
-          </w:p>
-        </w:tc>
-      </w:tr>
-      <w:tr>
-        <w:tc>
-          <w:tcPr>
-            <w:tcW w:type="dxa" w:w="3324"/>
-          </w:tcPr>
-          <w:p>
-            <w:pPr>
-              <w:spacing w:before="20" w:after="20"/>
-            </w:pPr>
-            <w:r>
-              <w:rPr>
-                <w:rFonts w:ascii="Aptos" w:hAnsi="Aptos"/>
-                <w:b w:val="0"/>
-                <w:i w:val="0"/>
-                <w:sz w:val="22"/>
-              </w:rPr>
-            </w:r>
-          </w:p>
-        </w:tc>
-        <w:tc>
-          <w:tcPr>
-            <w:tcW w:type="dxa" w:w="3324"/>
-          </w:tcPr>
-          <w:p>
-            <w:pPr>
-              <w:spacing w:before="20" w:after="20"/>
-            </w:pPr>
-            <w:r>
-              <w:rPr>
-                <w:rFonts w:ascii="Aptos" w:hAnsi="Aptos"/>
-                <w:b w:val="0"/>
-                <w:i w:val="0"/>
-                <w:sz w:val="22"/>
-              </w:rPr>
-              <w:t>ó</w:t>
-            </w:r>
-          </w:p>
-        </w:tc>
-        <w:tc>
-          <w:tcPr>
-            <w:tcW w:type="dxa" w:w="3324"/>
-          </w:tcPr>
-          <w:p>
-            <w:pPr>
-              <w:spacing w:before="20" w:after="20"/>
-            </w:pPr>
-            <w:r>
-              <w:rPr>
-                <w:rFonts w:ascii="Aptos" w:hAnsi="Aptos"/>
-                <w:b w:val="0"/>
-                <w:i w:val="0"/>
-                <w:sz w:val="22"/>
-              </w:rPr>
-              <w:t>kolokwium; sprawdziany wstępne „wejściówki"</w:t>
-            </w:r>
-          </w:p>
-        </w:tc>
-      </w:tr>
-      <w:tr>
-        <w:tc>
-          <w:tcPr>
-            <w:tcW w:type="dxa" w:w="3324"/>
-          </w:tcPr>
-          <w:p>
-            <w:pPr>
-              <w:spacing w:before="20" w:after="20"/>
-            </w:pPr>
-            <w:r>
-              <w:rPr>
-                <w:rFonts w:ascii="Aptos" w:hAnsi="Aptos"/>
-                <w:b w:val="0"/>
-                <w:i w:val="0"/>
-                <w:sz w:val="22"/>
-              </w:rPr>
-            </w:r>
-          </w:p>
-        </w:tc>
-        <w:tc>
-          <w:tcPr>
-            <w:tcW w:type="dxa" w:w="3324"/>
-          </w:tcPr>
-          <w:p>
-            <w:pPr>
-              <w:spacing w:before="20" w:after="20"/>
-            </w:pPr>
-            <w:r>
-              <w:rPr>
-                <w:rFonts w:ascii="Aptos" w:hAnsi="Aptos"/>
-                <w:b w:val="0"/>
-                <w:i w:val="0"/>
-                <w:sz w:val="22"/>
-              </w:rPr>
-              <w:t>d</w:t>
-            </w:r>
-          </w:p>
-        </w:tc>
-        <w:tc>
-          <w:tcPr>
-            <w:tcW w:type="dxa" w:w="3324"/>
-          </w:tcPr>
-          <w:p>
-            <w:pPr>
-              <w:spacing w:before="20" w:after="20"/>
-            </w:pPr>
-            <w:r>
-              <w:rPr>
-                <w:rFonts w:ascii="Aptos" w:hAnsi="Aptos"/>
-                <w:b w:val="0"/>
-                <w:i w:val="0"/>
-                <w:sz w:val="22"/>
-              </w:rPr>
-              <w:t>kolokwium; sprawdziany wstępne „wejściówki"</w:t>
-            </w:r>
-          </w:p>
-        </w:tc>
-      </w:tr>
-      <w:tr>
-        <w:tc>
-          <w:tcPr>
-            <w:tcW w:type="dxa" w:w="3324"/>
-          </w:tcPr>
-          <w:p>
-            <w:pPr>
-              <w:spacing w:before="20" w:after="20"/>
-            </w:pPr>
-            <w:r>
-              <w:rPr>
-                <w:rFonts w:ascii="Aptos" w:hAnsi="Aptos"/>
-                <w:b w:val="0"/>
-                <w:i w:val="0"/>
-                <w:sz w:val="22"/>
-              </w:rPr>
-            </w:r>
-          </w:p>
-        </w:tc>
-        <w:tc>
-          <w:tcPr>
-            <w:tcW w:type="dxa" w:w="3324"/>
-          </w:tcPr>
-          <w:p>
-            <w:pPr>
-              <w:spacing w:before="20" w:after="20"/>
-            </w:pPr>
-            <w:r>
-              <w:rPr>
-                <w:rFonts w:ascii="Aptos" w:hAnsi="Aptos"/>
-                <w:b w:val="0"/>
-                <w:i w:val="0"/>
-                <w:sz w:val="22"/>
-              </w:rPr>
-              <w:t>e</w:t>
-            </w:r>
-          </w:p>
-        </w:tc>
-        <w:tc>
-          <w:tcPr>
-            <w:tcW w:type="dxa" w:w="3324"/>
-          </w:tcPr>
-          <w:p>
-            <w:pPr>
-              <w:spacing w:before="20" w:after="20"/>
-            </w:pPr>
-            <w:r>
-              <w:rPr>
-                <w:rFonts w:ascii="Aptos" w:hAnsi="Aptos"/>
-                <w:b w:val="0"/>
-                <w:i w:val="0"/>
-                <w:sz w:val="22"/>
-              </w:rPr>
-              <w:t>kolokwium; sprawdziany wstępne „wejściówki"</w:t>
-            </w:r>
-          </w:p>
-        </w:tc>
-      </w:tr>
-      <w:tr>
-        <w:tc>
-          <w:tcPr>
-            <w:tcW w:type="dxa" w:w="3324"/>
-          </w:tcPr>
-          <w:p>
-            <w:pPr>
-              <w:spacing w:before="20" w:after="20"/>
-            </w:pPr>
-            <w:r>
-              <w:rPr>
-                <w:rFonts w:ascii="Aptos" w:hAnsi="Aptos"/>
-                <w:b w:val="0"/>
-                <w:i w:val="0"/>
-                <w:sz w:val="22"/>
-              </w:rPr>
-            </w:r>
-          </w:p>
-        </w:tc>
-        <w:tc>
-          <w:tcPr>
-            <w:tcW w:type="dxa" w:w="3324"/>
-          </w:tcPr>
-          <w:p>
-            <w:pPr>
-              <w:spacing w:before="20" w:after="20"/>
-            </w:pPr>
-            <w:r>
-              <w:rPr>
-                <w:rFonts w:ascii="Aptos" w:hAnsi="Aptos"/>
-                <w:b w:val="0"/>
-                <w:i w:val="0"/>
-                <w:sz w:val="22"/>
-              </w:rPr>
-              <w:t>ł</w:t>
-            </w:r>
-          </w:p>
-        </w:tc>
-        <w:tc>
-          <w:tcPr>
-            <w:tcW w:type="dxa" w:w="3324"/>
-          </w:tcPr>
-          <w:p>
-            <w:pPr>
-              <w:spacing w:before="20" w:after="20"/>
-            </w:pPr>
-            <w:r>
-              <w:rPr>
-                <w:rFonts w:ascii="Aptos" w:hAnsi="Aptos"/>
-                <w:b w:val="0"/>
-                <w:i w:val="0"/>
-                <w:sz w:val="22"/>
-              </w:rPr>
-              <w:t>kolokwium; sprawdziany wstępne „wejściówki"</w:t>
-            </w:r>
-          </w:p>
-        </w:tc>
-      </w:tr>
-      <w:tr>
-        <w:tc>
-          <w:tcPr>
-            <w:tcW w:type="dxa" w:w="3324"/>
-          </w:tcPr>
-          <w:p>
-            <w:pPr>
-              <w:spacing w:before="20" w:after="20"/>
-            </w:pPr>
-            <w:r>
-              <w:rPr>
-                <w:rFonts w:ascii="Aptos" w:hAnsi="Aptos"/>
-                <w:b w:val="0"/>
-                <w:i w:val="0"/>
-                <w:sz w:val="22"/>
-              </w:rPr>
-            </w:r>
-          </w:p>
-        </w:tc>
-        <w:tc>
-          <w:tcPr>
-            <w:tcW w:type="dxa" w:w="3324"/>
-          </w:tcPr>
-          <w:p>
-            <w:pPr>
-              <w:spacing w:before="20" w:after="20"/>
-            </w:pPr>
-            <w:r>
-              <w:rPr>
-                <w:rFonts w:ascii="Aptos" w:hAnsi="Aptos"/>
-                <w:b w:val="0"/>
-                <w:i w:val="0"/>
-                <w:sz w:val="22"/>
-              </w:rPr>
-              <w:t xml:space="preserve"> </w:t>
-            </w:r>
-          </w:p>
-        </w:tc>
-        <w:tc>
-          <w:tcPr>
-            <w:tcW w:type="dxa" w:w="3324"/>
-          </w:tcPr>
-          <w:p>
-            <w:pPr>
-              <w:spacing w:before="20" w:after="20"/>
-            </w:pPr>
-            <w:r>
-              <w:rPr>
-                <w:rFonts w:ascii="Aptos" w:hAnsi="Aptos"/>
-                <w:b w:val="0"/>
-                <w:i w:val="0"/>
-                <w:sz w:val="22"/>
-              </w:rPr>
-              <w:t>kolokwium; sprawdziany wstępne „wejściówki"</w:t>
-            </w:r>
-          </w:p>
-        </w:tc>
-      </w:tr>
-      <w:tr>
-        <w:tc>
-          <w:tcPr>
-            <w:tcW w:type="dxa" w:w="3324"/>
-          </w:tcPr>
-          <w:p>
-            <w:pPr>
-              <w:spacing w:before="20" w:after="20"/>
-            </w:pPr>
-            <w:r>
-              <w:rPr>
-                <w:rFonts w:ascii="Aptos" w:hAnsi="Aptos"/>
-                <w:b w:val="0"/>
-                <w:i w:val="0"/>
-                <w:sz w:val="22"/>
-              </w:rPr>
-            </w:r>
-          </w:p>
-        </w:tc>
-        <w:tc>
-          <w:tcPr>
-            <w:tcW w:type="dxa" w:w="3324"/>
-          </w:tcPr>
-          <w:p>
-            <w:pPr>
-              <w:spacing w:before="20" w:after="20"/>
-            </w:pPr>
-            <w:r>
-              <w:rPr>
-                <w:rFonts w:ascii="Aptos" w:hAnsi="Aptos"/>
-                <w:b w:val="0"/>
-                <w:i w:val="0"/>
-                <w:sz w:val="22"/>
-              </w:rPr>
-              <w:t>i</w:t>
-            </w:r>
-          </w:p>
-        </w:tc>
-        <w:tc>
-          <w:tcPr>
-            <w:tcW w:type="dxa" w:w="3324"/>
-          </w:tcPr>
-          <w:p>
-            <w:pPr>
-              <w:spacing w:before="20" w:after="20"/>
-            </w:pPr>
-            <w:r>
-              <w:rPr>
-                <w:rFonts w:ascii="Aptos" w:hAnsi="Aptos"/>
-                <w:b w:val="0"/>
-                <w:i w:val="0"/>
-                <w:sz w:val="22"/>
-              </w:rPr>
-              <w:t>kolokwium; sprawdziany wstępne „wejściówki"</w:t>
-            </w:r>
-          </w:p>
-        </w:tc>
-      </w:tr>
-      <w:tr>
-        <w:tc>
-          <w:tcPr>
-            <w:tcW w:type="dxa" w:w="3324"/>
-          </w:tcPr>
-          <w:p>
-            <w:pPr>
-              <w:spacing w:before="20" w:after="20"/>
-            </w:pPr>
-            <w:r>
-              <w:rPr>
-                <w:rFonts w:ascii="Aptos" w:hAnsi="Aptos"/>
-                <w:b w:val="0"/>
-                <w:i w:val="0"/>
-                <w:sz w:val="22"/>
-              </w:rPr>
-            </w:r>
-          </w:p>
-        </w:tc>
-        <w:tc>
-          <w:tcPr>
-            <w:tcW w:type="dxa" w:w="3324"/>
-          </w:tcPr>
-          <w:p>
-            <w:pPr>
-              <w:spacing w:before="20" w:after="20"/>
-            </w:pPr>
-            <w:r>
-              <w:rPr>
-                <w:rFonts w:ascii="Aptos" w:hAnsi="Aptos"/>
-                <w:b w:val="0"/>
-                <w:i w:val="0"/>
-                <w:sz w:val="22"/>
-              </w:rPr>
-              <w:t xml:space="preserve"> </w:t>
-            </w:r>
-          </w:p>
-        </w:tc>
-        <w:tc>
-          <w:tcPr>
-            <w:tcW w:type="dxa" w:w="3324"/>
-          </w:tcPr>
-          <w:p>
-            <w:pPr>
-              <w:spacing w:before="20" w:after="20"/>
-            </w:pPr>
-            <w:r>
-              <w:rPr>
-                <w:rFonts w:ascii="Aptos" w:hAnsi="Aptos"/>
-                <w:b w:val="0"/>
-                <w:i w:val="0"/>
-                <w:sz w:val="22"/>
-              </w:rPr>
-              <w:t>kolokwium; sprawdziany wstępne „wejściówki"</w:t>
-            </w:r>
-          </w:p>
-        </w:tc>
-      </w:tr>
-      <w:tr>
-        <w:tc>
-          <w:tcPr>
-            <w:tcW w:type="dxa" w:w="3324"/>
-          </w:tcPr>
-          <w:p>
-            <w:pPr>
-              <w:spacing w:before="20" w:after="20"/>
-            </w:pPr>
-            <w:r>
-              <w:rPr>
-                <w:rFonts w:ascii="Aptos" w:hAnsi="Aptos"/>
-                <w:b w:val="0"/>
-                <w:i w:val="0"/>
-                <w:sz w:val="22"/>
-              </w:rPr>
-            </w:r>
-          </w:p>
-        </w:tc>
-        <w:tc>
-          <w:tcPr>
-            <w:tcW w:type="dxa" w:w="3324"/>
-          </w:tcPr>
-          <w:p>
-            <w:pPr>
-              <w:spacing w:before="20" w:after="20"/>
-            </w:pPr>
-            <w:r>
-              <w:rPr>
-                <w:rFonts w:ascii="Aptos" w:hAnsi="Aptos"/>
-                <w:b w:val="0"/>
-                <w:i w:val="0"/>
-                <w:sz w:val="22"/>
-              </w:rPr>
-              <w:t>p</w:t>
-            </w:r>
-          </w:p>
-        </w:tc>
-        <w:tc>
-          <w:tcPr>
-            <w:tcW w:type="dxa" w:w="3324"/>
-          </w:tcPr>
-          <w:p>
-            <w:pPr>
-              <w:spacing w:before="20" w:after="20"/>
-            </w:pPr>
-            <w:r>
-              <w:rPr>
-                <w:rFonts w:ascii="Aptos" w:hAnsi="Aptos"/>
-                <w:b w:val="0"/>
-                <w:i w:val="0"/>
-                <w:sz w:val="22"/>
-              </w:rPr>
-              <w:t>kolokwium; sprawdziany wstępne „wejściówki"</w:t>
-            </w:r>
-          </w:p>
-        </w:tc>
-      </w:tr>
-      <w:tr>
-        <w:tc>
-          <w:tcPr>
-            <w:tcW w:type="dxa" w:w="3324"/>
-          </w:tcPr>
-          <w:p>
-            <w:pPr>
-              <w:spacing w:before="20" w:after="20"/>
-            </w:pPr>
-            <w:r>
-              <w:rPr>
-                <w:rFonts w:ascii="Aptos" w:hAnsi="Aptos"/>
-                <w:b w:val="0"/>
-                <w:i w:val="0"/>
-                <w:sz w:val="22"/>
-              </w:rPr>
-            </w:r>
-          </w:p>
-        </w:tc>
-        <w:tc>
-          <w:tcPr>
-            <w:tcW w:type="dxa" w:w="3324"/>
-          </w:tcPr>
-          <w:p>
-            <w:pPr>
-              <w:spacing w:before="20" w:after="20"/>
-            </w:pPr>
-            <w:r>
-              <w:rPr>
-                <w:rFonts w:ascii="Aptos" w:hAnsi="Aptos"/>
-                <w:b w:val="0"/>
-                <w:i w:val="0"/>
-                <w:sz w:val="22"/>
-              </w:rPr>
-              <w:t>r</w:t>
-            </w:r>
-          </w:p>
-        </w:tc>
-        <w:tc>
-          <w:tcPr>
-            <w:tcW w:type="dxa" w:w="3324"/>
-          </w:tcPr>
-          <w:p>
-            <w:pPr>
-              <w:spacing w:before="20" w:after="20"/>
-            </w:pPr>
-            <w:r>
-              <w:rPr>
-                <w:rFonts w:ascii="Aptos" w:hAnsi="Aptos"/>
-                <w:b w:val="0"/>
-                <w:i w:val="0"/>
-                <w:sz w:val="22"/>
-              </w:rPr>
-              <w:t>kolokwium; sprawdziany wstępne „wejściówki"</w:t>
-            </w:r>
-          </w:p>
-        </w:tc>
-      </w:tr>
-      <w:tr>
-        <w:tc>
-          <w:tcPr>
-            <w:tcW w:type="dxa" w:w="3324"/>
-          </w:tcPr>
-          <w:p>
-            <w:pPr>
-              <w:spacing w:before="20" w:after="20"/>
-            </w:pPr>
-            <w:r>
-              <w:rPr>
-                <w:rFonts w:ascii="Aptos" w:hAnsi="Aptos"/>
-                <w:b w:val="0"/>
-                <w:i w:val="0"/>
-                <w:sz w:val="22"/>
-              </w:rPr>
-            </w:r>
-          </w:p>
-        </w:tc>
-        <w:tc>
-          <w:tcPr>
-            <w:tcW w:type="dxa" w:w="3324"/>
-          </w:tcPr>
-          <w:p>
-            <w:pPr>
-              <w:spacing w:before="20" w:after="20"/>
-            </w:pPr>
-            <w:r>
-              <w:rPr>
-                <w:rFonts w:ascii="Aptos" w:hAnsi="Aptos"/>
-                <w:b w:val="0"/>
-                <w:i w:val="0"/>
-                <w:sz w:val="22"/>
-              </w:rPr>
-              <w:t>z</w:t>
-            </w:r>
-          </w:p>
-        </w:tc>
-        <w:tc>
-          <w:tcPr>
-            <w:tcW w:type="dxa" w:w="3324"/>
-          </w:tcPr>
-          <w:p>
-            <w:pPr>
-              <w:spacing w:before="20" w:after="20"/>
-            </w:pPr>
-            <w:r>
-              <w:rPr>
-                <w:rFonts w:ascii="Aptos" w:hAnsi="Aptos"/>
-                <w:b w:val="0"/>
-                <w:i w:val="0"/>
-                <w:sz w:val="22"/>
-              </w:rPr>
-              <w:t>kolokwium; sprawdziany wstępne „wejściówki"</w:t>
-            </w:r>
-          </w:p>
-        </w:tc>
-      </w:tr>
-      <w:tr>
-        <w:tc>
-          <w:tcPr>
-            <w:tcW w:type="dxa" w:w="3324"/>
-          </w:tcPr>
-          <w:p>
-            <w:pPr>
-              <w:spacing w:before="20" w:after="20"/>
-            </w:pPr>
-            <w:r>
-              <w:rPr>
-                <w:rFonts w:ascii="Aptos" w:hAnsi="Aptos"/>
-                <w:b w:val="0"/>
-                <w:i w:val="0"/>
-                <w:sz w:val="22"/>
-              </w:rPr>
-            </w:r>
-          </w:p>
-        </w:tc>
-        <w:tc>
-          <w:tcPr>
-            <w:tcW w:type="dxa" w:w="3324"/>
-          </w:tcPr>
-          <w:p>
-            <w:pPr>
-              <w:spacing w:before="20" w:after="20"/>
-            </w:pPr>
-            <w:r>
-              <w:rPr>
-                <w:rFonts w:ascii="Aptos" w:hAnsi="Aptos"/>
-                <w:b w:val="0"/>
-                <w:i w:val="0"/>
-                <w:sz w:val="22"/>
-              </w:rPr>
-              <w:t>e</w:t>
-            </w:r>
-          </w:p>
-        </w:tc>
-        <w:tc>
-          <w:tcPr>
-            <w:tcW w:type="dxa" w:w="3324"/>
-          </w:tcPr>
-          <w:p>
-            <w:pPr>
-              <w:spacing w:before="20" w:after="20"/>
-            </w:pPr>
-            <w:r>
-              <w:rPr>
-                <w:rFonts w:ascii="Aptos" w:hAnsi="Aptos"/>
-                <w:b w:val="0"/>
-                <w:i w:val="0"/>
-                <w:sz w:val="22"/>
-              </w:rPr>
-              <w:t>kolokwium; sprawdziany wstępne „wejściówki"</w:t>
-            </w:r>
-          </w:p>
-        </w:tc>
-      </w:tr>
-      <w:tr>
-        <w:tc>
-          <w:tcPr>
-            <w:tcW w:type="dxa" w:w="3324"/>
-          </w:tcPr>
-          <w:p>
-            <w:pPr>
-              <w:spacing w:before="20" w:after="20"/>
-            </w:pPr>
-            <w:r>
-              <w:rPr>
-                <w:rFonts w:ascii="Aptos" w:hAnsi="Aptos"/>
-                <w:b w:val="0"/>
-                <w:i w:val="0"/>
-                <w:sz w:val="22"/>
-              </w:rPr>
-            </w:r>
-          </w:p>
-        </w:tc>
-        <w:tc>
-          <w:tcPr>
-            <w:tcW w:type="dxa" w:w="3324"/>
-          </w:tcPr>
-          <w:p>
-            <w:pPr>
-              <w:spacing w:before="20" w:after="20"/>
-            </w:pPr>
-            <w:r>
-              <w:rPr>
-                <w:rFonts w:ascii="Aptos" w:hAnsi="Aptos"/>
-                <w:b w:val="0"/>
-                <w:i w:val="0"/>
-                <w:sz w:val="22"/>
-              </w:rPr>
-              <w:t>ł</w:t>
-            </w:r>
-          </w:p>
-        </w:tc>
-        <w:tc>
-          <w:tcPr>
-            <w:tcW w:type="dxa" w:w="3324"/>
-          </w:tcPr>
-          <w:p>
-            <w:pPr>
-              <w:spacing w:before="20" w:after="20"/>
-            </w:pPr>
-            <w:r>
-              <w:rPr>
-                <w:rFonts w:ascii="Aptos" w:hAnsi="Aptos"/>
-                <w:b w:val="0"/>
-                <w:i w:val="0"/>
-                <w:sz w:val="22"/>
-              </w:rPr>
-              <w:t>kolokwium; sprawdziany wstępne „wejściówki"</w:t>
-            </w:r>
-          </w:p>
-        </w:tc>
-      </w:tr>
-      <w:tr>
-        <w:tc>
-          <w:tcPr>
-            <w:tcW w:type="dxa" w:w="3324"/>
-          </w:tcPr>
-          <w:p>
-            <w:pPr>
-              <w:spacing w:before="20" w:after="20"/>
-            </w:pPr>
-            <w:r>
-              <w:rPr>
-                <w:rFonts w:ascii="Aptos" w:hAnsi="Aptos"/>
-                <w:b w:val="0"/>
-                <w:i w:val="0"/>
-                <w:sz w:val="22"/>
-              </w:rPr>
-            </w:r>
-          </w:p>
-        </w:tc>
-        <w:tc>
-          <w:tcPr>
-            <w:tcW w:type="dxa" w:w="3324"/>
-          </w:tcPr>
-          <w:p>
-            <w:pPr>
-              <w:spacing w:before="20" w:after="20"/>
-            </w:pPr>
-            <w:r>
-              <w:rPr>
-                <w:rFonts w:ascii="Aptos" w:hAnsi="Aptos"/>
-                <w:b w:val="0"/>
-                <w:i w:val="0"/>
-                <w:sz w:val="22"/>
-              </w:rPr>
-              <w:t>o</w:t>
-            </w:r>
-          </w:p>
-        </w:tc>
-        <w:tc>
-          <w:tcPr>
-            <w:tcW w:type="dxa" w:w="3324"/>
-          </w:tcPr>
-          <w:p>
-            <w:pPr>
-              <w:spacing w:before="20" w:after="20"/>
-            </w:pPr>
-            <w:r>
-              <w:rPr>
-                <w:rFonts w:ascii="Aptos" w:hAnsi="Aptos"/>
-                <w:b w:val="0"/>
-                <w:i w:val="0"/>
-                <w:sz w:val="22"/>
-              </w:rPr>
-              <w:t>kolokwium; sprawdziany wstępne „wejściówki"</w:t>
-            </w:r>
-          </w:p>
-        </w:tc>
-      </w:tr>
-      <w:tr>
-        <w:tc>
-          <w:tcPr>
-            <w:tcW w:type="dxa" w:w="3324"/>
-          </w:tcPr>
-          <w:p>
-            <w:pPr>
-              <w:spacing w:before="20" w:after="20"/>
-            </w:pPr>
-            <w:r>
-              <w:rPr>
-                <w:rFonts w:ascii="Aptos" w:hAnsi="Aptos"/>
-                <w:b w:val="0"/>
-                <w:i w:val="0"/>
-                <w:sz w:val="22"/>
-              </w:rPr>
-            </w:r>
-          </w:p>
-        </w:tc>
-        <w:tc>
-          <w:tcPr>
-            <w:tcW w:type="dxa" w:w="3324"/>
-          </w:tcPr>
-          <w:p>
-            <w:pPr>
-              <w:spacing w:before="20" w:after="20"/>
-            </w:pPr>
-            <w:r>
-              <w:rPr>
-                <w:rFonts w:ascii="Aptos" w:hAnsi="Aptos"/>
-                <w:b w:val="0"/>
-                <w:i w:val="0"/>
-                <w:sz w:val="22"/>
-              </w:rPr>
-              <w:t>ż</w:t>
-            </w:r>
-          </w:p>
-        </w:tc>
-        <w:tc>
-          <w:tcPr>
-            <w:tcW w:type="dxa" w:w="3324"/>
-          </w:tcPr>
-          <w:p>
-            <w:pPr>
-              <w:spacing w:before="20" w:after="20"/>
-            </w:pPr>
-            <w:r>
-              <w:rPr>
-                <w:rFonts w:ascii="Aptos" w:hAnsi="Aptos"/>
-                <w:b w:val="0"/>
-                <w:i w:val="0"/>
-                <w:sz w:val="22"/>
-              </w:rPr>
-              <w:t>kolokwium; sprawdziany wstępne „wejściówki"</w:t>
-            </w:r>
-          </w:p>
-        </w:tc>
-      </w:tr>
-      <w:tr>
-        <w:tc>
-          <w:tcPr>
-            <w:tcW w:type="dxa" w:w="3324"/>
-          </w:tcPr>
-          <w:p>
-            <w:pPr>
-              <w:spacing w:before="20" w:after="20"/>
-            </w:pPr>
-            <w:r>
-              <w:rPr>
-                <w:rFonts w:ascii="Aptos" w:hAnsi="Aptos"/>
-                <w:b w:val="0"/>
-                <w:i w:val="0"/>
-                <w:sz w:val="22"/>
-              </w:rPr>
-            </w:r>
-          </w:p>
-        </w:tc>
-        <w:tc>
-          <w:tcPr>
-            <w:tcW w:type="dxa" w:w="3324"/>
-          </w:tcPr>
-          <w:p>
-            <w:pPr>
-              <w:spacing w:before="20" w:after="20"/>
-            </w:pPr>
-            <w:r>
-              <w:rPr>
-                <w:rFonts w:ascii="Aptos" w:hAnsi="Aptos"/>
-                <w:b w:val="0"/>
-                <w:i w:val="0"/>
-                <w:sz w:val="22"/>
-              </w:rPr>
-              <w:t>e</w:t>
-            </w:r>
-          </w:p>
-        </w:tc>
-        <w:tc>
-          <w:tcPr>
-            <w:tcW w:type="dxa" w:w="3324"/>
-          </w:tcPr>
-          <w:p>
-            <w:pPr>
-              <w:spacing w:before="20" w:after="20"/>
-            </w:pPr>
-            <w:r>
-              <w:rPr>
-                <w:rFonts w:ascii="Aptos" w:hAnsi="Aptos"/>
-                <w:b w:val="0"/>
-                <w:i w:val="0"/>
-                <w:sz w:val="22"/>
-              </w:rPr>
-              <w:t>kolokwium; sprawdziany wstępne „wejściówki"</w:t>
-            </w:r>
-          </w:p>
-        </w:tc>
-      </w:tr>
-      <w:tr>
-        <w:tc>
-          <w:tcPr>
-            <w:tcW w:type="dxa" w:w="3324"/>
-          </w:tcPr>
-          <w:p>
-            <w:pPr>
-              <w:spacing w:before="20" w:after="20"/>
-            </w:pPr>
-            <w:r>
-              <w:rPr>
-                <w:rFonts w:ascii="Aptos" w:hAnsi="Aptos"/>
-                <w:b w:val="0"/>
-                <w:i w:val="0"/>
-                <w:sz w:val="22"/>
-              </w:rPr>
-            </w:r>
-          </w:p>
-        </w:tc>
-        <w:tc>
-          <w:tcPr>
-            <w:tcW w:type="dxa" w:w="3324"/>
-          </w:tcPr>
-          <w:p>
-            <w:pPr>
-              <w:spacing w:before="20" w:after="20"/>
-            </w:pPr>
-            <w:r>
-              <w:rPr>
-                <w:rFonts w:ascii="Aptos" w:hAnsi="Aptos"/>
-                <w:b w:val="0"/>
-                <w:i w:val="0"/>
-                <w:sz w:val="22"/>
-              </w:rPr>
-              <w:t>n</w:t>
-            </w:r>
-          </w:p>
-        </w:tc>
-        <w:tc>
-          <w:tcPr>
-            <w:tcW w:type="dxa" w:w="3324"/>
-          </w:tcPr>
-          <w:p>
-            <w:pPr>
-              <w:spacing w:before="20" w:after="20"/>
-            </w:pPr>
-            <w:r>
-              <w:rPr>
-                <w:rFonts w:ascii="Aptos" w:hAnsi="Aptos"/>
-                <w:b w:val="0"/>
-                <w:i w:val="0"/>
-                <w:sz w:val="22"/>
-              </w:rPr>
-              <w:t>kolokwium; sprawdziany wstępne „wejściówki"</w:t>
-            </w:r>
-          </w:p>
-        </w:tc>
-      </w:tr>
-      <w:tr>
-        <w:tc>
-          <w:tcPr>
-            <w:tcW w:type="dxa" w:w="3324"/>
-          </w:tcPr>
-          <w:p>
-            <w:pPr>
-              <w:spacing w:before="20" w:after="20"/>
-            </w:pPr>
-            <w:r>
-              <w:rPr>
-                <w:rFonts w:ascii="Aptos" w:hAnsi="Aptos"/>
-                <w:b w:val="0"/>
-                <w:i w:val="0"/>
-                <w:sz w:val="22"/>
-              </w:rPr>
-            </w:r>
-          </w:p>
-        </w:tc>
-        <w:tc>
-          <w:tcPr>
-            <w:tcW w:type="dxa" w:w="3324"/>
-          </w:tcPr>
-          <w:p>
-            <w:pPr>
-              <w:spacing w:before="20" w:after="20"/>
-            </w:pPr>
-            <w:r>
-              <w:rPr>
-                <w:rFonts w:ascii="Aptos" w:hAnsi="Aptos"/>
-                <w:b w:val="0"/>
-                <w:i w:val="0"/>
-                <w:sz w:val="22"/>
-              </w:rPr>
-              <w:t>i</w:t>
-            </w:r>
-          </w:p>
-        </w:tc>
-        <w:tc>
-          <w:tcPr>
-            <w:tcW w:type="dxa" w:w="3324"/>
-          </w:tcPr>
-          <w:p>
-            <w:pPr>
-              <w:spacing w:before="20" w:after="20"/>
-            </w:pPr>
-            <w:r>
-              <w:rPr>
-                <w:rFonts w:ascii="Aptos" w:hAnsi="Aptos"/>
-                <w:b w:val="0"/>
-                <w:i w:val="0"/>
-                <w:sz w:val="22"/>
-              </w:rPr>
-              <w:t>kolokwium; sprawdziany wstępne „wejściówki"</w:t>
-            </w:r>
-          </w:p>
-        </w:tc>
-      </w:tr>
-      <w:tr>
-        <w:tc>
-          <w:tcPr>
-            <w:tcW w:type="dxa" w:w="3324"/>
-          </w:tcPr>
-          <w:p>
-            <w:pPr>
-              <w:spacing w:before="20" w:after="20"/>
-            </w:pPr>
-            <w:r>
-              <w:rPr>
-                <w:rFonts w:ascii="Aptos" w:hAnsi="Aptos"/>
-                <w:b w:val="0"/>
-                <w:i w:val="0"/>
-                <w:sz w:val="22"/>
-              </w:rPr>
-            </w:r>
-          </w:p>
-        </w:tc>
-        <w:tc>
-          <w:tcPr>
-            <w:tcW w:type="dxa" w:w="3324"/>
-          </w:tcPr>
-          <w:p>
-            <w:pPr>
-              <w:spacing w:before="20" w:after="20"/>
-            </w:pPr>
-            <w:r>
-              <w:rPr>
-                <w:rFonts w:ascii="Aptos" w:hAnsi="Aptos"/>
-                <w:b w:val="0"/>
-                <w:i w:val="0"/>
-                <w:sz w:val="22"/>
-              </w:rPr>
-              <w:t>a</w:t>
-            </w:r>
-          </w:p>
-        </w:tc>
-        <w:tc>
-          <w:tcPr>
-            <w:tcW w:type="dxa" w:w="3324"/>
-          </w:tcPr>
-          <w:p>
-            <w:pPr>
-              <w:spacing w:before="20" w:after="20"/>
-            </w:pPr>
-            <w:r>
-              <w:rPr>
-                <w:rFonts w:ascii="Aptos" w:hAnsi="Aptos"/>
-                <w:b w:val="0"/>
-                <w:i w:val="0"/>
-                <w:sz w:val="22"/>
-              </w:rPr>
-              <w:t>kolokwium; sprawdziany wstępne „wejściówki"</w:t>
-            </w:r>
-          </w:p>
-        </w:tc>
-      </w:tr>
-      <w:tr>
-        <w:tc>
-          <w:tcPr>
-            <w:tcW w:type="dxa" w:w="3324"/>
-          </w:tcPr>
-          <w:p>
-            <w:pPr>
-              <w:spacing w:before="20" w:after="20"/>
-            </w:pPr>
-            <w:r>
-              <w:rPr>
-                <w:rFonts w:ascii="Aptos" w:hAnsi="Aptos"/>
-                <w:b w:val="0"/>
-                <w:i w:val="0"/>
-                <w:sz w:val="22"/>
-              </w:rPr>
-            </w:r>
-          </w:p>
-        </w:tc>
-        <w:tc>
-          <w:tcPr>
-            <w:tcW w:type="dxa" w:w="3324"/>
-          </w:tcPr>
-          <w:p>
-            <w:pPr>
-              <w:spacing w:before="20" w:after="20"/>
-            </w:pPr>
-            <w:r>
-              <w:rPr>
-                <w:rFonts w:ascii="Aptos" w:hAnsi="Aptos"/>
-                <w:b w:val="0"/>
-                <w:i w:val="0"/>
-                <w:sz w:val="22"/>
-              </w:rPr>
-              <w:t xml:space="preserve"> </w:t>
-            </w:r>
-          </w:p>
-        </w:tc>
-        <w:tc>
-          <w:tcPr>
-            <w:tcW w:type="dxa" w:w="3324"/>
-          </w:tcPr>
-          <w:p>
-            <w:pPr>
-              <w:spacing w:before="20" w:after="20"/>
-            </w:pPr>
-            <w:r>
-              <w:rPr>
-                <w:rFonts w:ascii="Aptos" w:hAnsi="Aptos"/>
-                <w:b w:val="0"/>
-                <w:i w:val="0"/>
-                <w:sz w:val="22"/>
-              </w:rPr>
-              <w:t>kolokwium; sprawdziany wstępne „wejściówki"</w:t>
-            </w:r>
-          </w:p>
-        </w:tc>
-      </w:tr>
-      <w:tr>
-        <w:tc>
-          <w:tcPr>
-            <w:tcW w:type="dxa" w:w="3324"/>
-          </w:tcPr>
-          <w:p>
-            <w:pPr>
-              <w:spacing w:before="20" w:after="20"/>
-            </w:pPr>
-            <w:r>
-              <w:rPr>
-                <w:rFonts w:ascii="Aptos" w:hAnsi="Aptos"/>
-                <w:b w:val="0"/>
-                <w:i w:val="0"/>
-                <w:sz w:val="22"/>
-              </w:rPr>
-            </w:r>
-          </w:p>
-        </w:tc>
-        <w:tc>
-          <w:tcPr>
-            <w:tcW w:type="dxa" w:w="3324"/>
-          </w:tcPr>
-          <w:p>
-            <w:pPr>
-              <w:spacing w:before="20" w:after="20"/>
-            </w:pPr>
-            <w:r>
-              <w:rPr>
-                <w:rFonts w:ascii="Aptos" w:hAnsi="Aptos"/>
-                <w:b w:val="0"/>
-                <w:i w:val="0"/>
-                <w:sz w:val="22"/>
-              </w:rPr>
-              <w:t>i</w:t>
-            </w:r>
-          </w:p>
-        </w:tc>
-        <w:tc>
-          <w:tcPr>
-            <w:tcW w:type="dxa" w:w="3324"/>
-          </w:tcPr>
-          <w:p>
-            <w:pPr>
-              <w:spacing w:before="20" w:after="20"/>
-            </w:pPr>
-            <w:r>
-              <w:rPr>
-                <w:rFonts w:ascii="Aptos" w:hAnsi="Aptos"/>
-                <w:b w:val="0"/>
-                <w:i w:val="0"/>
-                <w:sz w:val="22"/>
-              </w:rPr>
-              <w:t>kolokwium; sprawdziany wstępne „wejściówki"</w:t>
-            </w:r>
-          </w:p>
-        </w:tc>
-      </w:tr>
-      <w:tr>
-        <w:tc>
-          <w:tcPr>
-            <w:tcW w:type="dxa" w:w="3324"/>
-          </w:tcPr>
-          <w:p>
-            <w:pPr>
-              <w:spacing w:before="20" w:after="20"/>
-            </w:pPr>
-            <w:r>
-              <w:rPr>
-                <w:rFonts w:ascii="Aptos" w:hAnsi="Aptos"/>
-                <w:b w:val="0"/>
-                <w:i w:val="0"/>
-                <w:sz w:val="22"/>
-              </w:rPr>
-            </w:r>
-          </w:p>
-        </w:tc>
-        <w:tc>
-          <w:tcPr>
-            <w:tcW w:type="dxa" w:w="3324"/>
-          </w:tcPr>
-          <w:p>
-            <w:pPr>
-              <w:spacing w:before="20" w:after="20"/>
-            </w:pPr>
-            <w:r>
-              <w:rPr>
-                <w:rFonts w:ascii="Aptos" w:hAnsi="Aptos"/>
-                <w:b w:val="0"/>
-                <w:i w:val="0"/>
-                <w:sz w:val="22"/>
-              </w:rPr>
-              <w:t>c</w:t>
-            </w:r>
-          </w:p>
-        </w:tc>
-        <w:tc>
-          <w:tcPr>
-            <w:tcW w:type="dxa" w:w="3324"/>
-          </w:tcPr>
-          <w:p>
-            <w:pPr>
-              <w:spacing w:before="20" w:after="20"/>
-            </w:pPr>
-            <w:r>
-              <w:rPr>
-                <w:rFonts w:ascii="Aptos" w:hAnsi="Aptos"/>
-                <w:b w:val="0"/>
-                <w:i w:val="0"/>
-                <w:sz w:val="22"/>
-              </w:rPr>
-              <w:t>kolokwium; sprawdziany wstępne „wejściówki"</w:t>
-            </w:r>
-          </w:p>
-        </w:tc>
-      </w:tr>
-      <w:tr>
-        <w:tc>
-          <w:tcPr>
-            <w:tcW w:type="dxa" w:w="3324"/>
-          </w:tcPr>
-          <w:p>
-            <w:pPr>
-              <w:spacing w:before="20" w:after="20"/>
-            </w:pPr>
-            <w:r>
-              <w:rPr>
-                <w:rFonts w:ascii="Aptos" w:hAnsi="Aptos"/>
-                <w:b w:val="0"/>
-                <w:i w:val="0"/>
-                <w:sz w:val="22"/>
-              </w:rPr>
-            </w:r>
-          </w:p>
-        </w:tc>
-        <w:tc>
-          <w:tcPr>
-            <w:tcW w:type="dxa" w:w="3324"/>
-          </w:tcPr>
-          <w:p>
-            <w:pPr>
-              <w:spacing w:before="20" w:after="20"/>
-            </w:pPr>
-            <w:r>
-              <w:rPr>
-                <w:rFonts w:ascii="Aptos" w:hAnsi="Aptos"/>
-                <w:b w:val="0"/>
-                <w:i w:val="0"/>
-                <w:sz w:val="22"/>
-              </w:rPr>
-              <w:t>h</w:t>
-            </w:r>
-          </w:p>
-        </w:tc>
-        <w:tc>
-          <w:tcPr>
-            <w:tcW w:type="dxa" w:w="3324"/>
-          </w:tcPr>
-          <w:p>
-            <w:pPr>
-              <w:spacing w:before="20" w:after="20"/>
-            </w:pPr>
-            <w:r>
-              <w:rPr>
-                <w:rFonts w:ascii="Aptos" w:hAnsi="Aptos"/>
-                <w:b w:val="0"/>
-                <w:i w:val="0"/>
-                <w:sz w:val="22"/>
-              </w:rPr>
-              <w:t>kolokwium; sprawdziany wstępne „wejściówki"</w:t>
-            </w:r>
-          </w:p>
-        </w:tc>
-      </w:tr>
-      <w:tr>
-        <w:tc>
-          <w:tcPr>
-            <w:tcW w:type="dxa" w:w="3324"/>
-          </w:tcPr>
-          <w:p>
-            <w:pPr>
-              <w:spacing w:before="20" w:after="20"/>
-            </w:pPr>
-            <w:r>
-              <w:rPr>
-                <w:rFonts w:ascii="Aptos" w:hAnsi="Aptos"/>
-                <w:b w:val="0"/>
-                <w:i w:val="0"/>
-                <w:sz w:val="22"/>
-              </w:rPr>
-            </w:r>
-          </w:p>
-        </w:tc>
-        <w:tc>
-          <w:tcPr>
-            <w:tcW w:type="dxa" w:w="3324"/>
-          </w:tcPr>
-          <w:p>
-            <w:pPr>
-              <w:spacing w:before="20" w:after="20"/>
-            </w:pPr>
-            <w:r>
-              <w:rPr>
-                <w:rFonts w:ascii="Aptos" w:hAnsi="Aptos"/>
-                <w:b w:val="0"/>
-                <w:i w:val="0"/>
-                <w:sz w:val="22"/>
-              </w:rPr>
-              <w:t xml:space="preserve"> </w:t>
-            </w:r>
-          </w:p>
-        </w:tc>
-        <w:tc>
-          <w:tcPr>
-            <w:tcW w:type="dxa" w:w="3324"/>
-          </w:tcPr>
-          <w:p>
-            <w:pPr>
-              <w:spacing w:before="20" w:after="20"/>
-            </w:pPr>
-            <w:r>
-              <w:rPr>
-                <w:rFonts w:ascii="Aptos" w:hAnsi="Aptos"/>
-                <w:b w:val="0"/>
-                <w:i w:val="0"/>
-                <w:sz w:val="22"/>
-              </w:rPr>
-              <w:t>kolokwium; sprawdziany wstępne „wejściówki"</w:t>
-            </w:r>
-          </w:p>
-        </w:tc>
-      </w:tr>
-      <w:tr>
-        <w:tc>
-          <w:tcPr>
-            <w:tcW w:type="dxa" w:w="3324"/>
-          </w:tcPr>
-          <w:p>
-            <w:pPr>
-              <w:spacing w:before="20" w:after="20"/>
-            </w:pPr>
-            <w:r>
-              <w:rPr>
-                <w:rFonts w:ascii="Aptos" w:hAnsi="Aptos"/>
-                <w:b w:val="0"/>
-                <w:i w:val="0"/>
-                <w:sz w:val="22"/>
-              </w:rPr>
-            </w:r>
-          </w:p>
-        </w:tc>
-        <w:tc>
-          <w:tcPr>
-            <w:tcW w:type="dxa" w:w="3324"/>
-          </w:tcPr>
-          <w:p>
-            <w:pPr>
-              <w:spacing w:before="20" w:after="20"/>
-            </w:pPr>
-            <w:r>
-              <w:rPr>
-                <w:rFonts w:ascii="Aptos" w:hAnsi="Aptos"/>
-                <w:b w:val="0"/>
-                <w:i w:val="0"/>
-                <w:sz w:val="22"/>
-              </w:rPr>
-              <w:t>n</w:t>
-            </w:r>
-          </w:p>
-        </w:tc>
-        <w:tc>
-          <w:tcPr>
-            <w:tcW w:type="dxa" w:w="3324"/>
-          </w:tcPr>
-          <w:p>
-            <w:pPr>
-              <w:spacing w:before="20" w:after="20"/>
-            </w:pPr>
-            <w:r>
-              <w:rPr>
-                <w:rFonts w:ascii="Aptos" w:hAnsi="Aptos"/>
-                <w:b w:val="0"/>
-                <w:i w:val="0"/>
-                <w:sz w:val="22"/>
-              </w:rPr>
-              <w:t>kolokwium; sprawdziany wstępne „wejściówki"</w:t>
-            </w:r>
-          </w:p>
-        </w:tc>
-      </w:tr>
-      <w:tr>
-        <w:tc>
-          <w:tcPr>
-            <w:tcW w:type="dxa" w:w="3324"/>
-          </w:tcPr>
-          <w:p>
-            <w:pPr>
-              <w:spacing w:before="20" w:after="20"/>
-            </w:pPr>
-            <w:r>
-              <w:rPr>
-                <w:rFonts w:ascii="Aptos" w:hAnsi="Aptos"/>
-                <w:b w:val="0"/>
-                <w:i w:val="0"/>
-                <w:sz w:val="22"/>
-              </w:rPr>
-            </w:r>
-          </w:p>
-        </w:tc>
-        <w:tc>
-          <w:tcPr>
-            <w:tcW w:type="dxa" w:w="3324"/>
-          </w:tcPr>
-          <w:p>
-            <w:pPr>
-              <w:spacing w:before="20" w:after="20"/>
-            </w:pPr>
-            <w:r>
-              <w:rPr>
-                <w:rFonts w:ascii="Aptos" w:hAnsi="Aptos"/>
-                <w:b w:val="0"/>
-                <w:i w:val="0"/>
-                <w:sz w:val="22"/>
-              </w:rPr>
-              <w:t>a</w:t>
-            </w:r>
-          </w:p>
-        </w:tc>
-        <w:tc>
-          <w:tcPr>
-            <w:tcW w:type="dxa" w:w="3324"/>
-          </w:tcPr>
-          <w:p>
-            <w:pPr>
-              <w:spacing w:before="20" w:after="20"/>
-            </w:pPr>
-            <w:r>
-              <w:rPr>
-                <w:rFonts w:ascii="Aptos" w:hAnsi="Aptos"/>
-                <w:b w:val="0"/>
-                <w:i w:val="0"/>
-                <w:sz w:val="22"/>
-              </w:rPr>
-              <w:t>kolokwium; sprawdziany wstępne „wejściówki"</w:t>
-            </w:r>
-          </w:p>
-        </w:tc>
-      </w:tr>
-      <w:tr>
-        <w:tc>
-          <w:tcPr>
-            <w:tcW w:type="dxa" w:w="3324"/>
-          </w:tcPr>
-          <w:p>
-            <w:pPr>
-              <w:spacing w:before="20" w:after="20"/>
-            </w:pPr>
-            <w:r>
-              <w:rPr>
-                <w:rFonts w:ascii="Aptos" w:hAnsi="Aptos"/>
-                <w:b w:val="0"/>
-                <w:i w:val="0"/>
-                <w:sz w:val="22"/>
-              </w:rPr>
-            </w:r>
-          </w:p>
-        </w:tc>
-        <w:tc>
-          <w:tcPr>
-            <w:tcW w:type="dxa" w:w="3324"/>
-          </w:tcPr>
-          <w:p>
-            <w:pPr>
-              <w:spacing w:before="20" w:after="20"/>
-            </w:pPr>
-            <w:r>
-              <w:rPr>
-                <w:rFonts w:ascii="Aptos" w:hAnsi="Aptos"/>
-                <w:b w:val="0"/>
-                <w:i w:val="0"/>
-                <w:sz w:val="22"/>
-              </w:rPr>
-              <w:t xml:space="preserve"> </w:t>
-            </w:r>
-          </w:p>
-        </w:tc>
-        <w:tc>
-          <w:tcPr>
-            <w:tcW w:type="dxa" w:w="3324"/>
-          </w:tcPr>
-          <w:p>
-            <w:pPr>
-              <w:spacing w:before="20" w:after="20"/>
-            </w:pPr>
-            <w:r>
-              <w:rPr>
-                <w:rFonts w:ascii="Aptos" w:hAnsi="Aptos"/>
-                <w:b w:val="0"/>
-                <w:i w:val="0"/>
-                <w:sz w:val="22"/>
-              </w:rPr>
-              <w:t>kolokwium; sprawdziany wstępne „wejściówki"</w:t>
-            </w:r>
-          </w:p>
-        </w:tc>
-      </w:tr>
-      <w:tr>
-        <w:tc>
-          <w:tcPr>
-            <w:tcW w:type="dxa" w:w="3324"/>
-          </w:tcPr>
-          <w:p>
-            <w:pPr>
-              <w:spacing w:before="20" w:after="20"/>
-            </w:pPr>
-            <w:r>
-              <w:rPr>
-                <w:rFonts w:ascii="Aptos" w:hAnsi="Aptos"/>
-                <w:b w:val="0"/>
-                <w:i w:val="0"/>
-                <w:sz w:val="22"/>
-              </w:rPr>
-            </w:r>
-          </w:p>
-        </w:tc>
-        <w:tc>
-          <w:tcPr>
-            <w:tcW w:type="dxa" w:w="3324"/>
-          </w:tcPr>
-          <w:p>
-            <w:pPr>
-              <w:spacing w:before="20" w:after="20"/>
-            </w:pPr>
-            <w:r>
-              <w:rPr>
-                <w:rFonts w:ascii="Aptos" w:hAnsi="Aptos"/>
-                <w:b w:val="0"/>
-                <w:i w:val="0"/>
-                <w:sz w:val="22"/>
-              </w:rPr>
-              <w:t>p</w:t>
-            </w:r>
-          </w:p>
-        </w:tc>
-        <w:tc>
-          <w:tcPr>
-            <w:tcW w:type="dxa" w:w="3324"/>
-          </w:tcPr>
-          <w:p>
-            <w:pPr>
-              <w:spacing w:before="20" w:after="20"/>
-            </w:pPr>
-            <w:r>
-              <w:rPr>
-                <w:rFonts w:ascii="Aptos" w:hAnsi="Aptos"/>
-                <w:b w:val="0"/>
-                <w:i w:val="0"/>
-                <w:sz w:val="22"/>
-              </w:rPr>
-              <w:t>kolokwium; sprawdziany wstępne „wejściówki"</w:t>
-            </w:r>
-          </w:p>
-        </w:tc>
-      </w:tr>
-      <w:tr>
-        <w:tc>
-          <w:tcPr>
-            <w:tcW w:type="dxa" w:w="3324"/>
-          </w:tcPr>
-          <w:p>
-            <w:pPr>
-              <w:spacing w:before="20" w:after="20"/>
-            </w:pPr>
-            <w:r>
-              <w:rPr>
-                <w:rFonts w:ascii="Aptos" w:hAnsi="Aptos"/>
-                <w:b w:val="0"/>
-                <w:i w:val="0"/>
-                <w:sz w:val="22"/>
-              </w:rPr>
-            </w:r>
-          </w:p>
-        </w:tc>
-        <w:tc>
-          <w:tcPr>
-            <w:tcW w:type="dxa" w:w="3324"/>
-          </w:tcPr>
-          <w:p>
-            <w:pPr>
-              <w:spacing w:before="20" w:after="20"/>
-            </w:pPr>
-            <w:r>
-              <w:rPr>
-                <w:rFonts w:ascii="Aptos" w:hAnsi="Aptos"/>
-                <w:b w:val="0"/>
-                <w:i w:val="0"/>
-                <w:sz w:val="22"/>
-              </w:rPr>
-              <w:t>o</w:t>
-            </w:r>
-          </w:p>
-        </w:tc>
-        <w:tc>
-          <w:tcPr>
-            <w:tcW w:type="dxa" w:w="3324"/>
-          </w:tcPr>
-          <w:p>
-            <w:pPr>
-              <w:spacing w:before="20" w:after="20"/>
-            </w:pPr>
-            <w:r>
-              <w:rPr>
-                <w:rFonts w:ascii="Aptos" w:hAnsi="Aptos"/>
-                <w:b w:val="0"/>
-                <w:i w:val="0"/>
-                <w:sz w:val="22"/>
-              </w:rPr>
-              <w:t>kolokwium; sprawdziany wstępne „wejściówki"</w:t>
-            </w:r>
-          </w:p>
-        </w:tc>
-      </w:tr>
-      <w:tr>
-        <w:tc>
-          <w:tcPr>
-            <w:tcW w:type="dxa" w:w="3324"/>
-          </w:tcPr>
-          <w:p>
-            <w:pPr>
-              <w:spacing w:before="20" w:after="20"/>
-            </w:pPr>
-            <w:r>
-              <w:rPr>
-                <w:rFonts w:ascii="Aptos" w:hAnsi="Aptos"/>
-                <w:b w:val="0"/>
-                <w:i w:val="0"/>
-                <w:sz w:val="22"/>
-              </w:rPr>
-            </w:r>
-          </w:p>
-        </w:tc>
-        <w:tc>
-          <w:tcPr>
-            <w:tcW w:type="dxa" w:w="3324"/>
-          </w:tcPr>
-          <w:p>
-            <w:pPr>
-              <w:spacing w:before="20" w:after="20"/>
-            </w:pPr>
-            <w:r>
-              <w:rPr>
-                <w:rFonts w:ascii="Aptos" w:hAnsi="Aptos"/>
-                <w:b w:val="0"/>
-                <w:i w:val="0"/>
-                <w:sz w:val="22"/>
-              </w:rPr>
-              <w:t>t</w:t>
-            </w:r>
-          </w:p>
-        </w:tc>
-        <w:tc>
-          <w:tcPr>
-            <w:tcW w:type="dxa" w:w="3324"/>
-          </w:tcPr>
-          <w:p>
-            <w:pPr>
-              <w:spacing w:before="20" w:after="20"/>
-            </w:pPr>
-            <w:r>
-              <w:rPr>
-                <w:rFonts w:ascii="Aptos" w:hAnsi="Aptos"/>
-                <w:b w:val="0"/>
-                <w:i w:val="0"/>
-                <w:sz w:val="22"/>
-              </w:rPr>
-              <w:t>kolokwium; sprawdziany wstępne „wejściówki"</w:t>
-            </w:r>
-          </w:p>
-        </w:tc>
-      </w:tr>
-      <w:tr>
-        <w:tc>
-          <w:tcPr>
-            <w:tcW w:type="dxa" w:w="3324"/>
-          </w:tcPr>
-          <w:p>
-            <w:pPr>
-              <w:spacing w:before="20" w:after="20"/>
-            </w:pPr>
-            <w:r>
-              <w:rPr>
-                <w:rFonts w:ascii="Aptos" w:hAnsi="Aptos"/>
-                <w:b w:val="0"/>
-                <w:i w:val="0"/>
-                <w:sz w:val="22"/>
-              </w:rPr>
-            </w:r>
-          </w:p>
-        </w:tc>
-        <w:tc>
-          <w:tcPr>
-            <w:tcW w:type="dxa" w:w="3324"/>
-          </w:tcPr>
-          <w:p>
-            <w:pPr>
-              <w:spacing w:before="20" w:after="20"/>
-            </w:pPr>
-            <w:r>
-              <w:rPr>
-                <w:rFonts w:ascii="Aptos" w:hAnsi="Aptos"/>
-                <w:b w:val="0"/>
-                <w:i w:val="0"/>
-                <w:sz w:val="22"/>
-              </w:rPr>
-              <w:t>r</w:t>
-            </w:r>
-          </w:p>
-        </w:tc>
-        <w:tc>
-          <w:tcPr>
-            <w:tcW w:type="dxa" w:w="3324"/>
-          </w:tcPr>
-          <w:p>
-            <w:pPr>
-              <w:spacing w:before="20" w:after="20"/>
-            </w:pPr>
-            <w:r>
-              <w:rPr>
-                <w:rFonts w:ascii="Aptos" w:hAnsi="Aptos"/>
-                <w:b w:val="0"/>
-                <w:i w:val="0"/>
-                <w:sz w:val="22"/>
-              </w:rPr>
-              <w:t>kolokwium; sprawdziany wstępne „wejściówki"</w:t>
-            </w:r>
-          </w:p>
-        </w:tc>
-      </w:tr>
-      <w:tr>
-        <w:tc>
-          <w:tcPr>
-            <w:tcW w:type="dxa" w:w="3324"/>
-          </w:tcPr>
-          <w:p>
-            <w:pPr>
-              <w:spacing w:before="20" w:after="20"/>
-            </w:pPr>
-            <w:r>
-              <w:rPr>
-                <w:rFonts w:ascii="Aptos" w:hAnsi="Aptos"/>
-                <w:b w:val="0"/>
-                <w:i w:val="0"/>
-                <w:sz w:val="22"/>
-              </w:rPr>
-            </w:r>
-          </w:p>
-        </w:tc>
-        <w:tc>
-          <w:tcPr>
-            <w:tcW w:type="dxa" w:w="3324"/>
-          </w:tcPr>
-          <w:p>
-            <w:pPr>
-              <w:spacing w:before="20" w:after="20"/>
-            </w:pPr>
-            <w:r>
-              <w:rPr>
-                <w:rFonts w:ascii="Aptos" w:hAnsi="Aptos"/>
-                <w:b w:val="0"/>
-                <w:i w:val="0"/>
-                <w:sz w:val="22"/>
-              </w:rPr>
-              <w:t>z</w:t>
-            </w:r>
-          </w:p>
-        </w:tc>
-        <w:tc>
-          <w:tcPr>
-            <w:tcW w:type="dxa" w:w="3324"/>
-          </w:tcPr>
-          <w:p>
-            <w:pPr>
-              <w:spacing w:before="20" w:after="20"/>
-            </w:pPr>
-            <w:r>
-              <w:rPr>
-                <w:rFonts w:ascii="Aptos" w:hAnsi="Aptos"/>
-                <w:b w:val="0"/>
-                <w:i w:val="0"/>
-                <w:sz w:val="22"/>
-              </w:rPr>
-              <w:t>kolokwium; sprawdziany wstępne „wejściówki"</w:t>
-            </w:r>
-          </w:p>
-        </w:tc>
-      </w:tr>
-      <w:tr>
-        <w:tc>
-          <w:tcPr>
-            <w:tcW w:type="dxa" w:w="3324"/>
-          </w:tcPr>
-          <w:p>
-            <w:pPr>
-              <w:spacing w:before="20" w:after="20"/>
-            </w:pPr>
-            <w:r>
-              <w:rPr>
-                <w:rFonts w:ascii="Aptos" w:hAnsi="Aptos"/>
-                <w:b w:val="0"/>
-                <w:i w:val="0"/>
-                <w:sz w:val="22"/>
-              </w:rPr>
-            </w:r>
-          </w:p>
-        </w:tc>
-        <w:tc>
-          <w:tcPr>
-            <w:tcW w:type="dxa" w:w="3324"/>
-          </w:tcPr>
-          <w:p>
-            <w:pPr>
-              <w:spacing w:before="20" w:after="20"/>
-            </w:pPr>
-            <w:r>
-              <w:rPr>
-                <w:rFonts w:ascii="Aptos" w:hAnsi="Aptos"/>
-                <w:b w:val="0"/>
-                <w:i w:val="0"/>
-                <w:sz w:val="22"/>
-              </w:rPr>
-              <w:t>e</w:t>
-            </w:r>
-          </w:p>
-        </w:tc>
-        <w:tc>
-          <w:tcPr>
-            <w:tcW w:type="dxa" w:w="3324"/>
-          </w:tcPr>
-          <w:p>
-            <w:pPr>
-              <w:spacing w:before="20" w:after="20"/>
-            </w:pPr>
-            <w:r>
-              <w:rPr>
-                <w:rFonts w:ascii="Aptos" w:hAnsi="Aptos"/>
-                <w:b w:val="0"/>
-                <w:i w:val="0"/>
-                <w:sz w:val="22"/>
-              </w:rPr>
-              <w:t>kolokwium; sprawdziany wstępne „wejściówki"</w:t>
-            </w:r>
-          </w:p>
-        </w:tc>
-      </w:tr>
-      <w:tr>
-        <w:tc>
-          <w:tcPr>
-            <w:tcW w:type="dxa" w:w="3324"/>
-          </w:tcPr>
-          <w:p>
-            <w:pPr>
-              <w:spacing w:before="20" w:after="20"/>
-            </w:pPr>
-            <w:r>
-              <w:rPr>
-                <w:rFonts w:ascii="Aptos" w:hAnsi="Aptos"/>
-                <w:b w:val="0"/>
-                <w:i w:val="0"/>
-                <w:sz w:val="22"/>
-              </w:rPr>
-            </w:r>
-          </w:p>
-        </w:tc>
-        <w:tc>
-          <w:tcPr>
-            <w:tcW w:type="dxa" w:w="3324"/>
-          </w:tcPr>
-          <w:p>
-            <w:pPr>
-              <w:spacing w:before="20" w:after="20"/>
-            </w:pPr>
-            <w:r>
-              <w:rPr>
-                <w:rFonts w:ascii="Aptos" w:hAnsi="Aptos"/>
-                <w:b w:val="0"/>
-                <w:i w:val="0"/>
-                <w:sz w:val="22"/>
-              </w:rPr>
-              <w:t>b</w:t>
-            </w:r>
-          </w:p>
-        </w:tc>
-        <w:tc>
-          <w:tcPr>
-            <w:tcW w:type="dxa" w:w="3324"/>
-          </w:tcPr>
-          <w:p>
-            <w:pPr>
-              <w:spacing w:before="20" w:after="20"/>
-            </w:pPr>
-            <w:r>
-              <w:rPr>
-                <w:rFonts w:ascii="Aptos" w:hAnsi="Aptos"/>
-                <w:b w:val="0"/>
-                <w:i w:val="0"/>
-                <w:sz w:val="22"/>
-              </w:rPr>
-              <w:t>kolokwium; sprawdziany wstępne „wejściówki"</w:t>
-            </w:r>
-          </w:p>
-        </w:tc>
-      </w:tr>
-      <w:tr>
-        <w:tc>
-          <w:tcPr>
-            <w:tcW w:type="dxa" w:w="3324"/>
-          </w:tcPr>
-          <w:p>
-            <w:pPr>
-              <w:spacing w:before="20" w:after="20"/>
-            </w:pPr>
-            <w:r>
-              <w:rPr>
-                <w:rFonts w:ascii="Aptos" w:hAnsi="Aptos"/>
-                <w:b w:val="0"/>
-                <w:i w:val="0"/>
-                <w:sz w:val="22"/>
-              </w:rPr>
-            </w:r>
-          </w:p>
-        </w:tc>
-        <w:tc>
-          <w:tcPr>
-            <w:tcW w:type="dxa" w:w="3324"/>
-          </w:tcPr>
-          <w:p>
-            <w:pPr>
-              <w:spacing w:before="20" w:after="20"/>
-            </w:pPr>
-            <w:r>
-              <w:rPr>
-                <w:rFonts w:ascii="Aptos" w:hAnsi="Aptos"/>
-                <w:b w:val="0"/>
-                <w:i w:val="0"/>
-                <w:sz w:val="22"/>
-              </w:rPr>
-              <w:t>n</w:t>
-            </w:r>
-          </w:p>
-        </w:tc>
-        <w:tc>
-          <w:tcPr>
-            <w:tcW w:type="dxa" w:w="3324"/>
-          </w:tcPr>
-          <w:p>
-            <w:pPr>
-              <w:spacing w:before="20" w:after="20"/>
-            </w:pPr>
-            <w:r>
-              <w:rPr>
-                <w:rFonts w:ascii="Aptos" w:hAnsi="Aptos"/>
-                <w:b w:val="0"/>
-                <w:i w:val="0"/>
-                <w:sz w:val="22"/>
-              </w:rPr>
-              <w:t>kolokwium; sprawdziany wstępne „wejściówki"</w:t>
-            </w:r>
-          </w:p>
-        </w:tc>
-      </w:tr>
-      <w:tr>
-        <w:tc>
-          <w:tcPr>
-            <w:tcW w:type="dxa" w:w="3324"/>
-          </w:tcPr>
-          <w:p>
-            <w:pPr>
-              <w:spacing w:before="20" w:after="20"/>
-            </w:pPr>
-            <w:r>
-              <w:rPr>
-                <w:rFonts w:ascii="Aptos" w:hAnsi="Aptos"/>
-                <w:b w:val="0"/>
-                <w:i w:val="0"/>
-                <w:sz w:val="22"/>
-              </w:rPr>
-            </w:r>
-          </w:p>
-        </w:tc>
-        <w:tc>
-          <w:tcPr>
-            <w:tcW w:type="dxa" w:w="3324"/>
-          </w:tcPr>
-          <w:p>
-            <w:pPr>
-              <w:spacing w:before="20" w:after="20"/>
-            </w:pPr>
-            <w:r>
-              <w:rPr>
-                <w:rFonts w:ascii="Aptos" w:hAnsi="Aptos"/>
-                <w:b w:val="0"/>
-                <w:i w:val="0"/>
-                <w:sz w:val="22"/>
-              </w:rPr>
-              <w:t>y</w:t>
-            </w:r>
-          </w:p>
-        </w:tc>
-        <w:tc>
-          <w:tcPr>
-            <w:tcW w:type="dxa" w:w="3324"/>
-          </w:tcPr>
-          <w:p>
-            <w:pPr>
-              <w:spacing w:before="20" w:after="20"/>
-            </w:pPr>
-            <w:r>
-              <w:rPr>
-                <w:rFonts w:ascii="Aptos" w:hAnsi="Aptos"/>
-                <w:b w:val="0"/>
-                <w:i w:val="0"/>
-                <w:sz w:val="22"/>
-              </w:rPr>
-              <w:t>kolokwium; sprawdziany wstępne „wejściówki"</w:t>
-            </w:r>
-          </w:p>
-        </w:tc>
-      </w:tr>
-      <w:tr>
-        <w:tc>
-          <w:tcPr>
-            <w:tcW w:type="dxa" w:w="3324"/>
-          </w:tcPr>
-          <w:p>
-            <w:pPr>
-              <w:spacing w:before="20" w:after="20"/>
-            </w:pPr>
-            <w:r>
-              <w:rPr>
-                <w:rFonts w:ascii="Aptos" w:hAnsi="Aptos"/>
-                <w:b w:val="0"/>
-                <w:i w:val="0"/>
-                <w:sz w:val="22"/>
-              </w:rPr>
-            </w:r>
-          </w:p>
-        </w:tc>
-        <w:tc>
-          <w:tcPr>
-            <w:tcW w:type="dxa" w:w="3324"/>
-          </w:tcPr>
-          <w:p>
-            <w:pPr>
-              <w:spacing w:before="20" w:after="20"/>
-            </w:pPr>
-            <w:r>
-              <w:rPr>
-                <w:rFonts w:ascii="Aptos" w:hAnsi="Aptos"/>
-                <w:b w:val="0"/>
-                <w:i w:val="0"/>
-                <w:sz w:val="22"/>
-              </w:rPr>
-              <w:t xml:space="preserve"> </w:t>
-            </w:r>
-          </w:p>
-        </w:tc>
-        <w:tc>
-          <w:tcPr>
-            <w:tcW w:type="dxa" w:w="3324"/>
-          </w:tcPr>
-          <w:p>
-            <w:pPr>
-              <w:spacing w:before="20" w:after="20"/>
-            </w:pPr>
-            <w:r>
-              <w:rPr>
-                <w:rFonts w:ascii="Aptos" w:hAnsi="Aptos"/>
-                <w:b w:val="0"/>
-                <w:i w:val="0"/>
-                <w:sz w:val="22"/>
-              </w:rPr>
-              <w:t>kolokwium; sprawdziany wstępne „wejściówki"</w:t>
-            </w:r>
-          </w:p>
-        </w:tc>
-      </w:tr>
-      <w:tr>
-        <w:tc>
-          <w:tcPr>
-            <w:tcW w:type="dxa" w:w="3324"/>
-          </w:tcPr>
-          <w:p>
-            <w:pPr>
-              <w:spacing w:before="20" w:after="20"/>
-            </w:pPr>
-            <w:r>
-              <w:rPr>
-                <w:rFonts w:ascii="Aptos" w:hAnsi="Aptos"/>
-                <w:b w:val="0"/>
-                <w:i w:val="0"/>
-                <w:sz w:val="22"/>
-              </w:rPr>
-            </w:r>
-          </w:p>
-        </w:tc>
-        <w:tc>
-          <w:tcPr>
-            <w:tcW w:type="dxa" w:w="3324"/>
-          </w:tcPr>
-          <w:p>
-            <w:pPr>
-              <w:spacing w:before="20" w:after="20"/>
-            </w:pPr>
-            <w:r>
-              <w:rPr>
-                <w:rFonts w:ascii="Aptos" w:hAnsi="Aptos"/>
-                <w:b w:val="0"/>
-                <w:i w:val="0"/>
-                <w:sz w:val="22"/>
-              </w:rPr>
-              <w:t>k</w:t>
-            </w:r>
-          </w:p>
-        </w:tc>
-        <w:tc>
-          <w:tcPr>
-            <w:tcW w:type="dxa" w:w="3324"/>
-          </w:tcPr>
-          <w:p>
-            <w:pPr>
-              <w:spacing w:before="20" w:after="20"/>
-            </w:pPr>
-            <w:r>
-              <w:rPr>
-                <w:rFonts w:ascii="Aptos" w:hAnsi="Aptos"/>
-                <w:b w:val="0"/>
-                <w:i w:val="0"/>
-                <w:sz w:val="22"/>
-              </w:rPr>
-              <w:t>kolokwium; sprawdziany wstępne „wejściówki"</w:t>
-            </w:r>
-          </w:p>
-        </w:tc>
-      </w:tr>
-      <w:tr>
-        <w:tc>
-          <w:tcPr>
-            <w:tcW w:type="dxa" w:w="3324"/>
-          </w:tcPr>
-          <w:p>
-            <w:pPr>
-              <w:spacing w:before="20" w:after="20"/>
-            </w:pPr>
-            <w:r>
-              <w:rPr>
-                <w:rFonts w:ascii="Aptos" w:hAnsi="Aptos"/>
-                <w:b w:val="0"/>
-                <w:i w:val="0"/>
-                <w:sz w:val="22"/>
-              </w:rPr>
-            </w:r>
-          </w:p>
-        </w:tc>
-        <w:tc>
-          <w:tcPr>
-            <w:tcW w:type="dxa" w:w="3324"/>
-          </w:tcPr>
-          <w:p>
-            <w:pPr>
-              <w:spacing w:before="20" w:after="20"/>
-            </w:pPr>
-            <w:r>
-              <w:rPr>
-                <w:rFonts w:ascii="Aptos" w:hAnsi="Aptos"/>
-                <w:b w:val="0"/>
-                <w:i w:val="0"/>
-                <w:sz w:val="22"/>
-              </w:rPr>
-              <w:t>o</w:t>
-            </w:r>
-          </w:p>
-        </w:tc>
-        <w:tc>
-          <w:tcPr>
-            <w:tcW w:type="dxa" w:w="3324"/>
-          </w:tcPr>
-          <w:p>
-            <w:pPr>
-              <w:spacing w:before="20" w:after="20"/>
-            </w:pPr>
-            <w:r>
-              <w:rPr>
-                <w:rFonts w:ascii="Aptos" w:hAnsi="Aptos"/>
-                <w:b w:val="0"/>
-                <w:i w:val="0"/>
-                <w:sz w:val="22"/>
-              </w:rPr>
-              <w:t>kolokwium; sprawdziany wstępne „wejściówki"</w:t>
-            </w:r>
-          </w:p>
-        </w:tc>
-      </w:tr>
-      <w:tr>
-        <w:tc>
-          <w:tcPr>
-            <w:tcW w:type="dxa" w:w="3324"/>
-          </w:tcPr>
-          <w:p>
-            <w:pPr>
-              <w:spacing w:before="20" w:after="20"/>
-            </w:pPr>
-            <w:r>
-              <w:rPr>
-                <w:rFonts w:ascii="Aptos" w:hAnsi="Aptos"/>
-                <w:b w:val="0"/>
-                <w:i w:val="0"/>
-                <w:sz w:val="22"/>
-              </w:rPr>
-            </w:r>
-          </w:p>
-        </w:tc>
-        <w:tc>
-          <w:tcPr>
-            <w:tcW w:type="dxa" w:w="3324"/>
-          </w:tcPr>
-          <w:p>
-            <w:pPr>
-              <w:spacing w:before="20" w:after="20"/>
-            </w:pPr>
-            <w:r>
-              <w:rPr>
-                <w:rFonts w:ascii="Aptos" w:hAnsi="Aptos"/>
-                <w:b w:val="0"/>
-                <w:i w:val="0"/>
-                <w:sz w:val="22"/>
-              </w:rPr>
-              <w:t>n</w:t>
-            </w:r>
-          </w:p>
-        </w:tc>
-        <w:tc>
-          <w:tcPr>
-            <w:tcW w:type="dxa" w:w="3324"/>
-          </w:tcPr>
-          <w:p>
-            <w:pPr>
-              <w:spacing w:before="20" w:after="20"/>
-            </w:pPr>
-            <w:r>
-              <w:rPr>
-                <w:rFonts w:ascii="Aptos" w:hAnsi="Aptos"/>
-                <w:b w:val="0"/>
-                <w:i w:val="0"/>
-                <w:sz w:val="22"/>
-              </w:rPr>
-              <w:t>kolokwium; sprawdziany wstępne „wejściówki"</w:t>
-            </w:r>
-          </w:p>
-        </w:tc>
-      </w:tr>
-      <w:tr>
-        <w:tc>
-          <w:tcPr>
-            <w:tcW w:type="dxa" w:w="3324"/>
-          </w:tcPr>
-          <w:p>
-            <w:pPr>
-              <w:spacing w:before="20" w:after="20"/>
-            </w:pPr>
-            <w:r>
-              <w:rPr>
-                <w:rFonts w:ascii="Aptos" w:hAnsi="Aptos"/>
-                <w:b w:val="0"/>
-                <w:i w:val="0"/>
-                <w:sz w:val="22"/>
-              </w:rPr>
-            </w:r>
-          </w:p>
-        </w:tc>
-        <w:tc>
-          <w:tcPr>
-            <w:tcW w:type="dxa" w:w="3324"/>
-          </w:tcPr>
-          <w:p>
-            <w:pPr>
-              <w:spacing w:before="20" w:after="20"/>
-            </w:pPr>
-            <w:r>
-              <w:rPr>
-                <w:rFonts w:ascii="Aptos" w:hAnsi="Aptos"/>
-                <w:b w:val="0"/>
-                <w:i w:val="0"/>
-                <w:sz w:val="22"/>
-              </w:rPr>
-              <w:t>t</w:t>
-            </w:r>
-          </w:p>
-        </w:tc>
-        <w:tc>
-          <w:tcPr>
-            <w:tcW w:type="dxa" w:w="3324"/>
-          </w:tcPr>
-          <w:p>
-            <w:pPr>
-              <w:spacing w:before="20" w:after="20"/>
-            </w:pPr>
-            <w:r>
-              <w:rPr>
-                <w:rFonts w:ascii="Aptos" w:hAnsi="Aptos"/>
-                <w:b w:val="0"/>
-                <w:i w:val="0"/>
-                <w:sz w:val="22"/>
-              </w:rPr>
-              <w:t>kolokwium; sprawdziany wstępne „wejściówki"</w:t>
-            </w:r>
-          </w:p>
-        </w:tc>
-      </w:tr>
-      <w:tr>
-        <w:tc>
-          <w:tcPr>
-            <w:tcW w:type="dxa" w:w="3324"/>
-          </w:tcPr>
-          <w:p>
-            <w:pPr>
-              <w:spacing w:before="20" w:after="20"/>
-            </w:pPr>
-            <w:r>
-              <w:rPr>
-                <w:rFonts w:ascii="Aptos" w:hAnsi="Aptos"/>
-                <w:b w:val="0"/>
-                <w:i w:val="0"/>
-                <w:sz w:val="22"/>
-              </w:rPr>
-            </w:r>
-          </w:p>
-        </w:tc>
-        <w:tc>
-          <w:tcPr>
-            <w:tcW w:type="dxa" w:w="3324"/>
-          </w:tcPr>
-          <w:p>
-            <w:pPr>
-              <w:spacing w:before="20" w:after="20"/>
-            </w:pPr>
-            <w:r>
-              <w:rPr>
-                <w:rFonts w:ascii="Aptos" w:hAnsi="Aptos"/>
-                <w:b w:val="0"/>
-                <w:i w:val="0"/>
-                <w:sz w:val="22"/>
-              </w:rPr>
-              <w:t>e</w:t>
-            </w:r>
-          </w:p>
-        </w:tc>
-        <w:tc>
-          <w:tcPr>
-            <w:tcW w:type="dxa" w:w="3324"/>
-          </w:tcPr>
-          <w:p>
-            <w:pPr>
-              <w:spacing w:before="20" w:after="20"/>
-            </w:pPr>
-            <w:r>
-              <w:rPr>
-                <w:rFonts w:ascii="Aptos" w:hAnsi="Aptos"/>
-                <w:b w:val="0"/>
-                <w:i w:val="0"/>
-                <w:sz w:val="22"/>
-              </w:rPr>
-              <w:t>kolokwium; sprawdziany wstępne „wejściówki"</w:t>
-            </w:r>
-          </w:p>
-        </w:tc>
-      </w:tr>
-      <w:tr>
-        <w:tc>
-          <w:tcPr>
-            <w:tcW w:type="dxa" w:w="3324"/>
-          </w:tcPr>
-          <w:p>
-            <w:pPr>
-              <w:spacing w:before="20" w:after="20"/>
-            </w:pPr>
-            <w:r>
-              <w:rPr>
-                <w:rFonts w:ascii="Aptos" w:hAnsi="Aptos"/>
-                <w:b w:val="0"/>
-                <w:i w:val="0"/>
-                <w:sz w:val="22"/>
-              </w:rPr>
-            </w:r>
-          </w:p>
-        </w:tc>
-        <w:tc>
-          <w:tcPr>
-            <w:tcW w:type="dxa" w:w="3324"/>
-          </w:tcPr>
-          <w:p>
-            <w:pPr>
-              <w:spacing w:before="20" w:after="20"/>
-            </w:pPr>
-            <w:r>
-              <w:rPr>
-                <w:rFonts w:ascii="Aptos" w:hAnsi="Aptos"/>
-                <w:b w:val="0"/>
-                <w:i w:val="0"/>
-                <w:sz w:val="22"/>
-              </w:rPr>
-              <w:t>k</w:t>
-            </w:r>
-          </w:p>
-        </w:tc>
-        <w:tc>
-          <w:tcPr>
-            <w:tcW w:type="dxa" w:w="3324"/>
-          </w:tcPr>
-          <w:p>
-            <w:pPr>
-              <w:spacing w:before="20" w:after="20"/>
-            </w:pPr>
-            <w:r>
-              <w:rPr>
-                <w:rFonts w:ascii="Aptos" w:hAnsi="Aptos"/>
-                <w:b w:val="0"/>
-                <w:i w:val="0"/>
-                <w:sz w:val="22"/>
-              </w:rPr>
-              <w:t>kolokwium; sprawdziany wstępne „wejściówki"</w:t>
-            </w:r>
-          </w:p>
-        </w:tc>
-      </w:tr>
-      <w:tr>
-        <w:tc>
-          <w:tcPr>
-            <w:tcW w:type="dxa" w:w="3324"/>
-          </w:tcPr>
-          <w:p>
-            <w:pPr>
-              <w:spacing w:before="20" w:after="20"/>
-            </w:pPr>
-            <w:r>
-              <w:rPr>
-                <w:rFonts w:ascii="Aptos" w:hAnsi="Aptos"/>
-                <w:b w:val="0"/>
-                <w:i w:val="0"/>
-                <w:sz w:val="22"/>
-              </w:rPr>
-            </w:r>
-          </w:p>
-        </w:tc>
-        <w:tc>
-          <w:tcPr>
-            <w:tcW w:type="dxa" w:w="3324"/>
-          </w:tcPr>
-          <w:p>
-            <w:pPr>
-              <w:spacing w:before="20" w:after="20"/>
-            </w:pPr>
-            <w:r>
-              <w:rPr>
-                <w:rFonts w:ascii="Aptos" w:hAnsi="Aptos"/>
-                <w:b w:val="0"/>
-                <w:i w:val="0"/>
-                <w:sz w:val="22"/>
-              </w:rPr>
-              <w:t>s</w:t>
-            </w:r>
-          </w:p>
-        </w:tc>
-        <w:tc>
-          <w:tcPr>
-            <w:tcW w:type="dxa" w:w="3324"/>
-          </w:tcPr>
-          <w:p>
-            <w:pPr>
-              <w:spacing w:before="20" w:after="20"/>
-            </w:pPr>
-            <w:r>
-              <w:rPr>
-                <w:rFonts w:ascii="Aptos" w:hAnsi="Aptos"/>
-                <w:b w:val="0"/>
-                <w:i w:val="0"/>
-                <w:sz w:val="22"/>
-              </w:rPr>
-              <w:t>kolokwium; sprawdziany wstępne „wejściówki"</w:t>
-            </w:r>
-          </w:p>
-        </w:tc>
-      </w:tr>
-      <w:tr>
-        <w:tc>
-          <w:tcPr>
-            <w:tcW w:type="dxa" w:w="3324"/>
-          </w:tcPr>
-          <w:p>
-            <w:pPr>
-              <w:spacing w:before="20" w:after="20"/>
-            </w:pPr>
-            <w:r>
-              <w:rPr>
-                <w:rFonts w:ascii="Aptos" w:hAnsi="Aptos"/>
-                <w:b w:val="0"/>
-                <w:i w:val="0"/>
-                <w:sz w:val="22"/>
-              </w:rPr>
-            </w:r>
-          </w:p>
-        </w:tc>
-        <w:tc>
-          <w:tcPr>
-            <w:tcW w:type="dxa" w:w="3324"/>
-          </w:tcPr>
-          <w:p>
-            <w:pPr>
-              <w:spacing w:before="20" w:after="20"/>
-            </w:pPr>
-            <w:r>
-              <w:rPr>
-                <w:rFonts w:ascii="Aptos" w:hAnsi="Aptos"/>
-                <w:b w:val="0"/>
-                <w:i w:val="0"/>
-                <w:sz w:val="22"/>
-              </w:rPr>
-              <w:t>t</w:t>
-            </w:r>
-          </w:p>
-        </w:tc>
-        <w:tc>
-          <w:tcPr>
-            <w:tcW w:type="dxa" w:w="3324"/>
-          </w:tcPr>
-          <w:p>
-            <w:pPr>
-              <w:spacing w:before="20" w:after="20"/>
-            </w:pPr>
-            <w:r>
-              <w:rPr>
-                <w:rFonts w:ascii="Aptos" w:hAnsi="Aptos"/>
-                <w:b w:val="0"/>
-                <w:i w:val="0"/>
-                <w:sz w:val="22"/>
-              </w:rPr>
-              <w:t>kolokwium; sprawdziany wstępne „wejściówki"</w:t>
-            </w:r>
-          </w:p>
-        </w:tc>
-      </w:tr>
-      <w:tr>
-        <w:tc>
-          <w:tcPr>
-            <w:tcW w:type="dxa" w:w="3324"/>
-          </w:tcPr>
-          <w:p>
-            <w:pPr>
-              <w:spacing w:before="20" w:after="20"/>
-            </w:pPr>
-            <w:r>
-              <w:rPr>
-                <w:rFonts w:ascii="Aptos" w:hAnsi="Aptos"/>
-                <w:b w:val="0"/>
-                <w:i w:val="0"/>
-                <w:sz w:val="22"/>
-              </w:rPr>
-            </w:r>
-          </w:p>
-        </w:tc>
-        <w:tc>
-          <w:tcPr>
-            <w:tcW w:type="dxa" w:w="3324"/>
-          </w:tcPr>
-          <w:p>
-            <w:pPr>
-              <w:spacing w:before="20" w:after="20"/>
-            </w:pPr>
-            <w:r>
-              <w:rPr>
-                <w:rFonts w:ascii="Aptos" w:hAnsi="Aptos"/>
-                <w:b w:val="0"/>
-                <w:i w:val="0"/>
-                <w:sz w:val="22"/>
-              </w:rPr>
-              <w:t>.</w:t>
-            </w:r>
-          </w:p>
-        </w:tc>
-        <w:tc>
-          <w:tcPr>
-            <w:tcW w:type="dxa" w:w="3324"/>
-          </w:tcPr>
-          <w:p>
-            <w:pPr>
-              <w:spacing w:before="20" w:after="20"/>
-            </w:pPr>
-            <w:r>
-              <w:rPr>
-                <w:rFonts w:ascii="Aptos" w:hAnsi="Aptos"/>
-                <w:b w:val="0"/>
-                <w:i w:val="0"/>
-                <w:sz w:val="22"/>
-              </w:rPr>
-              <w:t>kolokwium; sprawdziany wstępne „wejściówki"</w:t>
+              <w:t>kolokwium, sprawdziany wstępne „wejściówki"</w:t>
             </w:r>
           </w:p>
         </w:tc>

--- a/public/assets/files/niestacjonarne/ALG.docx
+++ b/public/assets/files/niestacjonarne/ALG.docx
@@ -841,7 +841,7 @@
                 <w:i w:val="0"/>
                 <w:sz w:val="22"/>
               </w:rPr>
-              <w:t>16</w:t>
+              <w:t>8</w:t>
             </w:r>
           </w:p>
         </w:tc>
@@ -1031,7 +1031,7 @@
                 <w:i w:val="0"/>
                 <w:sz w:val="22"/>
               </w:rPr>
-              <w:t>32</w:t>
+              <w:t>24</w:t>
             </w:r>
           </w:p>
         </w:tc>
@@ -1051,7 +1051,7 @@
                 <w:i w:val="0"/>
                 <w:sz w:val="22"/>
               </w:rPr>
-              <w:t>1.3</w:t>
+              <w:t>1.0</w:t>
             </w:r>
           </w:p>
         </w:tc>
@@ -1093,7 +1093,7 @@
                 <w:i w:val="0"/>
                 <w:sz w:val="22"/>
               </w:rPr>
-              <w:t>68</w:t>
+              <w:t>76</w:t>
             </w:r>
           </w:p>
         </w:tc>
@@ -1113,7 +1113,7 @@
                 <w:i w:val="0"/>
                 <w:sz w:val="22"/>
               </w:rPr>
-              <w:t>2.7</w:t>
+              <w:t>3.0</w:t>
             </w:r>
           </w:p>
         </w:tc>

--- a/public/assets/files/niestacjonarne/ALG.docx
+++ b/public/assets/files/niestacjonarne/ALG.docx
@@ -1829,14 +1829,13 @@
       </w:tblPr>
       <w:tblGrid>
         <w:gridCol w:w="680"/>
-        <w:gridCol w:w="4536"/>
-        <w:gridCol w:w="4252"/>
+        <w:gridCol w:w="8788"/>
       </w:tblGrid>
       <w:tr>
         <w:tc>
           <w:tcPr>
             <w:tcW w:type="dxa" w:w="9468"/>
-            <w:gridSpan w:val="3"/>
+            <w:gridSpan w:val="2"/>
             <w:shd w:val="clear" w:color="auto" w:fill="D9D9D9"/>
           </w:tcPr>
           <w:p>
@@ -1878,7 +1877,7 @@
         </w:tc>
         <w:tc>
           <w:tcPr>
-            <w:tcW w:type="dxa" w:w="4536"/>
+            <w:tcW w:type="dxa" w:w="8788"/>
             <w:shd w:val="clear" w:color="auto" w:fill="D9D9D9"/>
           </w:tcPr>
           <w:p>
@@ -1892,27 +1891,7 @@
                 <w:i w:val="0"/>
                 <w:sz w:val="16"/>
               </w:rPr>
-              <w:t>Wykład</w:t>
-            </w:r>
-          </w:p>
-        </w:tc>
-        <w:tc>
-          <w:tcPr>
-            <w:tcW w:type="dxa" w:w="4252"/>
-            <w:shd w:val="clear" w:color="auto" w:fill="D9D9D9"/>
-          </w:tcPr>
-          <w:p>
-            <w:pPr>
-              <w:spacing w:before="20" w:after="20"/>
-            </w:pPr>
-            <w:r>
-              <w:rPr>
-                <w:rFonts w:ascii="Aptos" w:hAnsi="Aptos"/>
-                <w:b/>
-                <w:i w:val="0"/>
-                <w:sz w:val="16"/>
-              </w:rPr>
-              <w:t>Ćwiczenia / Laboratorium / Pracownia</w:t>
+              <w:t>Treści programowe</w:t>
             </w:r>
           </w:p>
         </w:tc>
@@ -1939,7 +1918,7 @@
         </w:tc>
         <w:tc>
           <w:tcPr>
-            <w:tcW w:type="dxa" w:w="4536"/>
+            <w:tcW w:type="dxa" w:w="8788"/>
           </w:tcPr>
           <w:p>
             <w:pPr>
@@ -1953,24 +1932,6 @@
                 <w:sz w:val="22"/>
               </w:rPr>
               <w:t>Liczby zespolone. Interpretacja geometryczna. Postać kartezjańska.  Postać trygonometryczna. Potęgi i pierwiastki liczb zespolonych.</w:t>
-            </w:r>
-          </w:p>
-        </w:tc>
-        <w:tc>
-          <w:tcPr>
-            <w:tcW w:type="dxa" w:w="4252"/>
-          </w:tcPr>
-          <w:p>
-            <w:pPr>
-              <w:spacing w:before="20" w:after="20"/>
-            </w:pPr>
-            <w:r>
-              <w:rPr>
-                <w:rFonts w:ascii="Aptos" w:hAnsi="Aptos"/>
-                <w:b w:val="0"/>
-                <w:i w:val="0"/>
-                <w:sz w:val="22"/>
-              </w:rPr>
             </w:r>
           </w:p>
         </w:tc>
@@ -1997,7 +1958,7 @@
         </w:tc>
         <w:tc>
           <w:tcPr>
-            <w:tcW w:type="dxa" w:w="4536"/>
+            <w:tcW w:type="dxa" w:w="8788"/>
           </w:tcPr>
           <w:p>
             <w:pPr>
@@ -2011,24 +1972,6 @@
                 <w:sz w:val="22"/>
               </w:rPr>
               <w:t>Działania na wielomianach. Mnożenie , dzielenie wielomianów.  Pierwiastki wielomianów rzeczywistych i zespolonych (wzory Cardana). Funkcje wymierne, ułamki proste (rzeczywiste i zespolone).</w:t>
-            </w:r>
-          </w:p>
-        </w:tc>
-        <w:tc>
-          <w:tcPr>
-            <w:tcW w:type="dxa" w:w="4252"/>
-          </w:tcPr>
-          <w:p>
-            <w:pPr>
-              <w:spacing w:before="20" w:after="20"/>
-            </w:pPr>
-            <w:r>
-              <w:rPr>
-                <w:rFonts w:ascii="Aptos" w:hAnsi="Aptos"/>
-                <w:b w:val="0"/>
-                <w:i w:val="0"/>
-                <w:sz w:val="22"/>
-              </w:rPr>
             </w:r>
           </w:p>
         </w:tc>
@@ -2055,7 +1998,7 @@
         </w:tc>
         <w:tc>
           <w:tcPr>
-            <w:tcW w:type="dxa" w:w="4536"/>
+            <w:tcW w:type="dxa" w:w="8788"/>
           </w:tcPr>
           <w:p>
             <w:pPr>
@@ -2069,24 +2012,6 @@
                 <w:sz w:val="22"/>
               </w:rPr>
               <w:t>Macierze. Podstawowe operacje na macierzach.  Macierze odwrotne (metoda bezwyznacznikowa). Macierze przekształceń liniowych.</w:t>
-            </w:r>
-          </w:p>
-        </w:tc>
-        <w:tc>
-          <w:tcPr>
-            <w:tcW w:type="dxa" w:w="4252"/>
-          </w:tcPr>
-          <w:p>
-            <w:pPr>
-              <w:spacing w:before="20" w:after="20"/>
-            </w:pPr>
-            <w:r>
-              <w:rPr>
-                <w:rFonts w:ascii="Aptos" w:hAnsi="Aptos"/>
-                <w:b w:val="0"/>
-                <w:i w:val="0"/>
-                <w:sz w:val="22"/>
-              </w:rPr>
             </w:r>
           </w:p>
         </w:tc>
@@ -2113,7 +2038,7 @@
         </w:tc>
         <w:tc>
           <w:tcPr>
-            <w:tcW w:type="dxa" w:w="4536"/>
+            <w:tcW w:type="dxa" w:w="8788"/>
           </w:tcPr>
           <w:p>
             <w:pPr>
@@ -2127,24 +2052,6 @@
                 <w:sz w:val="22"/>
               </w:rPr>
               <w:t>Wyznaczniki (różne definicje).  Rozwinięcie Laplace’a oraz inne metody obliczania wyznaczników dowolnych stopni.  Macierze odwrotne (za pomocą macierzy dopełnień algebraicznych).</w:t>
-            </w:r>
-          </w:p>
-        </w:tc>
-        <w:tc>
-          <w:tcPr>
-            <w:tcW w:type="dxa" w:w="4252"/>
-          </w:tcPr>
-          <w:p>
-            <w:pPr>
-              <w:spacing w:before="20" w:after="20"/>
-            </w:pPr>
-            <w:r>
-              <w:rPr>
-                <w:rFonts w:ascii="Aptos" w:hAnsi="Aptos"/>
-                <w:b w:val="0"/>
-                <w:i w:val="0"/>
-                <w:sz w:val="22"/>
-              </w:rPr>
             </w:r>
           </w:p>
         </w:tc>
@@ -2171,7 +2078,7 @@
         </w:tc>
         <w:tc>
           <w:tcPr>
-            <w:tcW w:type="dxa" w:w="4536"/>
+            <w:tcW w:type="dxa" w:w="8788"/>
           </w:tcPr>
           <w:p>
             <w:pPr>
@@ -2185,24 +2092,6 @@
                 <w:sz w:val="22"/>
               </w:rPr>
               <w:t>Układy równań liniowych. Metoda eliminacji Gaussa. Wzory Cramera.</w:t>
-            </w:r>
-          </w:p>
-        </w:tc>
-        <w:tc>
-          <w:tcPr>
-            <w:tcW w:type="dxa" w:w="4252"/>
-          </w:tcPr>
-          <w:p>
-            <w:pPr>
-              <w:spacing w:before="20" w:after="20"/>
-            </w:pPr>
-            <w:r>
-              <w:rPr>
-                <w:rFonts w:ascii="Aptos" w:hAnsi="Aptos"/>
-                <w:b w:val="0"/>
-                <w:i w:val="0"/>
-                <w:sz w:val="22"/>
-              </w:rPr>
             </w:r>
           </w:p>
         </w:tc>
@@ -2229,7 +2118,7 @@
         </w:tc>
         <w:tc>
           <w:tcPr>
-            <w:tcW w:type="dxa" w:w="4536"/>
+            <w:tcW w:type="dxa" w:w="8788"/>
           </w:tcPr>
           <w:p>
             <w:pPr>
@@ -2243,24 +2132,6 @@
                 <w:sz w:val="22"/>
               </w:rPr>
               <w:t>Geometria analityczna w 2D.  Wektory w 3D. Iloczyn skalarny, wektorowy i mieszany.  Prosta i płaszczyzna w przestrzeni 3D.</w:t>
-            </w:r>
-          </w:p>
-        </w:tc>
-        <w:tc>
-          <w:tcPr>
-            <w:tcW w:type="dxa" w:w="4252"/>
-          </w:tcPr>
-          <w:p>
-            <w:pPr>
-              <w:spacing w:before="20" w:after="20"/>
-            </w:pPr>
-            <w:r>
-              <w:rPr>
-                <w:rFonts w:ascii="Aptos" w:hAnsi="Aptos"/>
-                <w:b w:val="0"/>
-                <w:i w:val="0"/>
-                <w:sz w:val="22"/>
-              </w:rPr>
             </w:r>
           </w:p>
         </w:tc>
